--- a/Vizsgaremek szakdolgozat dokumentáció.docx
+++ b/Vizsgaremek szakdolgozat dokumentáció.docx
@@ -1,6 +1,6 @@
 
 <file path=word/document.xml><?xml version="1.0" encoding="utf-8"?>
-<w:document xmlns:wpc="http://schemas.microsoft.com/office/word/2010/wordprocessingCanvas" xmlns:cx="http://schemas.microsoft.com/office/drawing/2014/chartex" xmlns:cx1="http://schemas.microsoft.com/office/drawing/2015/9/8/chartex" xmlns:cx2="http://schemas.microsoft.com/office/drawing/2015/10/21/chartex" xmlns:cx3="http://schemas.microsoft.com/office/drawing/2016/5/9/chartex" xmlns:cx4="http://schemas.microsoft.com/office/drawing/2016/5/10/chartex" xmlns:cx5="http://schemas.microsoft.com/office/drawing/2016/5/11/chartex" xmlns:cx6="http://schemas.microsoft.com/office/drawing/2016/5/12/chartex" xmlns:cx7="http://schemas.microsoft.com/office/drawing/2016/5/13/chartex" xmlns:cx8="http://schemas.microsoft.com/office/drawing/2016/5/14/chartex" xmlns:mc="http://schemas.openxmlformats.org/markup-compatibility/2006" xmlns:aink="http://schemas.microsoft.com/office/drawing/2016/ink" xmlns:am3d="http://schemas.microsoft.com/office/drawing/2017/model3d" xmlns:o="urn:schemas-microsoft-com:office:office" xmlns:oel="http://schemas.microsoft.com/office/2019/extlst" xmlns:r="http://schemas.openxmlformats.org/officeDocument/2006/relationships" xmlns:m="http://schemas.openxmlformats.org/officeDocument/2006/math" xmlns:v="urn:schemas-microsoft-com:vml" xmlns:wp14="http://schemas.microsoft.com/office/word/2010/wordprocessingDrawing" xmlns:wp="http://schemas.openxmlformats.org/drawingml/2006/wordprocessingDrawing" xmlns:w10="urn:schemas-microsoft-com:office:word" xmlns:w="http://schemas.openxmlformats.org/wordprocessingml/2006/main" xmlns:w14="http://schemas.microsoft.com/office/word/2010/wordml" xmlns:w15="http://schemas.microsoft.com/office/word/2012/wordml" xmlns:w16cex="http://schemas.microsoft.com/office/word/2018/wordml/cex" xmlns:w16cid="http://schemas.microsoft.com/office/word/2016/wordml/cid" xmlns:w16="http://schemas.microsoft.com/office/word/2018/wordml" xmlns:w16du="http://schemas.microsoft.com/office/word/2023/wordml/word16du" xmlns:w16sdtdh="http://schemas.microsoft.com/office/word/2020/wordml/sdtdatahash" xmlns:w16sdtfl="http://schemas.microsoft.com/office/word/2024/wordml/sdtformatlock" xmlns:w16se="http://schemas.microsoft.com/office/word/2015/wordml/symex" xmlns:wpg="http://schemas.microsoft.com/office/word/2010/wordprocessingGroup" xmlns:wpi="http://schemas.microsoft.com/office/word/2010/wordprocessingInk" xmlns:wne="http://schemas.microsoft.com/office/word/2006/wordml" xmlns:wps="http://schemas.microsoft.com/office/word/2010/wordprocessingShape" mc:Ignorable="w14 w15 w16se w16cid w16 w16cex w16sdtdh w16sdtfl w16du wp14">
+<w:document xmlns:wpc="http://schemas.microsoft.com/office/word/2010/wordprocessingCanvas" xmlns:cx="http://schemas.microsoft.com/office/drawing/2014/chartex" xmlns:cx1="http://schemas.microsoft.com/office/drawing/2015/9/8/chartex" xmlns:cx2="http://schemas.microsoft.com/office/drawing/2015/10/21/chartex" xmlns:cx3="http://schemas.microsoft.com/office/drawing/2016/5/9/chartex" xmlns:cx4="http://schemas.microsoft.com/office/drawing/2016/5/10/chartex" xmlns:cx5="http://schemas.microsoft.com/office/drawing/2016/5/11/chartex" xmlns:cx6="http://schemas.microsoft.com/office/drawing/2016/5/12/chartex" xmlns:cx7="http://schemas.microsoft.com/office/drawing/2016/5/13/chartex" xmlns:cx8="http://schemas.microsoft.com/office/drawing/2016/5/14/chartex" xmlns:mc="http://schemas.openxmlformats.org/markup-compatibility/2006" xmlns:aink="http://schemas.microsoft.com/office/drawing/2016/ink" xmlns:am3d="http://schemas.microsoft.com/office/drawing/2017/model3d" xmlns:o="urn:schemas-microsoft-com:office:office" xmlns:r="http://schemas.openxmlformats.org/officeDocument/2006/relationships" xmlns:m="http://schemas.openxmlformats.org/officeDocument/2006/math" xmlns:v="urn:schemas-microsoft-com:vml" xmlns:wp14="http://schemas.microsoft.com/office/word/2010/wordprocessingDrawing" xmlns:wp="http://schemas.openxmlformats.org/drawingml/2006/wordprocessingDrawing" xmlns:w10="urn:schemas-microsoft-com:office:word" xmlns:w="http://schemas.openxmlformats.org/wordprocessingml/2006/main" xmlns:w14="http://schemas.microsoft.com/office/word/2010/wordml" xmlns:w15="http://schemas.microsoft.com/office/word/2012/wordml" xmlns:w16cex="http://schemas.microsoft.com/office/word/2018/wordml/cex" xmlns:w16cid="http://schemas.microsoft.com/office/word/2016/wordml/cid" xmlns:w16="http://schemas.microsoft.com/office/word/2018/wordml" xmlns:w16sdtdh="http://schemas.microsoft.com/office/word/2020/wordml/sdtdatahash" xmlns:w16se="http://schemas.microsoft.com/office/word/2015/wordml/symex" xmlns:wpg="http://schemas.microsoft.com/office/word/2010/wordprocessingGroup" xmlns:wpi="http://schemas.microsoft.com/office/word/2010/wordprocessingInk" xmlns:wne="http://schemas.microsoft.com/office/word/2006/wordml" xmlns:wps="http://schemas.microsoft.com/office/word/2010/wordprocessingShape" mc:Ignorable="w14 w15 w16se w16cid w16 w16cex w16sdtdh wp14">
   <w:body>
     <w:p>
       <w:pPr>
@@ -4333,7 +4333,7 @@
                 <v:stroke joinstyle="miter"/>
                 <v:path gradientshapeok="t" o:connecttype="rect"/>
               </v:shapetype>
-              <v:shape id="Szövegdoboz 1" o:spid="_x0000_s1026" type="#_x0000_t202" style="position:absolute;left:0;text-align:left;margin-left:373.65pt;margin-top:170.4pt;width:424.85pt;height:.05pt;z-index:-251630592;visibility:visible;mso-wrap-style:square;mso-width-percent:0;mso-wrap-distance-left:9pt;mso-wrap-distance-top:0;mso-wrap-distance-right:9pt;mso-wrap-distance-bottom:0;mso-position-horizontal:right;mso-position-horizontal-relative:margin;mso-position-vertical:absolute;mso-position-vertical-relative:text;mso-width-percent:0;mso-width-relative:margin;v-text-anchor:top" o:gfxdata="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" stroked="f">
+              <v:shape id="Szövegdoboz 1" o:spid="_x0000_s1026" type="#_x0000_t202" style="position:absolute;left:0;text-align:left;margin-left:373.65pt;margin-top:170.4pt;width:424.85pt;height:.05pt;z-index:-251630592;visibility:visible;mso-wrap-style:square;mso-width-percent:0;mso-wrap-distance-left:9pt;mso-wrap-distance-top:0;mso-wrap-distance-right:9pt;mso-wrap-distance-bottom:0;mso-position-horizontal:right;mso-position-horizontal-relative:margin;mso-position-vertical:absolute;mso-position-vertical-relative:text;mso-width-percent:0;mso-width-relative:margin;v-text-anchor:top" o:gfxdata="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" stroked="f">
                 <v:textbox style="mso-fit-shape-to-text:t" inset="0,0,0,0">
                   <w:txbxContent>
                     <w:bookmarkStart w:id="51" w:name="_Ref225720594"/>
@@ -4649,7 +4649,7 @@
           </mc:Choice>
           <mc:Fallback>
             <w:pict>
-              <v:shape w14:anchorId="7AFB77F3" id="_x0000_s1027" type="#_x0000_t202" style="position:absolute;left:0;text-align:left;margin-left:0;margin-top:365.3pt;width:257.05pt;height:.05pt;z-index:251687936;visibility:visible;mso-wrap-style:square;mso-wrap-distance-left:9pt;mso-wrap-distance-top:0;mso-wrap-distance-right:9pt;mso-wrap-distance-bottom:0;mso-position-horizontal:absolute;mso-position-horizontal-relative:text;mso-position-vertical:absolute;mso-position-vertical-relative:text;v-text-anchor:top" o:gfxdata="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" stroked="f">
+              <v:shape w14:anchorId="7AFB77F3" id="_x0000_s1027" type="#_x0000_t202" style="position:absolute;left:0;text-align:left;margin-left:0;margin-top:365.3pt;width:257.05pt;height:.05pt;z-index:251687936;visibility:visible;mso-wrap-style:square;mso-wrap-distance-left:9pt;mso-wrap-distance-top:0;mso-wrap-distance-right:9pt;mso-wrap-distance-bottom:0;mso-position-horizontal:absolute;mso-position-horizontal-relative:text;mso-position-vertical:absolute;mso-position-vertical-relative:text;v-text-anchor:top" o:gfxdata="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" stroked="f">
                 <v:textbox style="mso-fit-shape-to-text:t" inset="0,0,0,0">
                   <w:txbxContent>
                     <w:bookmarkStart w:id="57" w:name="_Ref225720681"/>
@@ -9270,18 +9270,13 @@
       </w:r>
       <w:proofErr w:type="spellEnd"/>
       <w:r>
-        <w:t xml:space="preserve">, </w:t>
-      </w:r>
-      <w:proofErr w:type="gramStart"/>
-      <w:r>
-        <w:t xml:space="preserve">{ </w:t>
+        <w:t xml:space="preserve">, { </w:t>
       </w:r>
       <w:proofErr w:type="spellStart"/>
       <w:r>
         <w:t>foreignKey</w:t>
       </w:r>
       <w:proofErr w:type="spellEnd"/>
-      <w:proofErr w:type="gramEnd"/>
       <w:r>
         <w:t>: '</w:t>
       </w:r>
@@ -9290,13 +9285,8 @@
         <w:t>user_id</w:t>
       </w:r>
       <w:proofErr w:type="spellEnd"/>
-      <w:proofErr w:type="gramStart"/>
-      <w:r>
-        <w:t>' }</w:t>
-      </w:r>
-      <w:proofErr w:type="gramEnd"/>
-      <w:r>
-        <w:t>);</w:t>
+      <w:r>
+        <w:t>' });</w:t>
       </w:r>
     </w:p>
     <w:p>
@@ -9317,18 +9307,13 @@
       </w:r>
       <w:proofErr w:type="spellEnd"/>
       <w:r>
-        <w:t xml:space="preserve">, </w:t>
-      </w:r>
-      <w:proofErr w:type="gramStart"/>
-      <w:r>
-        <w:t xml:space="preserve">{ </w:t>
+        <w:t xml:space="preserve">, { </w:t>
       </w:r>
       <w:proofErr w:type="spellStart"/>
       <w:r>
         <w:t>foreignKey</w:t>
       </w:r>
       <w:proofErr w:type="spellEnd"/>
-      <w:proofErr w:type="gramEnd"/>
       <w:r>
         <w:t>: '</w:t>
       </w:r>
@@ -9337,13 +9322,8 @@
         <w:t>user_id</w:t>
       </w:r>
       <w:proofErr w:type="spellEnd"/>
-      <w:proofErr w:type="gramStart"/>
-      <w:r>
-        <w:t>' }</w:t>
-      </w:r>
-      <w:proofErr w:type="gramEnd"/>
-      <w:r>
-        <w:t>);</w:t>
+      <w:r>
+        <w:t>' });</w:t>
       </w:r>
     </w:p>
     <w:p>
@@ -9369,18 +9349,13 @@
       </w:r>
       <w:proofErr w:type="spellEnd"/>
       <w:r>
-        <w:t xml:space="preserve">, </w:t>
-      </w:r>
-      <w:proofErr w:type="gramStart"/>
-      <w:r>
-        <w:t xml:space="preserve">{ </w:t>
+        <w:t xml:space="preserve">, { </w:t>
       </w:r>
       <w:proofErr w:type="spellStart"/>
       <w:r>
         <w:t>foreignKey</w:t>
       </w:r>
       <w:proofErr w:type="spellEnd"/>
-      <w:proofErr w:type="gramEnd"/>
       <w:r>
         <w:t>: '</w:t>
       </w:r>
@@ -9405,13 +9380,8 @@
         <w:t>foglalasok</w:t>
       </w:r>
       <w:proofErr w:type="spellEnd"/>
-      <w:proofErr w:type="gramStart"/>
-      <w:r>
-        <w:t>" }</w:t>
-      </w:r>
-      <w:proofErr w:type="gramEnd"/>
-      <w:r>
-        <w:t>);</w:t>
+      <w:r>
+        <w:t>" });</w:t>
       </w:r>
     </w:p>
     <w:p>
@@ -9424,18 +9394,13 @@
       </w:r>
       <w:proofErr w:type="spellEnd"/>
       <w:r>
-        <w:t xml:space="preserve">(Asztal, </w:t>
-      </w:r>
-      <w:proofErr w:type="gramStart"/>
-      <w:r>
-        <w:t xml:space="preserve">{ </w:t>
+        <w:t xml:space="preserve">(Asztal, { </w:t>
       </w:r>
       <w:proofErr w:type="spellStart"/>
       <w:r>
         <w:t>foreignKey</w:t>
       </w:r>
       <w:proofErr w:type="spellEnd"/>
-      <w:proofErr w:type="gramEnd"/>
       <w:r>
         <w:t>: '</w:t>
       </w:r>
@@ -9453,15 +9418,7 @@
       </w:r>
       <w:proofErr w:type="spellEnd"/>
       <w:r>
-        <w:t>: "asztal</w:t>
-      </w:r>
-      <w:proofErr w:type="gramStart"/>
-      <w:r>
-        <w:t>" }</w:t>
-      </w:r>
-      <w:proofErr w:type="gramEnd"/>
-      <w:r>
-        <w:t>);</w:t>
+        <w:t>: "asztal" });</w:t>
       </w:r>
     </w:p>
     <w:p>
@@ -9944,21 +9901,7 @@
         <w:rPr>
           <w:lang w:eastAsia="hu-HU"/>
         </w:rPr>
-        <w:t xml:space="preserve"> réteg felelős az adatbázis műveletekért. Ez az egyetlen </w:t>
-      </w:r>
-      <w:proofErr w:type="gramStart"/>
-      <w:r>
-        <w:rPr>
-          <w:lang w:eastAsia="hu-HU"/>
-        </w:rPr>
-        <w:t>réteg</w:t>
-      </w:r>
-      <w:proofErr w:type="gramEnd"/>
-      <w:r>
-        <w:rPr>
-          <w:lang w:eastAsia="hu-HU"/>
-        </w:rPr>
-        <w:t xml:space="preserve"> amely közvetlenül kommunikál az adatbázissal </w:t>
+        <w:t xml:space="preserve"> réteg felelős az adatbázis műveletekért. Ez az egyetlen réteg amely közvetlenül kommunikál az adatbázissal </w:t>
       </w:r>
       <w:proofErr w:type="spellStart"/>
       <w:r>
@@ -10022,7 +9965,6 @@
         </w:rPr>
       </w:pPr>
       <w:proofErr w:type="spellStart"/>
-      <w:proofErr w:type="gramStart"/>
       <w:r>
         <w:rPr>
           <w:lang w:eastAsia="hu-HU"/>
@@ -10030,7 +9972,6 @@
         <w:t>exports.createFoglalas</w:t>
       </w:r>
       <w:proofErr w:type="spellEnd"/>
-      <w:proofErr w:type="gramEnd"/>
       <w:r>
         <w:rPr>
           <w:lang w:eastAsia="hu-HU"/>
@@ -10122,21 +10063,132 @@
         <w:t xml:space="preserve"> </w:t>
       </w:r>
       <w:proofErr w:type="spellStart"/>
-      <w:proofErr w:type="gramStart"/>
-      <w:r>
-        <w:rPr>
-          <w:lang w:eastAsia="hu-HU"/>
-        </w:rPr>
-        <w:t>db.sequelize</w:t>
-      </w:r>
-      <w:proofErr w:type="gramEnd"/>
-      <w:r>
-        <w:rPr>
-          <w:lang w:eastAsia="hu-HU"/>
-        </w:rPr>
-        <w:t>.</w:t>
-      </w:r>
-      <w:proofErr w:type="gramStart"/>
+      <w:r>
+        <w:rPr>
+          <w:lang w:eastAsia="hu-HU"/>
+        </w:rPr>
+        <w:t>db.sequelize.transaction</w:t>
+      </w:r>
+      <w:proofErr w:type="spellEnd"/>
+      <w:r>
+        <w:rPr>
+          <w:lang w:eastAsia="hu-HU"/>
+        </w:rPr>
+        <w:t>();</w:t>
+      </w:r>
+    </w:p>
+    <w:p>
+      <w:pPr>
+        <w:pStyle w:val="kd"/>
+        <w:rPr>
+          <w:lang w:eastAsia="hu-HU"/>
+        </w:rPr>
+      </w:pPr>
+      <w:r>
+        <w:rPr>
+          <w:lang w:eastAsia="hu-HU"/>
+        </w:rPr>
+        <w:t xml:space="preserve">    </w:t>
+      </w:r>
+      <w:proofErr w:type="spellStart"/>
+      <w:r>
+        <w:rPr>
+          <w:lang w:eastAsia="hu-HU"/>
+        </w:rPr>
+        <w:t>try</w:t>
+      </w:r>
+      <w:proofErr w:type="spellEnd"/>
+      <w:r>
+        <w:rPr>
+          <w:lang w:eastAsia="hu-HU"/>
+        </w:rPr>
+        <w:t xml:space="preserve"> {</w:t>
+      </w:r>
+    </w:p>
+    <w:p>
+      <w:pPr>
+        <w:pStyle w:val="kd"/>
+        <w:rPr>
+          <w:lang w:eastAsia="hu-HU"/>
+        </w:rPr>
+      </w:pPr>
+      <w:r>
+        <w:rPr>
+          <w:lang w:eastAsia="hu-HU"/>
+        </w:rPr>
+        <w:t xml:space="preserve">        const </w:t>
+      </w:r>
+      <w:proofErr w:type="spellStart"/>
+      <w:r>
+        <w:rPr>
+          <w:lang w:eastAsia="hu-HU"/>
+        </w:rPr>
+        <w:t>created</w:t>
+      </w:r>
+      <w:proofErr w:type="spellEnd"/>
+      <w:r>
+        <w:rPr>
+          <w:lang w:eastAsia="hu-HU"/>
+        </w:rPr>
+        <w:t xml:space="preserve"> = </w:t>
+      </w:r>
+      <w:proofErr w:type="spellStart"/>
+      <w:r>
+        <w:rPr>
+          <w:lang w:eastAsia="hu-HU"/>
+        </w:rPr>
+        <w:t>await</w:t>
+      </w:r>
+      <w:proofErr w:type="spellEnd"/>
+      <w:r>
+        <w:rPr>
+          <w:lang w:eastAsia="hu-HU"/>
+        </w:rPr>
+        <w:t xml:space="preserve"> </w:t>
+      </w:r>
+      <w:proofErr w:type="spellStart"/>
+      <w:r>
+        <w:rPr>
+          <w:lang w:eastAsia="hu-HU"/>
+        </w:rPr>
+        <w:t>foglalasService.createFoglalas</w:t>
+      </w:r>
+      <w:proofErr w:type="spellEnd"/>
+      <w:r>
+        <w:rPr>
+          <w:lang w:eastAsia="hu-HU"/>
+        </w:rPr>
+        <w:t>(</w:t>
+      </w:r>
+      <w:proofErr w:type="spellStart"/>
+      <w:r>
+        <w:rPr>
+          <w:lang w:eastAsia="hu-HU"/>
+        </w:rPr>
+        <w:t>req.body</w:t>
+      </w:r>
+      <w:proofErr w:type="spellEnd"/>
+      <w:r>
+        <w:rPr>
+          <w:lang w:eastAsia="hu-HU"/>
+        </w:rPr>
+        <w:t>, {</w:t>
+      </w:r>
+    </w:p>
+    <w:p>
+      <w:pPr>
+        <w:pStyle w:val="kd"/>
+        <w:rPr>
+          <w:lang w:eastAsia="hu-HU"/>
+        </w:rPr>
+      </w:pPr>
+      <w:r>
+        <w:rPr>
+          <w:lang w:eastAsia="hu-HU"/>
+        </w:rPr>
+        <w:t xml:space="preserve">            </w:t>
+      </w:r>
+      <w:proofErr w:type="spellStart"/>
       <w:r>
         <w:rPr>
           <w:lang w:eastAsia="hu-HU"/>
@@ -10148,9 +10200,156 @@
         <w:rPr>
           <w:lang w:eastAsia="hu-HU"/>
         </w:rPr>
+        <w:t>: t,</w:t>
+      </w:r>
+    </w:p>
+    <w:p>
+      <w:pPr>
+        <w:pStyle w:val="kd"/>
+        <w:rPr>
+          <w:lang w:eastAsia="hu-HU"/>
+        </w:rPr>
+      </w:pPr>
+      <w:r>
+        <w:rPr>
+          <w:lang w:eastAsia="hu-HU"/>
+        </w:rPr>
+        <w:t xml:space="preserve">            </w:t>
+      </w:r>
+      <w:proofErr w:type="spellStart"/>
+      <w:r>
+        <w:rPr>
+          <w:lang w:eastAsia="hu-HU"/>
+        </w:rPr>
+        <w:t>lock</w:t>
+      </w:r>
+      <w:proofErr w:type="spellEnd"/>
+      <w:r>
+        <w:rPr>
+          <w:lang w:eastAsia="hu-HU"/>
+        </w:rPr>
+        <w:t xml:space="preserve">: </w:t>
+      </w:r>
+      <w:proofErr w:type="spellStart"/>
+      <w:r>
+        <w:rPr>
+          <w:lang w:eastAsia="hu-HU"/>
+        </w:rPr>
+        <w:t>t.LOCK.UPDATE</w:t>
+      </w:r>
+      <w:proofErr w:type="spellEnd"/>
+      <w:r>
+        <w:rPr>
+          <w:lang w:eastAsia="hu-HU"/>
+        </w:rPr>
+        <w:t>,</w:t>
+      </w:r>
+    </w:p>
+    <w:p>
+      <w:pPr>
+        <w:pStyle w:val="kd"/>
+        <w:rPr>
+          <w:lang w:eastAsia="hu-HU"/>
+        </w:rPr>
+      </w:pPr>
+      <w:r>
+        <w:rPr>
+          <w:lang w:eastAsia="hu-HU"/>
+        </w:rPr>
+        <w:t xml:space="preserve">        });</w:t>
+      </w:r>
+    </w:p>
+    <w:p>
+      <w:pPr>
+        <w:pStyle w:val="kd"/>
+        <w:rPr>
+          <w:lang w:eastAsia="hu-HU"/>
+        </w:rPr>
+      </w:pPr>
+      <w:r>
+        <w:rPr>
+          <w:lang w:eastAsia="hu-HU"/>
+        </w:rPr>
+        <w:t xml:space="preserve">        </w:t>
+      </w:r>
+      <w:proofErr w:type="spellStart"/>
+      <w:r>
+        <w:rPr>
+          <w:lang w:eastAsia="hu-HU"/>
+        </w:rPr>
+        <w:t>await</w:t>
+      </w:r>
+      <w:proofErr w:type="spellEnd"/>
+      <w:r>
+        <w:rPr>
+          <w:lang w:eastAsia="hu-HU"/>
+        </w:rPr>
+        <w:t xml:space="preserve"> </w:t>
+      </w:r>
+      <w:proofErr w:type="spellStart"/>
+      <w:r>
+        <w:rPr>
+          <w:lang w:eastAsia="hu-HU"/>
+        </w:rPr>
+        <w:t>t.commit</w:t>
+      </w:r>
+      <w:proofErr w:type="spellEnd"/>
+      <w:r>
+        <w:rPr>
+          <w:lang w:eastAsia="hu-HU"/>
+        </w:rPr>
+        <w:t>();</w:t>
+      </w:r>
+    </w:p>
+    <w:p>
+      <w:pPr>
+        <w:pStyle w:val="kd"/>
+        <w:rPr>
+          <w:lang w:eastAsia="hu-HU"/>
+        </w:rPr>
+      </w:pPr>
+      <w:r>
+        <w:rPr>
+          <w:lang w:eastAsia="hu-HU"/>
+        </w:rPr>
+        <w:t xml:space="preserve">        </w:t>
+      </w:r>
+      <w:proofErr w:type="spellStart"/>
+      <w:r>
+        <w:rPr>
+          <w:lang w:eastAsia="hu-HU"/>
+        </w:rPr>
+        <w:t>res.status</w:t>
+      </w:r>
+      <w:proofErr w:type="spellEnd"/>
+      <w:r>
+        <w:rPr>
+          <w:lang w:eastAsia="hu-HU"/>
+        </w:rPr>
+        <w:t>(201).</w:t>
+      </w:r>
+      <w:proofErr w:type="spellStart"/>
+      <w:r>
+        <w:rPr>
+          <w:lang w:eastAsia="hu-HU"/>
+        </w:rPr>
+        <w:t>json</w:t>
+      </w:r>
+      <w:proofErr w:type="spellEnd"/>
+      <w:r>
+        <w:rPr>
+          <w:lang w:eastAsia="hu-HU"/>
+        </w:rPr>
         <w:t>(</w:t>
       </w:r>
-      <w:proofErr w:type="gramEnd"/>
+      <w:proofErr w:type="spellStart"/>
+      <w:r>
+        <w:rPr>
+          <w:lang w:eastAsia="hu-HU"/>
+        </w:rPr>
+        <w:t>created</w:t>
+      </w:r>
+      <w:proofErr w:type="spellEnd"/>
       <w:r>
         <w:rPr>
           <w:lang w:eastAsia="hu-HU"/>
@@ -10169,21 +10368,35 @@
         <w:rPr>
           <w:lang w:eastAsia="hu-HU"/>
         </w:rPr>
-        <w:t xml:space="preserve">    </w:t>
-      </w:r>
-      <w:proofErr w:type="spellStart"/>
-      <w:r>
-        <w:rPr>
-          <w:lang w:eastAsia="hu-HU"/>
-        </w:rPr>
-        <w:t>try</w:t>
-      </w:r>
-      <w:proofErr w:type="spellEnd"/>
-      <w:r>
-        <w:rPr>
-          <w:lang w:eastAsia="hu-HU"/>
-        </w:rPr>
-        <w:t xml:space="preserve"> {</w:t>
+        <w:t xml:space="preserve">    } </w:t>
+      </w:r>
+      <w:proofErr w:type="spellStart"/>
+      <w:r>
+        <w:rPr>
+          <w:lang w:eastAsia="hu-HU"/>
+        </w:rPr>
+        <w:t>catch</w:t>
+      </w:r>
+      <w:proofErr w:type="spellEnd"/>
+      <w:r>
+        <w:rPr>
+          <w:lang w:eastAsia="hu-HU"/>
+        </w:rPr>
+        <w:t xml:space="preserve"> (</w:t>
+      </w:r>
+      <w:proofErr w:type="spellStart"/>
+      <w:r>
+        <w:rPr>
+          <w:lang w:eastAsia="hu-HU"/>
+        </w:rPr>
+        <w:t>error</w:t>
+      </w:r>
+      <w:proofErr w:type="spellEnd"/>
+      <w:r>
+        <w:rPr>
+          <w:lang w:eastAsia="hu-HU"/>
+        </w:rPr>
+        <w:t>) {</w:t>
       </w:r>
     </w:p>
     <w:p>
@@ -10197,21 +10410,7 @@
         <w:rPr>
           <w:lang w:eastAsia="hu-HU"/>
         </w:rPr>
-        <w:t xml:space="preserve">        const </w:t>
-      </w:r>
-      <w:proofErr w:type="spellStart"/>
-      <w:r>
-        <w:rPr>
-          <w:lang w:eastAsia="hu-HU"/>
-        </w:rPr>
-        <w:t>created</w:t>
-      </w:r>
-      <w:proofErr w:type="spellEnd"/>
-      <w:r>
-        <w:rPr>
-          <w:lang w:eastAsia="hu-HU"/>
-        </w:rPr>
-        <w:t xml:space="preserve"> = </w:t>
+        <w:t xml:space="preserve">        </w:t>
       </w:r>
       <w:proofErr w:type="spellStart"/>
       <w:r>
@@ -10225,317 +10424,7 @@
         <w:rPr>
           <w:lang w:eastAsia="hu-HU"/>
         </w:rPr>
-        <w:t xml:space="preserve"> </w:t>
-      </w:r>
-      <w:proofErr w:type="spellStart"/>
-      <w:r>
-        <w:rPr>
-          <w:lang w:eastAsia="hu-HU"/>
-        </w:rPr>
-        <w:t>foglalasService.createFoglalas</w:t>
-      </w:r>
-      <w:proofErr w:type="spellEnd"/>
-      <w:r>
-        <w:rPr>
-          <w:lang w:eastAsia="hu-HU"/>
-        </w:rPr>
-        <w:t>(</w:t>
-      </w:r>
-      <w:proofErr w:type="spellStart"/>
-      <w:proofErr w:type="gramStart"/>
-      <w:r>
-        <w:rPr>
-          <w:lang w:eastAsia="hu-HU"/>
-        </w:rPr>
-        <w:t>req.body</w:t>
-      </w:r>
-      <w:proofErr w:type="spellEnd"/>
-      <w:proofErr w:type="gramEnd"/>
-      <w:r>
-        <w:rPr>
-          <w:lang w:eastAsia="hu-HU"/>
-        </w:rPr>
-        <w:t>, {</w:t>
-      </w:r>
-    </w:p>
-    <w:p>
-      <w:pPr>
-        <w:pStyle w:val="kd"/>
-        <w:rPr>
-          <w:lang w:eastAsia="hu-HU"/>
-        </w:rPr>
-      </w:pPr>
-      <w:r>
-        <w:rPr>
-          <w:lang w:eastAsia="hu-HU"/>
-        </w:rPr>
-        <w:t xml:space="preserve">            </w:t>
-      </w:r>
-      <w:proofErr w:type="spellStart"/>
-      <w:r>
-        <w:rPr>
-          <w:lang w:eastAsia="hu-HU"/>
-        </w:rPr>
-        <w:t>transaction</w:t>
-      </w:r>
-      <w:proofErr w:type="spellEnd"/>
-      <w:r>
-        <w:rPr>
-          <w:lang w:eastAsia="hu-HU"/>
-        </w:rPr>
-        <w:t>: t,</w:t>
-      </w:r>
-    </w:p>
-    <w:p>
-      <w:pPr>
-        <w:pStyle w:val="kd"/>
-        <w:rPr>
-          <w:lang w:eastAsia="hu-HU"/>
-        </w:rPr>
-      </w:pPr>
-      <w:r>
-        <w:rPr>
-          <w:lang w:eastAsia="hu-HU"/>
-        </w:rPr>
-        <w:t xml:space="preserve">            </w:t>
-      </w:r>
-      <w:proofErr w:type="spellStart"/>
-      <w:r>
-        <w:rPr>
-          <w:lang w:eastAsia="hu-HU"/>
-        </w:rPr>
-        <w:t>lock</w:t>
-      </w:r>
-      <w:proofErr w:type="spellEnd"/>
-      <w:r>
-        <w:rPr>
-          <w:lang w:eastAsia="hu-HU"/>
-        </w:rPr>
-        <w:t xml:space="preserve">: </w:t>
-      </w:r>
-      <w:proofErr w:type="spellStart"/>
-      <w:proofErr w:type="gramStart"/>
-      <w:r>
-        <w:rPr>
-          <w:lang w:eastAsia="hu-HU"/>
-        </w:rPr>
-        <w:t>t.LOCK.UPDATE</w:t>
-      </w:r>
-      <w:proofErr w:type="spellEnd"/>
-      <w:proofErr w:type="gramEnd"/>
-      <w:r>
-        <w:rPr>
-          <w:lang w:eastAsia="hu-HU"/>
-        </w:rPr>
-        <w:t>,</w:t>
-      </w:r>
-    </w:p>
-    <w:p>
-      <w:pPr>
-        <w:pStyle w:val="kd"/>
-        <w:rPr>
-          <w:lang w:eastAsia="hu-HU"/>
-        </w:rPr>
-      </w:pPr>
-      <w:r>
-        <w:rPr>
-          <w:lang w:eastAsia="hu-HU"/>
-        </w:rPr>
-        <w:t xml:space="preserve">        });</w:t>
-      </w:r>
-    </w:p>
-    <w:p>
-      <w:pPr>
-        <w:pStyle w:val="kd"/>
-        <w:rPr>
-          <w:lang w:eastAsia="hu-HU"/>
-        </w:rPr>
-      </w:pPr>
-      <w:r>
-        <w:rPr>
-          <w:lang w:eastAsia="hu-HU"/>
-        </w:rPr>
-        <w:t xml:space="preserve">        </w:t>
-      </w:r>
-      <w:proofErr w:type="spellStart"/>
-      <w:r>
-        <w:rPr>
-          <w:lang w:eastAsia="hu-HU"/>
-        </w:rPr>
-        <w:t>await</w:t>
-      </w:r>
-      <w:proofErr w:type="spellEnd"/>
-      <w:r>
-        <w:rPr>
-          <w:lang w:eastAsia="hu-HU"/>
-        </w:rPr>
-        <w:t xml:space="preserve"> </w:t>
-      </w:r>
-      <w:proofErr w:type="spellStart"/>
-      <w:proofErr w:type="gramStart"/>
-      <w:r>
-        <w:rPr>
-          <w:lang w:eastAsia="hu-HU"/>
-        </w:rPr>
-        <w:t>t.commit</w:t>
-      </w:r>
-      <w:proofErr w:type="spellEnd"/>
-      <w:proofErr w:type="gramEnd"/>
-      <w:r>
-        <w:rPr>
-          <w:lang w:eastAsia="hu-HU"/>
-        </w:rPr>
-        <w:t>();</w:t>
-      </w:r>
-    </w:p>
-    <w:p>
-      <w:pPr>
-        <w:pStyle w:val="kd"/>
-        <w:rPr>
-          <w:lang w:eastAsia="hu-HU"/>
-        </w:rPr>
-      </w:pPr>
-      <w:r>
-        <w:rPr>
-          <w:lang w:eastAsia="hu-HU"/>
-        </w:rPr>
-        <w:t xml:space="preserve">        </w:t>
-      </w:r>
-      <w:proofErr w:type="spellStart"/>
-      <w:proofErr w:type="gramStart"/>
-      <w:r>
-        <w:rPr>
-          <w:lang w:eastAsia="hu-HU"/>
-        </w:rPr>
-        <w:t>res.status</w:t>
-      </w:r>
-      <w:proofErr w:type="spellEnd"/>
-      <w:proofErr w:type="gramEnd"/>
-      <w:r>
-        <w:rPr>
-          <w:lang w:eastAsia="hu-HU"/>
-        </w:rPr>
-        <w:t>(201</w:t>
-      </w:r>
-      <w:proofErr w:type="gramStart"/>
-      <w:r>
-        <w:rPr>
-          <w:lang w:eastAsia="hu-HU"/>
-        </w:rPr>
-        <w:t>).</w:t>
-      </w:r>
-      <w:proofErr w:type="spellStart"/>
-      <w:r>
-        <w:rPr>
-          <w:lang w:eastAsia="hu-HU"/>
-        </w:rPr>
-        <w:t>json</w:t>
-      </w:r>
-      <w:proofErr w:type="spellEnd"/>
-      <w:proofErr w:type="gramEnd"/>
-      <w:r>
-        <w:rPr>
-          <w:lang w:eastAsia="hu-HU"/>
-        </w:rPr>
-        <w:t>(</w:t>
-      </w:r>
-      <w:proofErr w:type="spellStart"/>
-      <w:r>
-        <w:rPr>
-          <w:lang w:eastAsia="hu-HU"/>
-        </w:rPr>
-        <w:t>created</w:t>
-      </w:r>
-      <w:proofErr w:type="spellEnd"/>
-      <w:r>
-        <w:rPr>
-          <w:lang w:eastAsia="hu-HU"/>
-        </w:rPr>
-        <w:t>);</w:t>
-      </w:r>
-    </w:p>
-    <w:p>
-      <w:pPr>
-        <w:pStyle w:val="kd"/>
-        <w:rPr>
-          <w:lang w:eastAsia="hu-HU"/>
-        </w:rPr>
-      </w:pPr>
-      <w:r>
-        <w:rPr>
-          <w:lang w:eastAsia="hu-HU"/>
-        </w:rPr>
-        <w:t xml:space="preserve">    } </w:t>
-      </w:r>
-      <w:proofErr w:type="spellStart"/>
-      <w:r>
-        <w:rPr>
-          <w:lang w:eastAsia="hu-HU"/>
-        </w:rPr>
-        <w:t>catch</w:t>
-      </w:r>
-      <w:proofErr w:type="spellEnd"/>
-      <w:r>
-        <w:rPr>
-          <w:lang w:eastAsia="hu-HU"/>
-        </w:rPr>
-        <w:t xml:space="preserve"> (</w:t>
-      </w:r>
-      <w:proofErr w:type="spellStart"/>
-      <w:r>
-        <w:rPr>
-          <w:lang w:eastAsia="hu-HU"/>
-        </w:rPr>
-        <w:t>error</w:t>
-      </w:r>
-      <w:proofErr w:type="spellEnd"/>
-      <w:r>
-        <w:rPr>
-          <w:lang w:eastAsia="hu-HU"/>
-        </w:rPr>
-        <w:t>) {</w:t>
-      </w:r>
-    </w:p>
-    <w:p>
-      <w:pPr>
-        <w:pStyle w:val="kd"/>
-        <w:rPr>
-          <w:lang w:eastAsia="hu-HU"/>
-        </w:rPr>
-      </w:pPr>
-      <w:r>
-        <w:rPr>
-          <w:lang w:eastAsia="hu-HU"/>
-        </w:rPr>
-        <w:t xml:space="preserve">        </w:t>
-      </w:r>
-      <w:proofErr w:type="spellStart"/>
-      <w:r>
-        <w:rPr>
-          <w:lang w:eastAsia="hu-HU"/>
-        </w:rPr>
-        <w:t>await</w:t>
-      </w:r>
-      <w:proofErr w:type="spellEnd"/>
-      <w:r>
-        <w:rPr>
-          <w:lang w:eastAsia="hu-HU"/>
-        </w:rPr>
-        <w:t xml:space="preserve"> </w:t>
-      </w:r>
-      <w:proofErr w:type="gramStart"/>
-      <w:r>
-        <w:rPr>
-          <w:lang w:eastAsia="hu-HU"/>
-        </w:rPr>
-        <w:t>t.rollback</w:t>
-      </w:r>
-      <w:proofErr w:type="gramEnd"/>
-      <w:r>
-        <w:rPr>
-          <w:lang w:eastAsia="hu-HU"/>
-        </w:rPr>
-        <w:t>();</w:t>
+        <w:t xml:space="preserve"> t.rollback();</w:t>
       </w:r>
     </w:p>
     <w:p>
@@ -10667,7 +10556,6 @@
         <w:t xml:space="preserve"> </w:t>
       </w:r>
       <w:proofErr w:type="spellStart"/>
-      <w:proofErr w:type="gramStart"/>
       <w:r>
         <w:t>createFoglalas</w:t>
       </w:r>
@@ -10676,7 +10564,6 @@
         <w:t>(</w:t>
       </w:r>
       <w:proofErr w:type="spellStart"/>
-      <w:proofErr w:type="gramEnd"/>
       <w:r>
         <w:t>data</w:t>
       </w:r>
@@ -10706,55 +10593,63 @@
       </w:r>
       <w:proofErr w:type="spellEnd"/>
       <w:r>
+        <w:t xml:space="preserve"> (!</w:t>
+      </w:r>
+      <w:proofErr w:type="spellStart"/>
+      <w:r>
+        <w:t>data.user_id</w:t>
+      </w:r>
+      <w:proofErr w:type="spellEnd"/>
+      <w:r>
+        <w:t xml:space="preserve"> || !</w:t>
+      </w:r>
+      <w:proofErr w:type="spellStart"/>
+      <w:r>
+        <w:t>data.asztal_id</w:t>
+      </w:r>
+      <w:proofErr w:type="spellEnd"/>
+      <w:r>
+        <w:t xml:space="preserve"> || !</w:t>
+      </w:r>
+      <w:proofErr w:type="spellStart"/>
+      <w:r>
+        <w:t>data.foglalas_datum</w:t>
+      </w:r>
+      <w:proofErr w:type="spellEnd"/>
+      <w:r>
+        <w:t>) {</w:t>
+      </w:r>
+    </w:p>
+    <w:p>
+      <w:pPr>
+        <w:pStyle w:val="kd"/>
+      </w:pPr>
+      <w:r>
+        <w:t xml:space="preserve">        </w:t>
+      </w:r>
+      <w:proofErr w:type="spellStart"/>
+      <w:r>
+        <w:t>throw</w:t>
+      </w:r>
+      <w:proofErr w:type="spellEnd"/>
+      <w:r>
         <w:t xml:space="preserve"> </w:t>
       </w:r>
-      <w:proofErr w:type="gramStart"/>
-      <w:r>
-        <w:t>(!</w:t>
-      </w:r>
-      <w:proofErr w:type="spellStart"/>
-      <w:r>
-        <w:t>data</w:t>
-      </w:r>
-      <w:proofErr w:type="gramEnd"/>
-      <w:r>
-        <w:t>.user_id</w:t>
-      </w:r>
-      <w:proofErr w:type="spellEnd"/>
-      <w:r>
-        <w:t xml:space="preserve"> |</w:t>
-      </w:r>
-      <w:proofErr w:type="gramStart"/>
-      <w:r>
-        <w:t>| !</w:t>
-      </w:r>
-      <w:proofErr w:type="spellStart"/>
-      <w:r>
-        <w:t>data</w:t>
-      </w:r>
-      <w:proofErr w:type="gramEnd"/>
-      <w:r>
-        <w:t>.asztal_id</w:t>
-      </w:r>
-      <w:proofErr w:type="spellEnd"/>
-      <w:r>
-        <w:t xml:space="preserve"> |</w:t>
-      </w:r>
-      <w:proofErr w:type="gramStart"/>
-      <w:r>
-        <w:t>| !</w:t>
-      </w:r>
-      <w:proofErr w:type="spellStart"/>
-      <w:r>
-        <w:t>data</w:t>
-      </w:r>
-      <w:proofErr w:type="gramEnd"/>
-      <w:r>
-        <w:t>.foglalas_datum</w:t>
-      </w:r>
-      <w:proofErr w:type="spellEnd"/>
-      <w:r>
-        <w:t>) {</w:t>
+      <w:proofErr w:type="spellStart"/>
+      <w:r>
+        <w:t>new</w:t>
+      </w:r>
+      <w:proofErr w:type="spellEnd"/>
+      <w:r>
+        <w:t xml:space="preserve"> </w:t>
+      </w:r>
+      <w:proofErr w:type="spellStart"/>
+      <w:r>
+        <w:t>BadRequestError</w:t>
+      </w:r>
+      <w:proofErr w:type="spellEnd"/>
+      <w:r>
+        <w:t>("Minden kötelező mezőt ki kell tölteni");</w:t>
       </w:r>
     </w:p>
     <w:p>
@@ -10762,7 +10657,84 @@
         <w:pStyle w:val="kd"/>
       </w:pPr>
       <w:r>
-        <w:t xml:space="preserve">        </w:t>
+        <w:t xml:space="preserve">    }</w:t>
+      </w:r>
+    </w:p>
+    <w:p>
+      <w:pPr>
+        <w:pStyle w:val="kd"/>
+      </w:pPr>
+    </w:p>
+    <w:p>
+      <w:pPr>
+        <w:pStyle w:val="kd"/>
+      </w:pPr>
+      <w:r>
+        <w:t xml:space="preserve">    const </w:t>
+      </w:r>
+      <w:proofErr w:type="spellStart"/>
+      <w:r>
+        <w:t>user</w:t>
+      </w:r>
+      <w:proofErr w:type="spellEnd"/>
+      <w:r>
+        <w:t xml:space="preserve"> = </w:t>
+      </w:r>
+      <w:proofErr w:type="spellStart"/>
+      <w:r>
+        <w:t>await</w:t>
+      </w:r>
+      <w:proofErr w:type="spellEnd"/>
+      <w:r>
+        <w:t xml:space="preserve"> </w:t>
+      </w:r>
+      <w:proofErr w:type="spellStart"/>
+      <w:r>
+        <w:t>this.userRepository.getUserById</w:t>
+      </w:r>
+      <w:proofErr w:type="spellEnd"/>
+      <w:r>
+        <w:t>(</w:t>
+      </w:r>
+      <w:proofErr w:type="spellStart"/>
+      <w:r>
+        <w:t>data.user_id</w:t>
+      </w:r>
+      <w:proofErr w:type="spellEnd"/>
+      <w:r>
+        <w:t xml:space="preserve">, </w:t>
+      </w:r>
+      <w:proofErr w:type="spellStart"/>
+      <w:r>
+        <w:t>options</w:t>
+      </w:r>
+      <w:proofErr w:type="spellEnd"/>
+      <w:r>
+        <w:t>);</w:t>
+      </w:r>
+    </w:p>
+    <w:p>
+      <w:pPr>
+        <w:pStyle w:val="kd"/>
+      </w:pPr>
+      <w:r>
+        <w:t xml:space="preserve">    </w:t>
+      </w:r>
+      <w:proofErr w:type="spellStart"/>
+      <w:r>
+        <w:t>if</w:t>
+      </w:r>
+      <w:proofErr w:type="spellEnd"/>
+      <w:r>
+        <w:t xml:space="preserve"> (!</w:t>
+      </w:r>
+      <w:proofErr w:type="spellStart"/>
+      <w:r>
+        <w:t>user</w:t>
+      </w:r>
+      <w:proofErr w:type="spellEnd"/>
+      <w:r>
+        <w:t xml:space="preserve">) </w:t>
       </w:r>
       <w:proofErr w:type="spellStart"/>
       <w:r>
@@ -10781,17 +10753,57 @@
         <w:t xml:space="preserve"> </w:t>
       </w:r>
       <w:proofErr w:type="spellStart"/>
-      <w:proofErr w:type="gramStart"/>
-      <w:r>
-        <w:t>BadRequestError</w:t>
+      <w:r>
+        <w:t>NotFoundError</w:t>
+      </w:r>
+      <w:proofErr w:type="spellEnd"/>
+      <w:r>
+        <w:t>("A megadott felhasználó nem létezik");</w:t>
+      </w:r>
+    </w:p>
+    <w:p>
+      <w:pPr>
+        <w:pStyle w:val="kd"/>
+      </w:pPr>
+    </w:p>
+    <w:p>
+      <w:pPr>
+        <w:pStyle w:val="kd"/>
+      </w:pPr>
+      <w:r>
+        <w:t xml:space="preserve">    const asztal = </w:t>
+      </w:r>
+      <w:proofErr w:type="spellStart"/>
+      <w:r>
+        <w:t>await</w:t>
+      </w:r>
+      <w:proofErr w:type="spellEnd"/>
+      <w:r>
+        <w:t xml:space="preserve"> </w:t>
+      </w:r>
+      <w:proofErr w:type="spellStart"/>
+      <w:r>
+        <w:t>this.asztalRepository.getAsztalById</w:t>
       </w:r>
       <w:proofErr w:type="spellEnd"/>
       <w:r>
         <w:t>(</w:t>
       </w:r>
-      <w:proofErr w:type="gramEnd"/>
-      <w:r>
-        <w:t>"Minden kötelező mezőt ki kell tölteni");</w:t>
+      <w:proofErr w:type="spellStart"/>
+      <w:r>
+        <w:t>data.asztal_id</w:t>
+      </w:r>
+      <w:proofErr w:type="spellEnd"/>
+      <w:r>
+        <w:t xml:space="preserve">, </w:t>
+      </w:r>
+      <w:proofErr w:type="spellStart"/>
+      <w:r>
+        <w:t>options</w:t>
+      </w:r>
+      <w:proofErr w:type="spellEnd"/>
+      <w:r>
+        <w:t>);</w:t>
       </w:r>
     </w:p>
     <w:p>
@@ -10799,7 +10811,39 @@
         <w:pStyle w:val="kd"/>
       </w:pPr>
       <w:r>
-        <w:t xml:space="preserve">    }</w:t>
+        <w:t xml:space="preserve">    </w:t>
+      </w:r>
+      <w:proofErr w:type="spellStart"/>
+      <w:r>
+        <w:t>if</w:t>
+      </w:r>
+      <w:proofErr w:type="spellEnd"/>
+      <w:r>
+        <w:t xml:space="preserve"> (!asztal) </w:t>
+      </w:r>
+      <w:proofErr w:type="spellStart"/>
+      <w:r>
+        <w:t>throw</w:t>
+      </w:r>
+      <w:proofErr w:type="spellEnd"/>
+      <w:r>
+        <w:t xml:space="preserve"> </w:t>
+      </w:r>
+      <w:proofErr w:type="spellStart"/>
+      <w:r>
+        <w:t>new</w:t>
+      </w:r>
+      <w:proofErr w:type="spellEnd"/>
+      <w:r>
+        <w:t xml:space="preserve"> </w:t>
+      </w:r>
+      <w:proofErr w:type="spellStart"/>
+      <w:r>
+        <w:t>NotFoundError</w:t>
+      </w:r>
+      <w:proofErr w:type="spellEnd"/>
+      <w:r>
+        <w:t>("A megadott asztal nem létezik");</w:t>
       </w:r>
     </w:p>
     <w:p>
@@ -10812,15 +10856,15 @@
         <w:pStyle w:val="kd"/>
       </w:pPr>
       <w:r>
-        <w:t xml:space="preserve">    const </w:t>
-      </w:r>
-      <w:proofErr w:type="spellStart"/>
-      <w:r>
-        <w:t>user</w:t>
-      </w:r>
-      <w:proofErr w:type="spellEnd"/>
-      <w:r>
-        <w:t xml:space="preserve"> = </w:t>
+        <w:t xml:space="preserve">    </w:t>
+      </w:r>
+      <w:proofErr w:type="spellStart"/>
+      <w:r>
+        <w:t>return</w:t>
+      </w:r>
+      <w:proofErr w:type="spellEnd"/>
+      <w:r>
+        <w:t xml:space="preserve"> </w:t>
       </w:r>
       <w:proofErr w:type="spellStart"/>
       <w:r>
@@ -10831,230 +10875,10 @@
         <w:t xml:space="preserve"> </w:t>
       </w:r>
       <w:proofErr w:type="spellStart"/>
-      <w:proofErr w:type="gramStart"/>
-      <w:r>
-        <w:t>this.userRepository.getUserById</w:t>
-      </w:r>
-      <w:proofErr w:type="spellEnd"/>
-      <w:proofErr w:type="gramEnd"/>
-      <w:r>
-        <w:t>(</w:t>
-      </w:r>
-      <w:proofErr w:type="spellStart"/>
-      <w:r>
-        <w:t>data.user_id</w:t>
-      </w:r>
-      <w:proofErr w:type="spellEnd"/>
-      <w:r>
-        <w:t xml:space="preserve">, </w:t>
-      </w:r>
-      <w:proofErr w:type="spellStart"/>
-      <w:r>
-        <w:t>options</w:t>
-      </w:r>
-      <w:proofErr w:type="spellEnd"/>
-      <w:r>
-        <w:t>);</w:t>
-      </w:r>
-    </w:p>
-    <w:p>
-      <w:pPr>
-        <w:pStyle w:val="kd"/>
-      </w:pPr>
-      <w:r>
-        <w:t xml:space="preserve">    </w:t>
-      </w:r>
-      <w:proofErr w:type="spellStart"/>
-      <w:r>
-        <w:t>if</w:t>
-      </w:r>
-      <w:proofErr w:type="spellEnd"/>
-      <w:r>
-        <w:t xml:space="preserve"> </w:t>
-      </w:r>
-      <w:proofErr w:type="gramStart"/>
-      <w:r>
-        <w:t>(!</w:t>
-      </w:r>
-      <w:proofErr w:type="spellStart"/>
-      <w:r>
-        <w:t>user</w:t>
-      </w:r>
-      <w:proofErr w:type="spellEnd"/>
-      <w:proofErr w:type="gramEnd"/>
-      <w:r>
-        <w:t xml:space="preserve">) </w:t>
-      </w:r>
-      <w:proofErr w:type="spellStart"/>
-      <w:r>
-        <w:t>throw</w:t>
-      </w:r>
-      <w:proofErr w:type="spellEnd"/>
-      <w:r>
-        <w:t xml:space="preserve"> </w:t>
-      </w:r>
-      <w:proofErr w:type="spellStart"/>
-      <w:r>
-        <w:t>new</w:t>
-      </w:r>
-      <w:proofErr w:type="spellEnd"/>
-      <w:r>
-        <w:t xml:space="preserve"> </w:t>
-      </w:r>
-      <w:proofErr w:type="spellStart"/>
-      <w:proofErr w:type="gramStart"/>
-      <w:r>
-        <w:t>NotFoundError</w:t>
-      </w:r>
-      <w:proofErr w:type="spellEnd"/>
-      <w:r>
-        <w:t>(</w:t>
-      </w:r>
-      <w:proofErr w:type="gramEnd"/>
-      <w:r>
-        <w:t>"A megadott felhasználó nem létezik");</w:t>
-      </w:r>
-    </w:p>
-    <w:p>
-      <w:pPr>
-        <w:pStyle w:val="kd"/>
-      </w:pPr>
-    </w:p>
-    <w:p>
-      <w:pPr>
-        <w:pStyle w:val="kd"/>
-      </w:pPr>
-      <w:r>
-        <w:t xml:space="preserve">    const asztal = </w:t>
-      </w:r>
-      <w:proofErr w:type="spellStart"/>
-      <w:r>
-        <w:t>await</w:t>
-      </w:r>
-      <w:proofErr w:type="spellEnd"/>
-      <w:r>
-        <w:t xml:space="preserve"> </w:t>
-      </w:r>
-      <w:proofErr w:type="spellStart"/>
-      <w:proofErr w:type="gramStart"/>
-      <w:r>
-        <w:t>this.asztalRepository.getAsztalById</w:t>
-      </w:r>
-      <w:proofErr w:type="spellEnd"/>
-      <w:proofErr w:type="gramEnd"/>
-      <w:r>
-        <w:t>(</w:t>
-      </w:r>
-      <w:proofErr w:type="spellStart"/>
-      <w:proofErr w:type="gramStart"/>
-      <w:r>
-        <w:t>data.asztal</w:t>
-      </w:r>
-      <w:proofErr w:type="gramEnd"/>
-      <w:r>
-        <w:t>_id</w:t>
-      </w:r>
-      <w:proofErr w:type="spellEnd"/>
-      <w:r>
-        <w:t xml:space="preserve">, </w:t>
-      </w:r>
-      <w:proofErr w:type="spellStart"/>
-      <w:r>
-        <w:t>options</w:t>
-      </w:r>
-      <w:proofErr w:type="spellEnd"/>
-      <w:r>
-        <w:t>);</w:t>
-      </w:r>
-    </w:p>
-    <w:p>
-      <w:pPr>
-        <w:pStyle w:val="kd"/>
-      </w:pPr>
-      <w:r>
-        <w:t xml:space="preserve">    </w:t>
-      </w:r>
-      <w:proofErr w:type="spellStart"/>
-      <w:r>
-        <w:t>if</w:t>
-      </w:r>
-      <w:proofErr w:type="spellEnd"/>
-      <w:r>
-        <w:t xml:space="preserve"> </w:t>
-      </w:r>
-      <w:proofErr w:type="gramStart"/>
-      <w:r>
-        <w:t>(!asztal</w:t>
-      </w:r>
-      <w:proofErr w:type="gramEnd"/>
-      <w:r>
-        <w:t xml:space="preserve">) </w:t>
-      </w:r>
-      <w:proofErr w:type="spellStart"/>
-      <w:r>
-        <w:t>throw</w:t>
-      </w:r>
-      <w:proofErr w:type="spellEnd"/>
-      <w:r>
-        <w:t xml:space="preserve"> </w:t>
-      </w:r>
-      <w:proofErr w:type="spellStart"/>
-      <w:r>
-        <w:t>new</w:t>
-      </w:r>
-      <w:proofErr w:type="spellEnd"/>
-      <w:r>
-        <w:t xml:space="preserve"> </w:t>
-      </w:r>
-      <w:proofErr w:type="spellStart"/>
-      <w:proofErr w:type="gramStart"/>
-      <w:r>
-        <w:t>NotFoundError</w:t>
-      </w:r>
-      <w:proofErr w:type="spellEnd"/>
-      <w:r>
-        <w:t>(</w:t>
-      </w:r>
-      <w:proofErr w:type="gramEnd"/>
-      <w:r>
-        <w:t>"A megadott asztal nem létezik");</w:t>
-      </w:r>
-    </w:p>
-    <w:p>
-      <w:pPr>
-        <w:pStyle w:val="kd"/>
-      </w:pPr>
-    </w:p>
-    <w:p>
-      <w:pPr>
-        <w:pStyle w:val="kd"/>
-      </w:pPr>
-      <w:r>
-        <w:t xml:space="preserve">    </w:t>
-      </w:r>
-      <w:proofErr w:type="spellStart"/>
-      <w:r>
-        <w:t>return</w:t>
-      </w:r>
-      <w:proofErr w:type="spellEnd"/>
-      <w:r>
-        <w:t xml:space="preserve"> </w:t>
-      </w:r>
-      <w:proofErr w:type="spellStart"/>
-      <w:r>
-        <w:t>await</w:t>
-      </w:r>
-      <w:proofErr w:type="spellEnd"/>
-      <w:r>
-        <w:t xml:space="preserve"> </w:t>
-      </w:r>
-      <w:proofErr w:type="spellStart"/>
-      <w:proofErr w:type="gramStart"/>
       <w:r>
         <w:t>this.foglalasRepository.createFoglalas</w:t>
       </w:r>
       <w:proofErr w:type="spellEnd"/>
-      <w:proofErr w:type="gramEnd"/>
       <w:r>
         <w:t>(</w:t>
       </w:r>
@@ -11155,7 +10979,6 @@
         <w:t xml:space="preserve"> </w:t>
       </w:r>
       <w:proofErr w:type="spellStart"/>
-      <w:proofErr w:type="gramStart"/>
       <w:r>
         <w:t>createFoglalas</w:t>
       </w:r>
@@ -11164,7 +10987,6 @@
         <w:t>(</w:t>
       </w:r>
       <w:proofErr w:type="spellStart"/>
-      <w:proofErr w:type="gramEnd"/>
       <w:r>
         <w:t>data</w:t>
       </w:r>
@@ -11205,12 +11027,10 @@
         <w:t xml:space="preserve"> </w:t>
       </w:r>
       <w:proofErr w:type="spellStart"/>
-      <w:proofErr w:type="gramStart"/>
       <w:r>
         <w:t>this.Foglalas.create</w:t>
       </w:r>
       <w:proofErr w:type="spellEnd"/>
-      <w:proofErr w:type="gramEnd"/>
       <w:r>
         <w:t>(</w:t>
       </w:r>
@@ -11239,12 +11059,10 @@
         <w:t xml:space="preserve">: </w:t>
       </w:r>
       <w:proofErr w:type="spellStart"/>
-      <w:proofErr w:type="gramStart"/>
       <w:r>
         <w:t>options.transaction</w:t>
       </w:r>
       <w:proofErr w:type="spellEnd"/>
-      <w:proofErr w:type="gramEnd"/>
       <w:r>
         <w:t>,</w:t>
       </w:r>
@@ -11359,23 +11177,167 @@
         <w:t xml:space="preserve"> </w:t>
       </w:r>
       <w:proofErr w:type="spellStart"/>
-      <w:proofErr w:type="gramStart"/>
-      <w:r>
-        <w:t>db.sequelize</w:t>
-      </w:r>
-      <w:proofErr w:type="gramEnd"/>
-      <w:r>
-        <w:t>.</w:t>
-      </w:r>
-      <w:proofErr w:type="gramStart"/>
+      <w:r>
+        <w:t>db.sequelize.transaction</w:t>
+      </w:r>
+      <w:proofErr w:type="spellEnd"/>
+      <w:r>
+        <w:t>();</w:t>
+      </w:r>
+    </w:p>
+    <w:p>
+      <w:pPr>
+        <w:pStyle w:val="kd"/>
+      </w:pPr>
+      <w:proofErr w:type="spellStart"/>
+      <w:r>
+        <w:t>try</w:t>
+      </w:r>
+      <w:proofErr w:type="spellEnd"/>
+      <w:r>
+        <w:t xml:space="preserve"> {</w:t>
+      </w:r>
+    </w:p>
+    <w:p>
+      <w:pPr>
+        <w:pStyle w:val="kd"/>
+      </w:pPr>
+      <w:r>
+        <w:t xml:space="preserve">    const </w:t>
+      </w:r>
+      <w:proofErr w:type="spellStart"/>
+      <w:r>
+        <w:t>created</w:t>
+      </w:r>
+      <w:proofErr w:type="spellEnd"/>
+      <w:r>
+        <w:t xml:space="preserve"> = </w:t>
+      </w:r>
+      <w:proofErr w:type="spellStart"/>
+      <w:r>
+        <w:t>await</w:t>
+      </w:r>
+      <w:proofErr w:type="spellEnd"/>
+      <w:r>
+        <w:t xml:space="preserve"> </w:t>
+      </w:r>
+      <w:proofErr w:type="spellStart"/>
+      <w:r>
+        <w:t>foglalasService.createFoglalas</w:t>
+      </w:r>
+      <w:proofErr w:type="spellEnd"/>
+      <w:r>
+        <w:t>(</w:t>
+      </w:r>
+      <w:proofErr w:type="spellStart"/>
+      <w:r>
+        <w:t>req.body</w:t>
+      </w:r>
+      <w:proofErr w:type="spellEnd"/>
+      <w:r>
+        <w:t>, {</w:t>
+      </w:r>
+    </w:p>
+    <w:p>
+      <w:pPr>
+        <w:pStyle w:val="kd"/>
+      </w:pPr>
+      <w:r>
+        <w:t xml:space="preserve">        </w:t>
+      </w:r>
+      <w:proofErr w:type="spellStart"/>
       <w:r>
         <w:t>transaction</w:t>
       </w:r>
       <w:proofErr w:type="spellEnd"/>
       <w:r>
+        <w:t>: t,</w:t>
+      </w:r>
+    </w:p>
+    <w:p>
+      <w:pPr>
+        <w:pStyle w:val="kd"/>
+      </w:pPr>
+      <w:r>
+        <w:t xml:space="preserve">        </w:t>
+      </w:r>
+      <w:proofErr w:type="spellStart"/>
+      <w:r>
+        <w:t>lock</w:t>
+      </w:r>
+      <w:proofErr w:type="spellEnd"/>
+      <w:r>
+        <w:t xml:space="preserve">: </w:t>
+      </w:r>
+      <w:proofErr w:type="spellStart"/>
+      <w:r>
+        <w:t>t.LOCK.UPDATE</w:t>
+      </w:r>
+      <w:proofErr w:type="spellEnd"/>
+      <w:r>
+        <w:t>,</w:t>
+      </w:r>
+    </w:p>
+    <w:p>
+      <w:pPr>
+        <w:pStyle w:val="kd"/>
+      </w:pPr>
+      <w:r>
+        <w:t xml:space="preserve">    });</w:t>
+      </w:r>
+    </w:p>
+    <w:p>
+      <w:pPr>
+        <w:pStyle w:val="kd"/>
+      </w:pPr>
+      <w:r>
+        <w:t xml:space="preserve">    </w:t>
+      </w:r>
+      <w:proofErr w:type="spellStart"/>
+      <w:r>
+        <w:t>await</w:t>
+      </w:r>
+      <w:proofErr w:type="spellEnd"/>
+      <w:r>
+        <w:t xml:space="preserve"> </w:t>
+      </w:r>
+      <w:proofErr w:type="spellStart"/>
+      <w:r>
+        <w:t>t.commit</w:t>
+      </w:r>
+      <w:proofErr w:type="spellEnd"/>
+      <w:r>
+        <w:t>();</w:t>
+      </w:r>
+    </w:p>
+    <w:p>
+      <w:pPr>
+        <w:pStyle w:val="kd"/>
+      </w:pPr>
+      <w:r>
+        <w:t xml:space="preserve">    </w:t>
+      </w:r>
+      <w:proofErr w:type="spellStart"/>
+      <w:r>
+        <w:t>res.status</w:t>
+      </w:r>
+      <w:proofErr w:type="spellEnd"/>
+      <w:r>
+        <w:t>(201).</w:t>
+      </w:r>
+      <w:proofErr w:type="spellStart"/>
+      <w:r>
+        <w:t>json</w:t>
+      </w:r>
+      <w:proofErr w:type="spellEnd"/>
+      <w:r>
         <w:t>(</w:t>
       </w:r>
-      <w:proofErr w:type="gramEnd"/>
+      <w:proofErr w:type="spellStart"/>
+      <w:r>
+        <w:t>created</w:t>
+      </w:r>
+      <w:proofErr w:type="spellEnd"/>
       <w:r>
         <w:t>);</w:t>
       </w:r>
@@ -11384,13 +11346,24 @@
       <w:pPr>
         <w:pStyle w:val="kd"/>
       </w:pPr>
-      <w:proofErr w:type="spellStart"/>
-      <w:r>
-        <w:t>try</w:t>
-      </w:r>
-      <w:proofErr w:type="spellEnd"/>
-      <w:r>
-        <w:t xml:space="preserve"> {</w:t>
+      <w:r>
+        <w:t xml:space="preserve">} </w:t>
+      </w:r>
+      <w:proofErr w:type="spellStart"/>
+      <w:r>
+        <w:t>catch</w:t>
+      </w:r>
+      <w:proofErr w:type="spellEnd"/>
+      <w:r>
+        <w:t xml:space="preserve"> (</w:t>
+      </w:r>
+      <w:proofErr w:type="spellStart"/>
+      <w:r>
+        <w:t>error</w:t>
+      </w:r>
+      <w:proofErr w:type="spellEnd"/>
+      <w:r>
+        <w:t>) {</w:t>
       </w:r>
     </w:p>
     <w:p>
@@ -11398,15 +11371,7 @@
         <w:pStyle w:val="kd"/>
       </w:pPr>
       <w:r>
-        <w:t xml:space="preserve">    const </w:t>
-      </w:r>
-      <w:proofErr w:type="spellStart"/>
-      <w:r>
-        <w:t>created</w:t>
-      </w:r>
-      <w:proofErr w:type="spellEnd"/>
-      <w:r>
-        <w:t xml:space="preserve"> = </w:t>
+        <w:t xml:space="preserve">    </w:t>
       </w:r>
       <w:proofErr w:type="spellStart"/>
       <w:r>
@@ -11414,188 +11379,7 @@
       </w:r>
       <w:proofErr w:type="spellEnd"/>
       <w:r>
-        <w:t xml:space="preserve"> </w:t>
-      </w:r>
-      <w:proofErr w:type="spellStart"/>
-      <w:r>
-        <w:t>foglalasService.createFoglalas</w:t>
-      </w:r>
-      <w:proofErr w:type="spellEnd"/>
-      <w:r>
-        <w:t>(</w:t>
-      </w:r>
-      <w:proofErr w:type="spellStart"/>
-      <w:proofErr w:type="gramStart"/>
-      <w:r>
-        <w:t>req.body</w:t>
-      </w:r>
-      <w:proofErr w:type="spellEnd"/>
-      <w:proofErr w:type="gramEnd"/>
-      <w:r>
-        <w:t>, {</w:t>
-      </w:r>
-    </w:p>
-    <w:p>
-      <w:pPr>
-        <w:pStyle w:val="kd"/>
-      </w:pPr>
-      <w:r>
-        <w:t xml:space="preserve">        </w:t>
-      </w:r>
-      <w:proofErr w:type="spellStart"/>
-      <w:r>
-        <w:t>transaction</w:t>
-      </w:r>
-      <w:proofErr w:type="spellEnd"/>
-      <w:r>
-        <w:t>: t,</w:t>
-      </w:r>
-    </w:p>
-    <w:p>
-      <w:pPr>
-        <w:pStyle w:val="kd"/>
-      </w:pPr>
-      <w:r>
-        <w:t xml:space="preserve">        </w:t>
-      </w:r>
-      <w:proofErr w:type="spellStart"/>
-      <w:r>
-        <w:t>lock</w:t>
-      </w:r>
-      <w:proofErr w:type="spellEnd"/>
-      <w:r>
-        <w:t xml:space="preserve">: </w:t>
-      </w:r>
-      <w:proofErr w:type="spellStart"/>
-      <w:proofErr w:type="gramStart"/>
-      <w:r>
-        <w:t>t.LOCK.UPDATE</w:t>
-      </w:r>
-      <w:proofErr w:type="spellEnd"/>
-      <w:proofErr w:type="gramEnd"/>
-      <w:r>
-        <w:t>,</w:t>
-      </w:r>
-    </w:p>
-    <w:p>
-      <w:pPr>
-        <w:pStyle w:val="kd"/>
-      </w:pPr>
-      <w:r>
-        <w:t xml:space="preserve">    });</w:t>
-      </w:r>
-    </w:p>
-    <w:p>
-      <w:pPr>
-        <w:pStyle w:val="kd"/>
-      </w:pPr>
-      <w:r>
-        <w:t xml:space="preserve">    </w:t>
-      </w:r>
-      <w:proofErr w:type="spellStart"/>
-      <w:r>
-        <w:t>await</w:t>
-      </w:r>
-      <w:proofErr w:type="spellEnd"/>
-      <w:r>
-        <w:t xml:space="preserve"> </w:t>
-      </w:r>
-      <w:proofErr w:type="spellStart"/>
-      <w:proofErr w:type="gramStart"/>
-      <w:r>
-        <w:t>t.commit</w:t>
-      </w:r>
-      <w:proofErr w:type="spellEnd"/>
-      <w:proofErr w:type="gramEnd"/>
-      <w:r>
-        <w:t>();</w:t>
-      </w:r>
-    </w:p>
-    <w:p>
-      <w:pPr>
-        <w:pStyle w:val="kd"/>
-      </w:pPr>
-      <w:r>
-        <w:t xml:space="preserve">    </w:t>
-      </w:r>
-      <w:proofErr w:type="spellStart"/>
-      <w:proofErr w:type="gramStart"/>
-      <w:r>
-        <w:t>res.status</w:t>
-      </w:r>
-      <w:proofErr w:type="spellEnd"/>
-      <w:proofErr w:type="gramEnd"/>
-      <w:r>
-        <w:t>(201</w:t>
-      </w:r>
-      <w:proofErr w:type="gramStart"/>
-      <w:r>
-        <w:t>).</w:t>
-      </w:r>
-      <w:proofErr w:type="spellStart"/>
-      <w:r>
-        <w:t>json</w:t>
-      </w:r>
-      <w:proofErr w:type="spellEnd"/>
-      <w:proofErr w:type="gramEnd"/>
-      <w:r>
-        <w:t>(</w:t>
-      </w:r>
-      <w:proofErr w:type="spellStart"/>
-      <w:r>
-        <w:t>created</w:t>
-      </w:r>
-      <w:proofErr w:type="spellEnd"/>
-      <w:r>
-        <w:t>);</w:t>
-      </w:r>
-    </w:p>
-    <w:p>
-      <w:pPr>
-        <w:pStyle w:val="kd"/>
-      </w:pPr>
-      <w:r>
-        <w:t xml:space="preserve">} </w:t>
-      </w:r>
-      <w:proofErr w:type="spellStart"/>
-      <w:r>
-        <w:t>catch</w:t>
-      </w:r>
-      <w:proofErr w:type="spellEnd"/>
-      <w:r>
-        <w:t xml:space="preserve"> (</w:t>
-      </w:r>
-      <w:proofErr w:type="spellStart"/>
-      <w:r>
-        <w:t>error</w:t>
-      </w:r>
-      <w:proofErr w:type="spellEnd"/>
-      <w:r>
-        <w:t>) {</w:t>
-      </w:r>
-    </w:p>
-    <w:p>
-      <w:pPr>
-        <w:pStyle w:val="kd"/>
-      </w:pPr>
-      <w:r>
-        <w:t xml:space="preserve">    </w:t>
-      </w:r>
-      <w:proofErr w:type="spellStart"/>
-      <w:r>
-        <w:t>await</w:t>
-      </w:r>
-      <w:proofErr w:type="spellEnd"/>
-      <w:r>
-        <w:t xml:space="preserve"> </w:t>
-      </w:r>
-      <w:proofErr w:type="gramStart"/>
-      <w:r>
-        <w:t>t.rollback</w:t>
-      </w:r>
-      <w:proofErr w:type="gramEnd"/>
-      <w:r>
-        <w:t>();</w:t>
+        <w:t xml:space="preserve"> t.rollback();</w:t>
       </w:r>
     </w:p>
     <w:p>
@@ -11654,7 +11438,6 @@
         <w:t xml:space="preserve">: </w:t>
       </w:r>
       <w:proofErr w:type="spellStart"/>
-      <w:proofErr w:type="gramStart"/>
       <w:r>
         <w:rPr>
           <w:rStyle w:val="HTML-kd"/>
@@ -11663,7 +11446,6 @@
         <w:t>t.LOCK.UPDATE</w:t>
       </w:r>
       <w:proofErr w:type="spellEnd"/>
-      <w:proofErr w:type="gramEnd"/>
       <w:r>
         <w:t xml:space="preserve"> beállítás </w:t>
       </w:r>
@@ -11760,7 +11542,6 @@
         <w:t xml:space="preserve">    </w:t>
       </w:r>
       <w:proofErr w:type="spellStart"/>
-      <w:proofErr w:type="gramStart"/>
       <w:r>
         <w:t>constructor</w:t>
       </w:r>
@@ -11768,7 +11549,6 @@
       <w:r>
         <w:t>(</w:t>
       </w:r>
-      <w:proofErr w:type="gramEnd"/>
     </w:p>
     <w:p>
       <w:pPr>
@@ -11807,20 +11587,143 @@
         <w:pStyle w:val="kd"/>
       </w:pPr>
       <w:r>
+        <w:t xml:space="preserve">        { </w:t>
+      </w:r>
+      <w:proofErr w:type="spellStart"/>
+      <w:r>
+        <w:t>statusCode</w:t>
+      </w:r>
+      <w:proofErr w:type="spellEnd"/>
+      <w:r>
+        <w:t xml:space="preserve"> = 500, </w:t>
+      </w:r>
+      <w:proofErr w:type="spellStart"/>
+      <w:r>
+        <w:t>isOperational</w:t>
+      </w:r>
+      <w:proofErr w:type="spellEnd"/>
+      <w:r>
+        <w:t xml:space="preserve"> = </w:t>
+      </w:r>
+      <w:proofErr w:type="spellStart"/>
+      <w:r>
+        <w:t>true</w:t>
+      </w:r>
+      <w:proofErr w:type="spellEnd"/>
+      <w:r>
+        <w:t xml:space="preserve">, </w:t>
+      </w:r>
+    </w:p>
+    <w:p>
+      <w:pPr>
+        <w:pStyle w:val="kd"/>
+      </w:pPr>
+      <w:r>
+        <w:t xml:space="preserve">          </w:t>
+      </w:r>
+      <w:proofErr w:type="spellStart"/>
+      <w:r>
+        <w:t>details</w:t>
+      </w:r>
+      <w:proofErr w:type="spellEnd"/>
+      <w:r>
+        <w:t xml:space="preserve"> = </w:t>
+      </w:r>
+      <w:proofErr w:type="spellStart"/>
+      <w:r>
+        <w:t>undefined</w:t>
+      </w:r>
+      <w:proofErr w:type="spellEnd"/>
+      <w:r>
+        <w:t xml:space="preserve">, </w:t>
+      </w:r>
+      <w:proofErr w:type="spellStart"/>
+      <w:r>
+        <w:t>data</w:t>
+      </w:r>
+      <w:proofErr w:type="spellEnd"/>
+      <w:r>
+        <w:t xml:space="preserve"> = </w:t>
+      </w:r>
+      <w:proofErr w:type="spellStart"/>
+      <w:r>
+        <w:t>undefined</w:t>
+      </w:r>
+      <w:proofErr w:type="spellEnd"/>
+      <w:r>
+        <w:t xml:space="preserve"> } = {}</w:t>
+      </w:r>
+    </w:p>
+    <w:p>
+      <w:pPr>
+        <w:pStyle w:val="kd"/>
+      </w:pPr>
+      <w:r>
+        <w:t xml:space="preserve">    ) {</w:t>
+      </w:r>
+    </w:p>
+    <w:p>
+      <w:pPr>
+        <w:pStyle w:val="kd"/>
+      </w:pPr>
+      <w:r>
         <w:t xml:space="preserve">        </w:t>
       </w:r>
-      <w:proofErr w:type="gramStart"/>
-      <w:r>
-        <w:t xml:space="preserve">{ </w:t>
+      <w:proofErr w:type="spellStart"/>
+      <w:r>
+        <w:t>super</w:t>
+      </w:r>
+      <w:proofErr w:type="spellEnd"/>
+      <w:r>
+        <w:t>(</w:t>
+      </w:r>
+      <w:proofErr w:type="spellStart"/>
+      <w:r>
+        <w:t>message</w:t>
+      </w:r>
+      <w:proofErr w:type="spellEnd"/>
+      <w:r>
+        <w:t>);</w:t>
+      </w:r>
+    </w:p>
+    <w:p>
+      <w:pPr>
+        <w:pStyle w:val="kd"/>
+      </w:pPr>
+      <w:r>
+        <w:t xml:space="preserve">        </w:t>
+      </w:r>
+      <w:proofErr w:type="spellStart"/>
+      <w:r>
+        <w:t>this.statusCode</w:t>
+      </w:r>
+      <w:proofErr w:type="spellEnd"/>
+      <w:r>
+        <w:t xml:space="preserve"> = </w:t>
       </w:r>
       <w:proofErr w:type="spellStart"/>
       <w:r>
         <w:t>statusCode</w:t>
       </w:r>
       <w:proofErr w:type="spellEnd"/>
-      <w:proofErr w:type="gramEnd"/>
-      <w:r>
-        <w:t xml:space="preserve"> = 500, </w:t>
+      <w:r>
+        <w:t>;</w:t>
+      </w:r>
+    </w:p>
+    <w:p>
+      <w:pPr>
+        <w:pStyle w:val="kd"/>
+      </w:pPr>
+      <w:r>
+        <w:t xml:space="preserve">        </w:t>
+      </w:r>
+      <w:proofErr w:type="spellStart"/>
+      <w:r>
+        <w:t>this.isOperational</w:t>
+      </w:r>
+      <w:proofErr w:type="spellEnd"/>
+      <w:r>
+        <w:t xml:space="preserve"> = </w:t>
       </w:r>
       <w:proofErr w:type="spellStart"/>
       <w:r>
@@ -11828,15 +11731,55 @@
       </w:r>
       <w:proofErr w:type="spellEnd"/>
       <w:r>
+        <w:t>;</w:t>
+      </w:r>
+    </w:p>
+    <w:p>
+      <w:pPr>
+        <w:pStyle w:val="kd"/>
+      </w:pPr>
+      <w:r>
+        <w:t xml:space="preserve">        </w:t>
+      </w:r>
+      <w:proofErr w:type="spellStart"/>
+      <w:r>
+        <w:t>this.details</w:t>
+      </w:r>
+      <w:proofErr w:type="spellEnd"/>
+      <w:r>
         <w:t xml:space="preserve"> = </w:t>
       </w:r>
       <w:proofErr w:type="spellStart"/>
       <w:r>
-        <w:t>true</w:t>
-      </w:r>
-      <w:proofErr w:type="spellEnd"/>
-      <w:r>
-        <w:t xml:space="preserve">, </w:t>
+        <w:t>process.env.NODE_ENV</w:t>
+      </w:r>
+      <w:proofErr w:type="spellEnd"/>
+      <w:r>
+        <w:t xml:space="preserve"> !== "</w:t>
+      </w:r>
+      <w:proofErr w:type="spellStart"/>
+      <w:r>
+        <w:t>production</w:t>
+      </w:r>
+      <w:proofErr w:type="spellEnd"/>
+      <w:r>
+        <w:t xml:space="preserve">" ? </w:t>
+      </w:r>
+      <w:proofErr w:type="spellStart"/>
+      <w:r>
+        <w:t>details</w:t>
+      </w:r>
+      <w:proofErr w:type="spellEnd"/>
+      <w:r>
+        <w:t xml:space="preserve"> : </w:t>
+      </w:r>
+      <w:proofErr w:type="spellStart"/>
+      <w:r>
+        <w:t>undefined</w:t>
+      </w:r>
+      <w:proofErr w:type="spellEnd"/>
+      <w:r>
+        <w:t>;</w:t>
       </w:r>
     </w:p>
     <w:p>
@@ -11844,11 +11787,11 @@
         <w:pStyle w:val="kd"/>
       </w:pPr>
       <w:r>
-        <w:t xml:space="preserve">          </w:t>
-      </w:r>
-      <w:proofErr w:type="spellStart"/>
-      <w:r>
-        <w:t>details</w:t>
+        <w:t xml:space="preserve">        </w:t>
+      </w:r>
+      <w:proofErr w:type="spellStart"/>
+      <w:r>
+        <w:t>this.data</w:t>
       </w:r>
       <w:proofErr w:type="spellEnd"/>
       <w:r>
@@ -11856,11 +11799,19 @@
       </w:r>
       <w:proofErr w:type="spellStart"/>
       <w:r>
-        <w:t>undefined</w:t>
-      </w:r>
-      <w:proofErr w:type="spellEnd"/>
-      <w:r>
-        <w:t xml:space="preserve">, </w:t>
+        <w:t>process.env.NODE_ENV</w:t>
+      </w:r>
+      <w:proofErr w:type="spellEnd"/>
+      <w:r>
+        <w:t xml:space="preserve"> !== "</w:t>
+      </w:r>
+      <w:proofErr w:type="spellStart"/>
+      <w:r>
+        <w:t>production</w:t>
+      </w:r>
+      <w:proofErr w:type="spellEnd"/>
+      <w:r>
+        <w:t xml:space="preserve">" ? </w:t>
       </w:r>
       <w:proofErr w:type="spellStart"/>
       <w:r>
@@ -11868,240 +11819,7 @@
       </w:r>
       <w:proofErr w:type="spellEnd"/>
       <w:r>
-        <w:t xml:space="preserve"> = </w:t>
-      </w:r>
-      <w:proofErr w:type="spellStart"/>
-      <w:proofErr w:type="gramStart"/>
-      <w:r>
-        <w:t>undefined</w:t>
-      </w:r>
-      <w:proofErr w:type="spellEnd"/>
-      <w:r>
-        <w:t xml:space="preserve"> }</w:t>
-      </w:r>
-      <w:proofErr w:type="gramEnd"/>
-      <w:r>
-        <w:t xml:space="preserve"> = {}</w:t>
-      </w:r>
-    </w:p>
-    <w:p>
-      <w:pPr>
-        <w:pStyle w:val="kd"/>
-      </w:pPr>
-      <w:r>
-        <w:t xml:space="preserve">    ) {</w:t>
-      </w:r>
-    </w:p>
-    <w:p>
-      <w:pPr>
-        <w:pStyle w:val="kd"/>
-      </w:pPr>
-      <w:r>
-        <w:t xml:space="preserve">        </w:t>
-      </w:r>
-      <w:proofErr w:type="spellStart"/>
-      <w:r>
-        <w:t>super</w:t>
-      </w:r>
-      <w:proofErr w:type="spellEnd"/>
-      <w:r>
-        <w:t>(</w:t>
-      </w:r>
-      <w:proofErr w:type="spellStart"/>
-      <w:r>
-        <w:t>message</w:t>
-      </w:r>
-      <w:proofErr w:type="spellEnd"/>
-      <w:r>
-        <w:t>);</w:t>
-      </w:r>
-    </w:p>
-    <w:p>
-      <w:pPr>
-        <w:pStyle w:val="kd"/>
-      </w:pPr>
-      <w:r>
-        <w:t xml:space="preserve">        </w:t>
-      </w:r>
-      <w:proofErr w:type="spellStart"/>
-      <w:proofErr w:type="gramStart"/>
-      <w:r>
-        <w:t>this.statusCode</w:t>
-      </w:r>
-      <w:proofErr w:type="spellEnd"/>
-      <w:proofErr w:type="gramEnd"/>
-      <w:r>
-        <w:t xml:space="preserve"> = </w:t>
-      </w:r>
-      <w:proofErr w:type="spellStart"/>
-      <w:r>
-        <w:t>statusCode</w:t>
-      </w:r>
-      <w:proofErr w:type="spellEnd"/>
-      <w:r>
-        <w:t>;</w:t>
-      </w:r>
-    </w:p>
-    <w:p>
-      <w:pPr>
-        <w:pStyle w:val="kd"/>
-      </w:pPr>
-      <w:r>
-        <w:t xml:space="preserve">        </w:t>
-      </w:r>
-      <w:proofErr w:type="spellStart"/>
-      <w:proofErr w:type="gramStart"/>
-      <w:r>
-        <w:t>this.isOperational</w:t>
-      </w:r>
-      <w:proofErr w:type="spellEnd"/>
-      <w:proofErr w:type="gramEnd"/>
-      <w:r>
-        <w:t xml:space="preserve"> = </w:t>
-      </w:r>
-      <w:proofErr w:type="spellStart"/>
-      <w:r>
-        <w:t>isOperational</w:t>
-      </w:r>
-      <w:proofErr w:type="spellEnd"/>
-      <w:r>
-        <w:t>;</w:t>
-      </w:r>
-    </w:p>
-    <w:p>
-      <w:pPr>
-        <w:pStyle w:val="kd"/>
-      </w:pPr>
-      <w:r>
-        <w:t xml:space="preserve">        </w:t>
-      </w:r>
-      <w:proofErr w:type="spellStart"/>
-      <w:proofErr w:type="gramStart"/>
-      <w:r>
-        <w:t>this.details</w:t>
-      </w:r>
-      <w:proofErr w:type="spellEnd"/>
-      <w:proofErr w:type="gramEnd"/>
-      <w:r>
-        <w:t xml:space="preserve"> = </w:t>
-      </w:r>
-      <w:proofErr w:type="spellStart"/>
-      <w:proofErr w:type="gramStart"/>
-      <w:r>
-        <w:t>process.env.NODE</w:t>
-      </w:r>
-      <w:proofErr w:type="gramEnd"/>
-      <w:r>
-        <w:t>_</w:t>
-      </w:r>
-      <w:proofErr w:type="gramStart"/>
-      <w:r>
-        <w:t>ENV</w:t>
-      </w:r>
-      <w:proofErr w:type="spellEnd"/>
-      <w:r>
-        <w:t xml:space="preserve"> !</w:t>
-      </w:r>
-      <w:proofErr w:type="gramEnd"/>
-      <w:r>
-        <w:t>== "</w:t>
-      </w:r>
-      <w:proofErr w:type="spellStart"/>
-      <w:r>
-        <w:t>production</w:t>
-      </w:r>
-      <w:proofErr w:type="spellEnd"/>
-      <w:proofErr w:type="gramStart"/>
-      <w:r>
-        <w:t>" ?</w:t>
-      </w:r>
-      <w:proofErr w:type="gramEnd"/>
-      <w:r>
-        <w:t xml:space="preserve"> </w:t>
-      </w:r>
-      <w:proofErr w:type="spellStart"/>
-      <w:proofErr w:type="gramStart"/>
-      <w:r>
-        <w:t>details</w:t>
-      </w:r>
-      <w:proofErr w:type="spellEnd"/>
-      <w:r>
-        <w:t xml:space="preserve"> :</w:t>
-      </w:r>
-      <w:proofErr w:type="gramEnd"/>
-      <w:r>
-        <w:t xml:space="preserve"> </w:t>
-      </w:r>
-      <w:proofErr w:type="spellStart"/>
-      <w:r>
-        <w:t>undefined</w:t>
-      </w:r>
-      <w:proofErr w:type="spellEnd"/>
-      <w:r>
-        <w:t>;</w:t>
-      </w:r>
-    </w:p>
-    <w:p>
-      <w:pPr>
-        <w:pStyle w:val="kd"/>
-      </w:pPr>
-      <w:r>
-        <w:t xml:space="preserve">        </w:t>
-      </w:r>
-      <w:proofErr w:type="spellStart"/>
-      <w:r>
-        <w:t>this.data</w:t>
-      </w:r>
-      <w:proofErr w:type="spellEnd"/>
-      <w:r>
-        <w:t xml:space="preserve"> = </w:t>
-      </w:r>
-      <w:proofErr w:type="spellStart"/>
-      <w:proofErr w:type="gramStart"/>
-      <w:r>
-        <w:t>process.env.NODE</w:t>
-      </w:r>
-      <w:proofErr w:type="gramEnd"/>
-      <w:r>
-        <w:t>_</w:t>
-      </w:r>
-      <w:proofErr w:type="gramStart"/>
-      <w:r>
-        <w:t>ENV</w:t>
-      </w:r>
-      <w:proofErr w:type="spellEnd"/>
-      <w:r>
-        <w:t xml:space="preserve"> !</w:t>
-      </w:r>
-      <w:proofErr w:type="gramEnd"/>
-      <w:r>
-        <w:t>== "</w:t>
-      </w:r>
-      <w:proofErr w:type="spellStart"/>
-      <w:r>
-        <w:t>production</w:t>
-      </w:r>
-      <w:proofErr w:type="spellEnd"/>
-      <w:proofErr w:type="gramStart"/>
-      <w:r>
-        <w:t>" ?</w:t>
-      </w:r>
-      <w:proofErr w:type="gramEnd"/>
-      <w:r>
-        <w:t xml:space="preserve"> </w:t>
-      </w:r>
-      <w:proofErr w:type="spellStart"/>
-      <w:proofErr w:type="gramStart"/>
-      <w:r>
-        <w:t>data</w:t>
-      </w:r>
-      <w:proofErr w:type="spellEnd"/>
-      <w:r>
-        <w:t xml:space="preserve"> :</w:t>
-      </w:r>
-      <w:proofErr w:type="gramEnd"/>
-      <w:r>
-        <w:t xml:space="preserve"> </w:t>
+        <w:t xml:space="preserve"> : </w:t>
       </w:r>
       <w:proofErr w:type="spellStart"/>
       <w:r>
@@ -12188,7 +11906,6 @@
         <w:t xml:space="preserve">    </w:t>
       </w:r>
       <w:proofErr w:type="spellStart"/>
-      <w:proofErr w:type="gramStart"/>
       <w:r>
         <w:t>constructor</w:t>
       </w:r>
@@ -12197,7 +11914,6 @@
         <w:t>(</w:t>
       </w:r>
       <w:proofErr w:type="spellStart"/>
-      <w:proofErr w:type="gramEnd"/>
       <w:r>
         <w:t>message</w:t>
       </w:r>
@@ -12238,7 +11954,6 @@
         <w:t xml:space="preserve">        </w:t>
       </w:r>
       <w:proofErr w:type="spellStart"/>
-      <w:proofErr w:type="gramStart"/>
       <w:r>
         <w:t>super</w:t>
       </w:r>
@@ -12247,39 +11962,28 @@
         <w:t>(</w:t>
       </w:r>
       <w:proofErr w:type="spellStart"/>
-      <w:proofErr w:type="gramEnd"/>
       <w:r>
         <w:t>message</w:t>
       </w:r>
       <w:proofErr w:type="spellEnd"/>
       <w:r>
-        <w:t xml:space="preserve">, </w:t>
-      </w:r>
-      <w:proofErr w:type="gramStart"/>
-      <w:r>
-        <w:t xml:space="preserve">{ </w:t>
+        <w:t xml:space="preserve">, { </w:t>
       </w:r>
       <w:proofErr w:type="spellStart"/>
       <w:r>
         <w:t>statusCode</w:t>
       </w:r>
       <w:proofErr w:type="spellEnd"/>
-      <w:proofErr w:type="gramEnd"/>
       <w:r>
         <w:t>: 400, ...</w:t>
       </w:r>
       <w:proofErr w:type="spellStart"/>
-      <w:proofErr w:type="gramStart"/>
       <w:r>
         <w:t>options</w:t>
       </w:r>
       <w:proofErr w:type="spellEnd"/>
       <w:r>
-        <w:t xml:space="preserve"> }</w:t>
-      </w:r>
-      <w:proofErr w:type="gramEnd"/>
-      <w:r>
-        <w:t>);</w:t>
+        <w:t xml:space="preserve"> });</w:t>
       </w:r>
     </w:p>
     <w:p>
@@ -12348,7 +12052,6 @@
         <w:t xml:space="preserve">    </w:t>
       </w:r>
       <w:proofErr w:type="spellStart"/>
-      <w:proofErr w:type="gramStart"/>
       <w:r>
         <w:t>constructor</w:t>
       </w:r>
@@ -12357,7 +12060,6 @@
         <w:t>(</w:t>
       </w:r>
       <w:proofErr w:type="spellStart"/>
-      <w:proofErr w:type="gramEnd"/>
       <w:r>
         <w:t>message</w:t>
       </w:r>
@@ -12422,7 +12124,6 @@
         <w:t xml:space="preserve">        </w:t>
       </w:r>
       <w:proofErr w:type="spellStart"/>
-      <w:proofErr w:type="gramStart"/>
       <w:r>
         <w:t>super</w:t>
       </w:r>
@@ -12431,39 +12132,28 @@
         <w:t>(</w:t>
       </w:r>
       <w:proofErr w:type="spellStart"/>
-      <w:proofErr w:type="gramEnd"/>
       <w:r>
         <w:t>message</w:t>
       </w:r>
       <w:proofErr w:type="spellEnd"/>
       <w:r>
-        <w:t xml:space="preserve">, </w:t>
-      </w:r>
-      <w:proofErr w:type="gramStart"/>
-      <w:r>
-        <w:t xml:space="preserve">{ </w:t>
+        <w:t xml:space="preserve">, { </w:t>
       </w:r>
       <w:proofErr w:type="spellStart"/>
       <w:r>
         <w:t>statusCode</w:t>
       </w:r>
       <w:proofErr w:type="spellEnd"/>
-      <w:proofErr w:type="gramEnd"/>
       <w:r>
         <w:t>: 404, ...</w:t>
       </w:r>
       <w:proofErr w:type="spellStart"/>
-      <w:proofErr w:type="gramStart"/>
       <w:r>
         <w:t>options</w:t>
       </w:r>
       <w:proofErr w:type="spellEnd"/>
       <w:r>
-        <w:t xml:space="preserve"> }</w:t>
-      </w:r>
-      <w:proofErr w:type="gramEnd"/>
-      <w:r>
-        <w:t>);</w:t>
+        <w:t xml:space="preserve"> });</w:t>
       </w:r>
     </w:p>
     <w:p>
@@ -12532,7 +12222,6 @@
         <w:t xml:space="preserve">    </w:t>
       </w:r>
       <w:proofErr w:type="spellStart"/>
-      <w:proofErr w:type="gramStart"/>
       <w:r>
         <w:t>constructor</w:t>
       </w:r>
@@ -12541,7 +12230,6 @@
         <w:t>(</w:t>
       </w:r>
       <w:proofErr w:type="spellStart"/>
-      <w:proofErr w:type="gramEnd"/>
       <w:r>
         <w:t>message</w:t>
       </w:r>
@@ -12582,7 +12270,6 @@
         <w:t xml:space="preserve">        </w:t>
       </w:r>
       <w:proofErr w:type="spellStart"/>
-      <w:proofErr w:type="gramStart"/>
       <w:r>
         <w:t>super</w:t>
       </w:r>
@@ -12591,39 +12278,28 @@
         <w:t>(</w:t>
       </w:r>
       <w:proofErr w:type="spellStart"/>
-      <w:proofErr w:type="gramEnd"/>
       <w:r>
         <w:t>message</w:t>
       </w:r>
       <w:proofErr w:type="spellEnd"/>
       <w:r>
-        <w:t xml:space="preserve">, </w:t>
-      </w:r>
-      <w:proofErr w:type="gramStart"/>
-      <w:r>
-        <w:t xml:space="preserve">{ </w:t>
+        <w:t xml:space="preserve">, { </w:t>
       </w:r>
       <w:proofErr w:type="spellStart"/>
       <w:r>
         <w:t>statusCode</w:t>
       </w:r>
       <w:proofErr w:type="spellEnd"/>
-      <w:proofErr w:type="gramEnd"/>
       <w:r>
         <w:t>: 401, ...</w:t>
       </w:r>
       <w:proofErr w:type="spellStart"/>
-      <w:proofErr w:type="gramStart"/>
       <w:r>
         <w:t>options</w:t>
       </w:r>
       <w:proofErr w:type="spellEnd"/>
       <w:r>
-        <w:t xml:space="preserve"> }</w:t>
-      </w:r>
-      <w:proofErr w:type="gramEnd"/>
-      <w:r>
-        <w:t>);</w:t>
+        <w:t xml:space="preserve"> });</w:t>
       </w:r>
     </w:p>
     <w:p>
@@ -12678,7 +12354,6 @@
         <w:t xml:space="preserve"> </w:t>
       </w:r>
       <w:proofErr w:type="spellStart"/>
-      <w:proofErr w:type="gramStart"/>
       <w:r>
         <w:t>showError</w:t>
       </w:r>
@@ -12687,7 +12362,6 @@
         <w:t>(</w:t>
       </w:r>
       <w:proofErr w:type="spellStart"/>
-      <w:proofErr w:type="gramEnd"/>
       <w:r>
         <w:t>error</w:t>
       </w:r>
@@ -12776,17 +12450,14 @@
         <w:t xml:space="preserve"> </w:t>
       </w:r>
       <w:proofErr w:type="spellStart"/>
-      <w:proofErr w:type="gramStart"/>
       <w:r>
         <w:t>res.status</w:t>
       </w:r>
       <w:proofErr w:type="spellEnd"/>
-      <w:proofErr w:type="gramEnd"/>
       <w:r>
         <w:t>(</w:t>
       </w:r>
       <w:proofErr w:type="spellStart"/>
-      <w:proofErr w:type="gramStart"/>
       <w:r>
         <w:t>error.statusCode</w:t>
       </w:r>
@@ -12799,7 +12470,6 @@
         <w:t>json</w:t>
       </w:r>
       <w:proofErr w:type="spellEnd"/>
-      <w:proofErr w:type="gramEnd"/>
       <w:r>
         <w:t>({</w:t>
       </w:r>
@@ -12820,12 +12490,10 @@
         <w:t xml:space="preserve">: </w:t>
       </w:r>
       <w:proofErr w:type="spellStart"/>
-      <w:proofErr w:type="gramStart"/>
       <w:r>
         <w:t>error.statusCode</w:t>
       </w:r>
       <w:proofErr w:type="spellEnd"/>
-      <w:proofErr w:type="gramEnd"/>
       <w:r>
         <w:t>,</w:t>
       </w:r>
@@ -12846,12 +12514,10 @@
         <w:t xml:space="preserve">: </w:t>
       </w:r>
       <w:proofErr w:type="spellStart"/>
-      <w:proofErr w:type="gramStart"/>
       <w:r>
         <w:t>error.message</w:t>
       </w:r>
       <w:proofErr w:type="spellEnd"/>
-      <w:proofErr w:type="gramEnd"/>
       <w:r>
         <w:t>,</w:t>
       </w:r>
@@ -12861,41 +12527,29 @@
         <w:pStyle w:val="kd"/>
       </w:pPr>
       <w:r>
-        <w:t xml:space="preserve">            </w:t>
-      </w:r>
-      <w:proofErr w:type="gramStart"/>
-      <w:r>
-        <w:t>...(</w:t>
+        <w:t xml:space="preserve">            ...(</w:t>
       </w:r>
       <w:proofErr w:type="spellStart"/>
       <w:r>
         <w:t>error.details</w:t>
       </w:r>
       <w:proofErr w:type="spellEnd"/>
-      <w:proofErr w:type="gramEnd"/>
-      <w:r>
-        <w:t xml:space="preserve"> &amp;&amp; </w:t>
-      </w:r>
-      <w:proofErr w:type="gramStart"/>
-      <w:r>
-        <w:t xml:space="preserve">{ </w:t>
+      <w:r>
+        <w:t xml:space="preserve"> &amp;&amp; { </w:t>
       </w:r>
       <w:proofErr w:type="spellStart"/>
       <w:r>
         <w:t>details</w:t>
       </w:r>
       <w:proofErr w:type="spellEnd"/>
-      <w:proofErr w:type="gramEnd"/>
       <w:r>
         <w:t xml:space="preserve">: </w:t>
       </w:r>
       <w:proofErr w:type="spellStart"/>
-      <w:proofErr w:type="gramStart"/>
       <w:r>
         <w:t>error.details</w:t>
       </w:r>
       <w:proofErr w:type="spellEnd"/>
-      <w:proofErr w:type="gramEnd"/>
       <w:r>
         <w:t xml:space="preserve"> }),</w:t>
       </w:r>
@@ -12905,49 +12559,31 @@
         <w:pStyle w:val="kd"/>
       </w:pPr>
       <w:r>
-        <w:t xml:space="preserve">            </w:t>
-      </w:r>
-      <w:proofErr w:type="gramStart"/>
-      <w:r>
-        <w:t>...(</w:t>
-      </w:r>
-      <w:proofErr w:type="spellStart"/>
-      <w:proofErr w:type="gramEnd"/>
+        <w:t xml:space="preserve">            ...(</w:t>
+      </w:r>
+      <w:proofErr w:type="spellStart"/>
       <w:r>
         <w:t>error.data</w:t>
       </w:r>
       <w:proofErr w:type="spellEnd"/>
       <w:r>
-        <w:t xml:space="preserve"> &amp;&amp; </w:t>
-      </w:r>
-      <w:proofErr w:type="gramStart"/>
-      <w:r>
-        <w:t xml:space="preserve">{ </w:t>
+        <w:t xml:space="preserve"> &amp;&amp; { </w:t>
       </w:r>
       <w:proofErr w:type="spellStart"/>
       <w:r>
         <w:t>data</w:t>
       </w:r>
       <w:proofErr w:type="spellEnd"/>
-      <w:proofErr w:type="gramEnd"/>
       <w:r>
         <w:t xml:space="preserve">: </w:t>
       </w:r>
       <w:proofErr w:type="spellStart"/>
       <w:r>
-        <w:t>error.</w:t>
-      </w:r>
-      <w:proofErr w:type="gramStart"/>
-      <w:r>
-        <w:t>data</w:t>
-      </w:r>
-      <w:proofErr w:type="spellEnd"/>
-      <w:r>
-        <w:t xml:space="preserve"> }</w:t>
-      </w:r>
-      <w:proofErr w:type="gramEnd"/>
-      <w:r>
-        <w:t>)</w:t>
+        <w:t>error.data</w:t>
+      </w:r>
+      <w:proofErr w:type="spellEnd"/>
+      <w:r>
+        <w:t xml:space="preserve"> })</w:t>
       </w:r>
     </w:p>
     <w:p>
@@ -12974,25 +12610,18 @@
         <w:t xml:space="preserve">    </w:t>
       </w:r>
       <w:proofErr w:type="spellStart"/>
-      <w:proofErr w:type="gramStart"/>
       <w:r>
         <w:t>res.status</w:t>
       </w:r>
       <w:proofErr w:type="spellEnd"/>
-      <w:proofErr w:type="gramEnd"/>
-      <w:r>
-        <w:t>(500</w:t>
-      </w:r>
-      <w:proofErr w:type="gramStart"/>
-      <w:r>
-        <w:t>).</w:t>
+      <w:r>
+        <w:t>(500).</w:t>
       </w:r>
       <w:proofErr w:type="spellStart"/>
       <w:r>
         <w:t>json</w:t>
       </w:r>
       <w:proofErr w:type="spellEnd"/>
-      <w:proofErr w:type="gramEnd"/>
       <w:r>
         <w:t>({</w:t>
       </w:r>
@@ -13029,12 +12658,10 @@
         <w:t xml:space="preserve">: </w:t>
       </w:r>
       <w:proofErr w:type="spellStart"/>
-      <w:proofErr w:type="gramStart"/>
       <w:r>
         <w:t>error.message</w:t>
       </w:r>
       <w:proofErr w:type="spellEnd"/>
-      <w:proofErr w:type="gramEnd"/>
       <w:r>
         <w:t xml:space="preserve"> || "</w:t>
       </w:r>
@@ -13216,83 +12843,315 @@
         <w:pStyle w:val="kd"/>
       </w:pPr>
       <w:r>
+        <w:t xml:space="preserve">    const { email, </w:t>
+      </w:r>
+      <w:proofErr w:type="spellStart"/>
+      <w:r>
+        <w:t>jelszo</w:t>
+      </w:r>
+      <w:proofErr w:type="spellEnd"/>
+      <w:r>
+        <w:t xml:space="preserve"> } = </w:t>
+      </w:r>
+      <w:proofErr w:type="spellStart"/>
+      <w:r>
+        <w:t>req.body</w:t>
+      </w:r>
+      <w:proofErr w:type="spellEnd"/>
+      <w:r>
+        <w:t>;</w:t>
+      </w:r>
+    </w:p>
+    <w:p>
+      <w:pPr>
+        <w:pStyle w:val="kd"/>
+      </w:pPr>
+    </w:p>
+    <w:p>
+      <w:pPr>
+        <w:pStyle w:val="kd"/>
+      </w:pPr>
+      <w:r>
         <w:t xml:space="preserve">    const </w:t>
       </w:r>
-      <w:proofErr w:type="gramStart"/>
-      <w:r>
-        <w:t>{ email</w:t>
-      </w:r>
-      <w:proofErr w:type="gramEnd"/>
+      <w:proofErr w:type="spellStart"/>
+      <w:r>
+        <w:t>users</w:t>
+      </w:r>
+      <w:proofErr w:type="spellEnd"/>
+      <w:r>
+        <w:t xml:space="preserve"> = </w:t>
+      </w:r>
+      <w:proofErr w:type="spellStart"/>
+      <w:r>
+        <w:t>await</w:t>
+      </w:r>
+      <w:proofErr w:type="spellEnd"/>
+      <w:r>
+        <w:t xml:space="preserve"> </w:t>
+      </w:r>
+      <w:proofErr w:type="spellStart"/>
+      <w:r>
+        <w:t>userService.getUserByEmail</w:t>
+      </w:r>
+      <w:proofErr w:type="spellEnd"/>
+      <w:r>
+        <w:t>(email);</w:t>
+      </w:r>
+    </w:p>
+    <w:p>
+      <w:pPr>
+        <w:pStyle w:val="kd"/>
+      </w:pPr>
+      <w:r>
+        <w:t xml:space="preserve">    const </w:t>
+      </w:r>
+      <w:proofErr w:type="spellStart"/>
+      <w:r>
+        <w:t>user</w:t>
+      </w:r>
+      <w:proofErr w:type="spellEnd"/>
+      <w:r>
+        <w:t xml:space="preserve"> = </w:t>
+      </w:r>
+      <w:proofErr w:type="spellStart"/>
+      <w:r>
+        <w:t>users</w:t>
+      </w:r>
+      <w:proofErr w:type="spellEnd"/>
+      <w:r>
+        <w:t>[0];</w:t>
+      </w:r>
+    </w:p>
+    <w:p>
+      <w:pPr>
+        <w:pStyle w:val="kd"/>
+      </w:pPr>
+    </w:p>
+    <w:p>
+      <w:pPr>
+        <w:pStyle w:val="kd"/>
+      </w:pPr>
+      <w:r>
+        <w:t xml:space="preserve">    const </w:t>
+      </w:r>
+      <w:proofErr w:type="spellStart"/>
+      <w:r>
+        <w:t>passwordMatch</w:t>
+      </w:r>
+      <w:proofErr w:type="spellEnd"/>
+      <w:r>
+        <w:t xml:space="preserve"> = </w:t>
+      </w:r>
+      <w:proofErr w:type="spellStart"/>
+      <w:r>
+        <w:t>await</w:t>
+      </w:r>
+      <w:proofErr w:type="spellEnd"/>
+      <w:r>
+        <w:t xml:space="preserve"> </w:t>
+      </w:r>
+      <w:proofErr w:type="spellStart"/>
+      <w:r>
+        <w:t>bcrypt.compare</w:t>
+      </w:r>
+      <w:proofErr w:type="spellEnd"/>
+      <w:r>
+        <w:t>(</w:t>
+      </w:r>
+      <w:proofErr w:type="spellStart"/>
+      <w:r>
+        <w:t>jelszo</w:t>
+      </w:r>
+      <w:proofErr w:type="spellEnd"/>
       <w:r>
         <w:t xml:space="preserve">, </w:t>
       </w:r>
       <w:proofErr w:type="spellStart"/>
-      <w:proofErr w:type="gramStart"/>
-      <w:r>
-        <w:t>jelszo</w:t>
-      </w:r>
-      <w:proofErr w:type="spellEnd"/>
-      <w:r>
-        <w:t xml:space="preserve"> }</w:t>
-      </w:r>
-      <w:proofErr w:type="gramEnd"/>
+      <w:r>
+        <w:t>user.jelszo</w:t>
+      </w:r>
+      <w:proofErr w:type="spellEnd"/>
+      <w:r>
+        <w:t>);</w:t>
+      </w:r>
+    </w:p>
+    <w:p>
+      <w:pPr>
+        <w:pStyle w:val="kd"/>
+      </w:pPr>
+      <w:r>
+        <w:t xml:space="preserve">    </w:t>
+      </w:r>
+      <w:proofErr w:type="spellStart"/>
+      <w:r>
+        <w:t>if</w:t>
+      </w:r>
+      <w:proofErr w:type="spellEnd"/>
+      <w:r>
+        <w:t xml:space="preserve"> (!</w:t>
+      </w:r>
+      <w:proofErr w:type="spellStart"/>
+      <w:r>
+        <w:t>passwordMatch</w:t>
+      </w:r>
+      <w:proofErr w:type="spellEnd"/>
+      <w:r>
+        <w:t>) {</w:t>
+      </w:r>
+    </w:p>
+    <w:p>
+      <w:pPr>
+        <w:pStyle w:val="kd"/>
+      </w:pPr>
+      <w:r>
+        <w:t xml:space="preserve">        </w:t>
+      </w:r>
+      <w:proofErr w:type="spellStart"/>
+      <w:r>
+        <w:t>throw</w:t>
+      </w:r>
+      <w:proofErr w:type="spellEnd"/>
+      <w:r>
+        <w:t xml:space="preserve"> </w:t>
+      </w:r>
+      <w:proofErr w:type="spellStart"/>
+      <w:r>
+        <w:t>new</w:t>
+      </w:r>
+      <w:proofErr w:type="spellEnd"/>
+      <w:r>
+        <w:t xml:space="preserve"> </w:t>
+      </w:r>
+      <w:proofErr w:type="spellStart"/>
+      <w:r>
+        <w:t>UnauthorizedError</w:t>
+      </w:r>
+      <w:proofErr w:type="spellEnd"/>
+      <w:r>
+        <w:t>("Hibás email vagy jelszó");</w:t>
+      </w:r>
+    </w:p>
+    <w:p>
+      <w:pPr>
+        <w:pStyle w:val="kd"/>
+      </w:pPr>
+      <w:r>
+        <w:t xml:space="preserve">    }</w:t>
+      </w:r>
+    </w:p>
+    <w:p>
+      <w:pPr>
+        <w:pStyle w:val="kd"/>
+      </w:pPr>
+    </w:p>
+    <w:p>
+      <w:pPr>
+        <w:pStyle w:val="kd"/>
+      </w:pPr>
+      <w:r>
+        <w:t xml:space="preserve">    const </w:t>
+      </w:r>
+      <w:proofErr w:type="spellStart"/>
+      <w:r>
+        <w:t>token</w:t>
+      </w:r>
+      <w:proofErr w:type="spellEnd"/>
       <w:r>
         <w:t xml:space="preserve"> = </w:t>
       </w:r>
       <w:proofErr w:type="spellStart"/>
-      <w:proofErr w:type="gramStart"/>
-      <w:r>
-        <w:t>req.body</w:t>
-      </w:r>
-      <w:proofErr w:type="spellEnd"/>
-      <w:proofErr w:type="gramEnd"/>
-      <w:r>
-        <w:t>;</w:t>
+      <w:r>
+        <w:t>authUtils.generateUserToken</w:t>
+      </w:r>
+      <w:proofErr w:type="spellEnd"/>
+      <w:r>
+        <w:t>(</w:t>
+      </w:r>
+      <w:proofErr w:type="spellStart"/>
+      <w:r>
+        <w:t>user</w:t>
+      </w:r>
+      <w:proofErr w:type="spellEnd"/>
+      <w:r>
+        <w:t>);</w:t>
       </w:r>
     </w:p>
     <w:p>
       <w:pPr>
         <w:pStyle w:val="kd"/>
       </w:pPr>
+      <w:r>
+        <w:t xml:space="preserve">    </w:t>
+      </w:r>
+      <w:proofErr w:type="spellStart"/>
+      <w:r>
+        <w:t>authUtils.setCookie</w:t>
+      </w:r>
+      <w:proofErr w:type="spellEnd"/>
+      <w:r>
+        <w:t>(</w:t>
+      </w:r>
+      <w:proofErr w:type="spellStart"/>
+      <w:r>
+        <w:t>res</w:t>
+      </w:r>
+      <w:proofErr w:type="spellEnd"/>
+      <w:r>
+        <w:t>, "</w:t>
+      </w:r>
+      <w:proofErr w:type="spellStart"/>
+      <w:r>
+        <w:t>user_token</w:t>
+      </w:r>
+      <w:proofErr w:type="spellEnd"/>
+      <w:r>
+        <w:t xml:space="preserve">", </w:t>
+      </w:r>
+      <w:proofErr w:type="spellStart"/>
+      <w:r>
+        <w:t>token</w:t>
+      </w:r>
+      <w:proofErr w:type="spellEnd"/>
+      <w:r>
+        <w:t>);</w:t>
+      </w:r>
     </w:p>
     <w:p>
       <w:pPr>
         <w:pStyle w:val="kd"/>
       </w:pPr>
-      <w:r>
-        <w:t xml:space="preserve">    const </w:t>
-      </w:r>
-      <w:proofErr w:type="spellStart"/>
-      <w:r>
-        <w:t>users</w:t>
-      </w:r>
-      <w:proofErr w:type="spellEnd"/>
-      <w:r>
-        <w:t xml:space="preserve"> = </w:t>
-      </w:r>
-      <w:proofErr w:type="spellStart"/>
-      <w:r>
-        <w:t>await</w:t>
-      </w:r>
-      <w:proofErr w:type="spellEnd"/>
-      <w:r>
-        <w:t xml:space="preserve"> </w:t>
-      </w:r>
-      <w:proofErr w:type="spellStart"/>
-      <w:r>
-        <w:t>userService.getUserByEmail</w:t>
-      </w:r>
-      <w:proofErr w:type="spellEnd"/>
-      <w:r>
-        <w:t>(email);</w:t>
-      </w:r>
     </w:p>
     <w:p>
       <w:pPr>
         <w:pStyle w:val="kd"/>
       </w:pPr>
       <w:r>
-        <w:t xml:space="preserve">    const </w:t>
+        <w:t xml:space="preserve">    </w:t>
+      </w:r>
+      <w:proofErr w:type="spellStart"/>
+      <w:r>
+        <w:t>res.status</w:t>
+      </w:r>
+      <w:proofErr w:type="spellEnd"/>
+      <w:r>
+        <w:t>(200).</w:t>
+      </w:r>
+      <w:proofErr w:type="spellStart"/>
+      <w:r>
+        <w:t>json</w:t>
+      </w:r>
+      <w:proofErr w:type="spellEnd"/>
+      <w:r>
+        <w:t xml:space="preserve">({ </w:t>
+      </w:r>
+      <w:proofErr w:type="spellStart"/>
+      <w:r>
+        <w:t>token</w:t>
+      </w:r>
+      <w:proofErr w:type="spellEnd"/>
+      <w:r>
+        <w:t xml:space="preserve">, </w:t>
       </w:r>
       <w:proofErr w:type="spellStart"/>
       <w:r>
@@ -13300,301 +13159,21 @@
       </w:r>
       <w:proofErr w:type="spellEnd"/>
       <w:r>
-        <w:t xml:space="preserve"> = </w:t>
-      </w:r>
-      <w:proofErr w:type="spellStart"/>
-      <w:proofErr w:type="gramStart"/>
-      <w:r>
-        <w:t>users</w:t>
-      </w:r>
-      <w:proofErr w:type="spellEnd"/>
-      <w:r>
-        <w:t>[</w:t>
-      </w:r>
-      <w:proofErr w:type="gramEnd"/>
-      <w:r>
-        <w:t>0];</w:t>
-      </w:r>
-    </w:p>
-    <w:p>
-      <w:pPr>
-        <w:pStyle w:val="kd"/>
-      </w:pPr>
-    </w:p>
-    <w:p>
-      <w:pPr>
-        <w:pStyle w:val="kd"/>
-      </w:pPr>
-      <w:r>
-        <w:t xml:space="preserve">    const </w:t>
-      </w:r>
-      <w:proofErr w:type="spellStart"/>
-      <w:r>
-        <w:t>passwordMatch</w:t>
-      </w:r>
-      <w:proofErr w:type="spellEnd"/>
-      <w:r>
-        <w:t xml:space="preserve"> = </w:t>
-      </w:r>
-      <w:proofErr w:type="spellStart"/>
-      <w:r>
-        <w:t>await</w:t>
-      </w:r>
-      <w:proofErr w:type="spellEnd"/>
-      <w:r>
-        <w:t xml:space="preserve"> </w:t>
-      </w:r>
-      <w:proofErr w:type="spellStart"/>
-      <w:proofErr w:type="gramStart"/>
-      <w:r>
-        <w:t>bcrypt.compare</w:t>
-      </w:r>
-      <w:proofErr w:type="spellEnd"/>
-      <w:proofErr w:type="gramEnd"/>
-      <w:r>
-        <w:t>(</w:t>
-      </w:r>
-      <w:proofErr w:type="spellStart"/>
-      <w:r>
-        <w:t>jelszo</w:t>
-      </w:r>
-      <w:proofErr w:type="spellEnd"/>
-      <w:r>
-        <w:t xml:space="preserve">, </w:t>
-      </w:r>
-      <w:proofErr w:type="spellStart"/>
-      <w:proofErr w:type="gramStart"/>
-      <w:r>
-        <w:t>user.jelszo</w:t>
-      </w:r>
-      <w:proofErr w:type="spellEnd"/>
-      <w:proofErr w:type="gramEnd"/>
-      <w:r>
-        <w:t>);</w:t>
-      </w:r>
-    </w:p>
-    <w:p>
-      <w:pPr>
-        <w:pStyle w:val="kd"/>
-      </w:pPr>
-      <w:r>
-        <w:t xml:space="preserve">    </w:t>
-      </w:r>
-      <w:proofErr w:type="spellStart"/>
-      <w:r>
-        <w:t>if</w:t>
-      </w:r>
-      <w:proofErr w:type="spellEnd"/>
-      <w:r>
-        <w:t xml:space="preserve"> </w:t>
-      </w:r>
-      <w:proofErr w:type="gramStart"/>
-      <w:r>
-        <w:t>(!</w:t>
-      </w:r>
-      <w:proofErr w:type="spellStart"/>
-      <w:r>
-        <w:t>passwordMatch</w:t>
-      </w:r>
-      <w:proofErr w:type="spellEnd"/>
-      <w:proofErr w:type="gramEnd"/>
-      <w:r>
-        <w:t>) {</w:t>
-      </w:r>
-    </w:p>
-    <w:p>
-      <w:pPr>
-        <w:pStyle w:val="kd"/>
-      </w:pPr>
-      <w:r>
-        <w:t xml:space="preserve">        </w:t>
-      </w:r>
-      <w:proofErr w:type="spellStart"/>
-      <w:r>
-        <w:t>throw</w:t>
-      </w:r>
-      <w:proofErr w:type="spellEnd"/>
-      <w:r>
-        <w:t xml:space="preserve"> </w:t>
-      </w:r>
-      <w:proofErr w:type="spellStart"/>
-      <w:r>
-        <w:t>new</w:t>
-      </w:r>
-      <w:proofErr w:type="spellEnd"/>
-      <w:r>
-        <w:t xml:space="preserve"> </w:t>
-      </w:r>
-      <w:proofErr w:type="spellStart"/>
-      <w:proofErr w:type="gramStart"/>
-      <w:r>
-        <w:t>UnauthorizedError</w:t>
-      </w:r>
-      <w:proofErr w:type="spellEnd"/>
-      <w:r>
-        <w:t>(</w:t>
-      </w:r>
-      <w:proofErr w:type="gramEnd"/>
-      <w:r>
-        <w:t>"Hibás email vagy jelszó");</w:t>
-      </w:r>
-    </w:p>
-    <w:p>
-      <w:pPr>
-        <w:pStyle w:val="kd"/>
-      </w:pPr>
-      <w:r>
-        <w:t xml:space="preserve">    }</w:t>
-      </w:r>
-    </w:p>
-    <w:p>
-      <w:pPr>
-        <w:pStyle w:val="kd"/>
-      </w:pPr>
-    </w:p>
-    <w:p>
-      <w:pPr>
-        <w:pStyle w:val="kd"/>
-      </w:pPr>
-      <w:r>
-        <w:t xml:space="preserve">    const </w:t>
-      </w:r>
-      <w:proofErr w:type="spellStart"/>
-      <w:r>
-        <w:t>token</w:t>
-      </w:r>
-      <w:proofErr w:type="spellEnd"/>
-      <w:r>
-        <w:t xml:space="preserve"> = </w:t>
-      </w:r>
-      <w:proofErr w:type="spellStart"/>
-      <w:r>
-        <w:t>authUtils.generateUserToken</w:t>
-      </w:r>
-      <w:proofErr w:type="spellEnd"/>
-      <w:r>
-        <w:t>(</w:t>
-      </w:r>
-      <w:proofErr w:type="spellStart"/>
-      <w:r>
-        <w:t>user</w:t>
-      </w:r>
-      <w:proofErr w:type="spellEnd"/>
-      <w:r>
-        <w:t>);</w:t>
-      </w:r>
-    </w:p>
-    <w:p>
-      <w:pPr>
-        <w:pStyle w:val="kd"/>
-      </w:pPr>
-      <w:r>
-        <w:t xml:space="preserve">    </w:t>
-      </w:r>
-      <w:proofErr w:type="spellStart"/>
-      <w:r>
-        <w:t>authUtils.setCookie</w:t>
-      </w:r>
-      <w:proofErr w:type="spellEnd"/>
-      <w:r>
-        <w:t>(</w:t>
-      </w:r>
-      <w:proofErr w:type="spellStart"/>
-      <w:r>
-        <w:t>res</w:t>
-      </w:r>
-      <w:proofErr w:type="spellEnd"/>
-      <w:r>
-        <w:t>, "</w:t>
-      </w:r>
-      <w:proofErr w:type="spellStart"/>
-      <w:r>
-        <w:t>user_token</w:t>
-      </w:r>
-      <w:proofErr w:type="spellEnd"/>
-      <w:r>
-        <w:t xml:space="preserve">", </w:t>
-      </w:r>
-      <w:proofErr w:type="spellStart"/>
-      <w:r>
-        <w:t>token</w:t>
-      </w:r>
-      <w:proofErr w:type="spellEnd"/>
-      <w:r>
-        <w:t>);</w:t>
-      </w:r>
-    </w:p>
-    <w:p>
-      <w:pPr>
-        <w:pStyle w:val="kd"/>
-      </w:pPr>
-    </w:p>
-    <w:p>
-      <w:pPr>
-        <w:pStyle w:val="kd"/>
-      </w:pPr>
-      <w:r>
-        <w:t xml:space="preserve">    </w:t>
-      </w:r>
-      <w:proofErr w:type="spellStart"/>
-      <w:proofErr w:type="gramStart"/>
-      <w:r>
-        <w:t>res.status</w:t>
-      </w:r>
-      <w:proofErr w:type="spellEnd"/>
-      <w:proofErr w:type="gramEnd"/>
-      <w:r>
-        <w:t>(200</w:t>
-      </w:r>
-      <w:proofErr w:type="gramStart"/>
-      <w:r>
-        <w:t>).</w:t>
-      </w:r>
-      <w:proofErr w:type="spellStart"/>
-      <w:r>
-        <w:t>json</w:t>
-      </w:r>
-      <w:proofErr w:type="spellEnd"/>
-      <w:r>
-        <w:t xml:space="preserve">({ </w:t>
-      </w:r>
-      <w:proofErr w:type="spellStart"/>
-      <w:r>
-        <w:t>token</w:t>
-      </w:r>
-      <w:proofErr w:type="spellEnd"/>
-      <w:proofErr w:type="gramEnd"/>
-      <w:r>
-        <w:t xml:space="preserve">, </w:t>
-      </w:r>
-      <w:proofErr w:type="spellStart"/>
-      <w:r>
-        <w:t>user</w:t>
-      </w:r>
-      <w:proofErr w:type="spellEnd"/>
-      <w:r>
-        <w:t xml:space="preserve">: </w:t>
-      </w:r>
-      <w:proofErr w:type="gramStart"/>
-      <w:r>
-        <w:t xml:space="preserve">{ </w:t>
+        <w:t xml:space="preserve">: { </w:t>
       </w:r>
       <w:proofErr w:type="spellStart"/>
       <w:r>
         <w:t>id</w:t>
       </w:r>
       <w:proofErr w:type="spellEnd"/>
-      <w:proofErr w:type="gramEnd"/>
       <w:r>
         <w:t xml:space="preserve">: user.id, email: </w:t>
       </w:r>
       <w:proofErr w:type="spellStart"/>
-      <w:proofErr w:type="gramStart"/>
       <w:r>
         <w:t>user.email</w:t>
       </w:r>
       <w:proofErr w:type="spellEnd"/>
-      <w:proofErr w:type="gramEnd"/>
       <w:r>
         <w:t xml:space="preserve"> }});</w:t>
       </w:r>
@@ -13651,12 +13230,10 @@
         <w:pStyle w:val="kd"/>
       </w:pPr>
       <w:proofErr w:type="spellStart"/>
-      <w:proofErr w:type="gramStart"/>
       <w:r>
         <w:t>exports.verifyToken</w:t>
       </w:r>
       <w:proofErr w:type="spellEnd"/>
-      <w:proofErr w:type="gramEnd"/>
       <w:r>
         <w:t xml:space="preserve"> = </w:t>
       </w:r>
@@ -13698,41 +13275,209 @@
         <w:pStyle w:val="kd"/>
       </w:pPr>
       <w:r>
+        <w:t xml:space="preserve">    const { </w:t>
+      </w:r>
+      <w:proofErr w:type="spellStart"/>
+      <w:r>
+        <w:t>user_token</w:t>
+      </w:r>
+      <w:proofErr w:type="spellEnd"/>
+      <w:r>
+        <w:t xml:space="preserve"> } = </w:t>
+      </w:r>
+      <w:proofErr w:type="spellStart"/>
+      <w:r>
+        <w:t>req.cookies</w:t>
+      </w:r>
+      <w:proofErr w:type="spellEnd"/>
+      <w:r>
+        <w:t xml:space="preserve"> || {};</w:t>
+      </w:r>
+    </w:p>
+    <w:p>
+      <w:pPr>
+        <w:pStyle w:val="kd"/>
+      </w:pPr>
+      <w:r>
+        <w:t xml:space="preserve">    </w:t>
+      </w:r>
+      <w:proofErr w:type="spellStart"/>
+      <w:r>
+        <w:t>if</w:t>
+      </w:r>
+      <w:proofErr w:type="spellEnd"/>
+      <w:r>
+        <w:t xml:space="preserve"> (!</w:t>
+      </w:r>
+      <w:proofErr w:type="spellStart"/>
+      <w:r>
+        <w:t>user_token</w:t>
+      </w:r>
+      <w:proofErr w:type="spellEnd"/>
+      <w:r>
+        <w:t xml:space="preserve">) </w:t>
+      </w:r>
+      <w:proofErr w:type="spellStart"/>
+      <w:r>
+        <w:t>return</w:t>
+      </w:r>
+      <w:proofErr w:type="spellEnd"/>
+      <w:r>
+        <w:t xml:space="preserve"> </w:t>
+      </w:r>
+      <w:proofErr w:type="spellStart"/>
+      <w:r>
+        <w:t>next</w:t>
+      </w:r>
+      <w:proofErr w:type="spellEnd"/>
+      <w:r>
+        <w:t>(</w:t>
+      </w:r>
+      <w:proofErr w:type="spellStart"/>
+      <w:r>
+        <w:t>new</w:t>
+      </w:r>
+      <w:proofErr w:type="spellEnd"/>
+      <w:r>
+        <w:t xml:space="preserve"> </w:t>
+      </w:r>
+      <w:proofErr w:type="spellStart"/>
+      <w:r>
+        <w:t>UnauthorizedError</w:t>
+      </w:r>
+      <w:proofErr w:type="spellEnd"/>
+      <w:r>
+        <w:t>("Be kell jelentkezni"));</w:t>
+      </w:r>
+    </w:p>
+    <w:p>
+      <w:pPr>
+        <w:pStyle w:val="kd"/>
+      </w:pPr>
+    </w:p>
+    <w:p>
+      <w:pPr>
+        <w:pStyle w:val="kd"/>
+      </w:pPr>
+      <w:r>
         <w:t xml:space="preserve">    const </w:t>
       </w:r>
-      <w:proofErr w:type="gramStart"/>
-      <w:r>
-        <w:t xml:space="preserve">{ </w:t>
-      </w:r>
       <w:proofErr w:type="spellStart"/>
       <w:r>
         <w:t>user</w:t>
       </w:r>
-      <w:proofErr w:type="gramEnd"/>
-      <w:r>
-        <w:t>_</w:t>
-      </w:r>
-      <w:proofErr w:type="gramStart"/>
+      <w:proofErr w:type="spellEnd"/>
+      <w:r>
+        <w:t xml:space="preserve"> = </w:t>
+      </w:r>
+      <w:proofErr w:type="spellStart"/>
+      <w:r>
+        <w:t>authUtils.verifyToken</w:t>
+      </w:r>
+      <w:proofErr w:type="spellEnd"/>
+      <w:r>
+        <w:t>(</w:t>
+      </w:r>
+      <w:proofErr w:type="spellStart"/>
+      <w:r>
+        <w:t>user_token</w:t>
+      </w:r>
+      <w:proofErr w:type="spellEnd"/>
+      <w:r>
+        <w:t>);</w:t>
+      </w:r>
+    </w:p>
+    <w:p>
+      <w:pPr>
+        <w:pStyle w:val="kd"/>
+      </w:pPr>
+      <w:r>
+        <w:t xml:space="preserve">    </w:t>
+      </w:r>
+      <w:proofErr w:type="spellStart"/>
+      <w:r>
+        <w:t>if</w:t>
+      </w:r>
+      <w:proofErr w:type="spellEnd"/>
+      <w:r>
+        <w:t xml:space="preserve"> (!</w:t>
+      </w:r>
+      <w:proofErr w:type="spellStart"/>
+      <w:r>
+        <w:t>user</w:t>
+      </w:r>
+      <w:proofErr w:type="spellEnd"/>
+      <w:r>
+        <w:t xml:space="preserve">) </w:t>
+      </w:r>
+      <w:proofErr w:type="spellStart"/>
+      <w:r>
+        <w:t>return</w:t>
+      </w:r>
+      <w:proofErr w:type="spellEnd"/>
+      <w:r>
+        <w:t xml:space="preserve"> </w:t>
+      </w:r>
+      <w:proofErr w:type="spellStart"/>
+      <w:r>
+        <w:t>next</w:t>
+      </w:r>
+      <w:proofErr w:type="spellEnd"/>
+      <w:r>
+        <w:t>(</w:t>
+      </w:r>
+      <w:proofErr w:type="spellStart"/>
+      <w:r>
+        <w:t>new</w:t>
+      </w:r>
+      <w:proofErr w:type="spellEnd"/>
+      <w:r>
+        <w:t xml:space="preserve"> </w:t>
+      </w:r>
+      <w:proofErr w:type="spellStart"/>
+      <w:r>
+        <w:t>UnauthorizedError</w:t>
+      </w:r>
+      <w:proofErr w:type="spellEnd"/>
+      <w:r>
+        <w:t xml:space="preserve">("Érvénytelen vagy lejárt </w:t>
+      </w:r>
+      <w:proofErr w:type="spellStart"/>
       <w:r>
         <w:t>token</w:t>
       </w:r>
       <w:proofErr w:type="spellEnd"/>
       <w:r>
-        <w:t xml:space="preserve"> }</w:t>
-      </w:r>
-      <w:proofErr w:type="gramEnd"/>
+        <w:t>"));</w:t>
+      </w:r>
+    </w:p>
+    <w:p>
+      <w:pPr>
+        <w:pStyle w:val="kd"/>
+      </w:pPr>
+    </w:p>
+    <w:p>
+      <w:pPr>
+        <w:pStyle w:val="kd"/>
+      </w:pPr>
+      <w:r>
+        <w:t xml:space="preserve">    </w:t>
+      </w:r>
+      <w:proofErr w:type="spellStart"/>
+      <w:r>
+        <w:t>req.user</w:t>
+      </w:r>
+      <w:proofErr w:type="spellEnd"/>
       <w:r>
         <w:t xml:space="preserve"> = </w:t>
       </w:r>
       <w:proofErr w:type="spellStart"/>
-      <w:proofErr w:type="gramStart"/>
-      <w:r>
-        <w:t>req.cookies</w:t>
-      </w:r>
-      <w:proofErr w:type="spellEnd"/>
-      <w:proofErr w:type="gramEnd"/>
-      <w:r>
-        <w:t xml:space="preserve"> || {};</w:t>
+      <w:r>
+        <w:t>user</w:t>
+      </w:r>
+      <w:proofErr w:type="spellEnd"/>
+      <w:r>
+        <w:t>;</w:t>
       </w:r>
     </w:p>
     <w:p>
@@ -13744,229 +13489,11 @@
       </w:r>
       <w:proofErr w:type="spellStart"/>
       <w:r>
-        <w:t>if</w:t>
-      </w:r>
-      <w:proofErr w:type="spellEnd"/>
-      <w:r>
-        <w:t xml:space="preserve"> </w:t>
-      </w:r>
-      <w:proofErr w:type="gramStart"/>
-      <w:r>
-        <w:t>(!</w:t>
-      </w:r>
-      <w:proofErr w:type="spellStart"/>
-      <w:r>
-        <w:t>user</w:t>
-      </w:r>
-      <w:proofErr w:type="gramEnd"/>
-      <w:r>
-        <w:t>_token</w:t>
-      </w:r>
-      <w:proofErr w:type="spellEnd"/>
-      <w:r>
-        <w:t xml:space="preserve">) </w:t>
-      </w:r>
-      <w:proofErr w:type="spellStart"/>
-      <w:r>
-        <w:t>return</w:t>
-      </w:r>
-      <w:proofErr w:type="spellEnd"/>
-      <w:r>
-        <w:t xml:space="preserve"> </w:t>
-      </w:r>
-      <w:proofErr w:type="spellStart"/>
-      <w:proofErr w:type="gramStart"/>
-      <w:r>
         <w:t>next</w:t>
       </w:r>
       <w:proofErr w:type="spellEnd"/>
       <w:r>
-        <w:t>(</w:t>
-      </w:r>
-      <w:proofErr w:type="spellStart"/>
-      <w:proofErr w:type="gramEnd"/>
-      <w:r>
-        <w:t>new</w:t>
-      </w:r>
-      <w:proofErr w:type="spellEnd"/>
-      <w:r>
-        <w:t xml:space="preserve"> </w:t>
-      </w:r>
-      <w:proofErr w:type="spellStart"/>
-      <w:proofErr w:type="gramStart"/>
-      <w:r>
-        <w:t>UnauthorizedError</w:t>
-      </w:r>
-      <w:proofErr w:type="spellEnd"/>
-      <w:r>
-        <w:t>(</w:t>
-      </w:r>
-      <w:proofErr w:type="gramEnd"/>
-      <w:r>
-        <w:t>"Be kell jelentkezni"));</w:t>
-      </w:r>
-    </w:p>
-    <w:p>
-      <w:pPr>
-        <w:pStyle w:val="kd"/>
-      </w:pPr>
-    </w:p>
-    <w:p>
-      <w:pPr>
-        <w:pStyle w:val="kd"/>
-      </w:pPr>
-      <w:r>
-        <w:t xml:space="preserve">    const </w:t>
-      </w:r>
-      <w:proofErr w:type="spellStart"/>
-      <w:r>
-        <w:t>user</w:t>
-      </w:r>
-      <w:proofErr w:type="spellEnd"/>
-      <w:r>
-        <w:t xml:space="preserve"> = </w:t>
-      </w:r>
-      <w:proofErr w:type="spellStart"/>
-      <w:r>
-        <w:t>authUtils.verifyToken</w:t>
-      </w:r>
-      <w:proofErr w:type="spellEnd"/>
-      <w:r>
-        <w:t>(</w:t>
-      </w:r>
-      <w:proofErr w:type="spellStart"/>
-      <w:r>
-        <w:t>user_token</w:t>
-      </w:r>
-      <w:proofErr w:type="spellEnd"/>
-      <w:r>
-        <w:t>);</w:t>
-      </w:r>
-    </w:p>
-    <w:p>
-      <w:pPr>
-        <w:pStyle w:val="kd"/>
-      </w:pPr>
-      <w:r>
-        <w:t xml:space="preserve">    </w:t>
-      </w:r>
-      <w:proofErr w:type="spellStart"/>
-      <w:r>
-        <w:t>if</w:t>
-      </w:r>
-      <w:proofErr w:type="spellEnd"/>
-      <w:r>
-        <w:t xml:space="preserve"> </w:t>
-      </w:r>
-      <w:proofErr w:type="gramStart"/>
-      <w:r>
-        <w:t>(!</w:t>
-      </w:r>
-      <w:proofErr w:type="spellStart"/>
-      <w:r>
-        <w:t>user</w:t>
-      </w:r>
-      <w:proofErr w:type="spellEnd"/>
-      <w:proofErr w:type="gramEnd"/>
-      <w:r>
-        <w:t xml:space="preserve">) </w:t>
-      </w:r>
-      <w:proofErr w:type="spellStart"/>
-      <w:r>
-        <w:t>return</w:t>
-      </w:r>
-      <w:proofErr w:type="spellEnd"/>
-      <w:r>
-        <w:t xml:space="preserve"> </w:t>
-      </w:r>
-      <w:proofErr w:type="spellStart"/>
-      <w:proofErr w:type="gramStart"/>
-      <w:r>
-        <w:t>next</w:t>
-      </w:r>
-      <w:proofErr w:type="spellEnd"/>
-      <w:r>
-        <w:t>(</w:t>
-      </w:r>
-      <w:proofErr w:type="spellStart"/>
-      <w:proofErr w:type="gramEnd"/>
-      <w:r>
-        <w:t>new</w:t>
-      </w:r>
-      <w:proofErr w:type="spellEnd"/>
-      <w:r>
-        <w:t xml:space="preserve"> </w:t>
-      </w:r>
-      <w:proofErr w:type="spellStart"/>
-      <w:proofErr w:type="gramStart"/>
-      <w:r>
-        <w:t>UnauthorizedError</w:t>
-      </w:r>
-      <w:proofErr w:type="spellEnd"/>
-      <w:r>
-        <w:t>(</w:t>
-      </w:r>
-      <w:proofErr w:type="gramEnd"/>
-      <w:r>
-        <w:t xml:space="preserve">"Érvénytelen vagy lejárt </w:t>
-      </w:r>
-      <w:proofErr w:type="spellStart"/>
-      <w:r>
-        <w:t>token</w:t>
-      </w:r>
-      <w:proofErr w:type="spellEnd"/>
-      <w:r>
-        <w:t>"));</w:t>
-      </w:r>
-    </w:p>
-    <w:p>
-      <w:pPr>
-        <w:pStyle w:val="kd"/>
-      </w:pPr>
-    </w:p>
-    <w:p>
-      <w:pPr>
-        <w:pStyle w:val="kd"/>
-      </w:pPr>
-      <w:r>
-        <w:t xml:space="preserve">    </w:t>
-      </w:r>
-      <w:proofErr w:type="spellStart"/>
-      <w:r>
-        <w:t>req.user</w:t>
-      </w:r>
-      <w:proofErr w:type="spellEnd"/>
-      <w:r>
-        <w:t xml:space="preserve"> = </w:t>
-      </w:r>
-      <w:proofErr w:type="spellStart"/>
-      <w:r>
-        <w:t>user</w:t>
-      </w:r>
-      <w:proofErr w:type="spellEnd"/>
-      <w:r>
-        <w:t>;</w:t>
-      </w:r>
-    </w:p>
-    <w:p>
-      <w:pPr>
-        <w:pStyle w:val="kd"/>
-      </w:pPr>
-      <w:r>
-        <w:t xml:space="preserve">    </w:t>
-      </w:r>
-      <w:proofErr w:type="spellStart"/>
-      <w:proofErr w:type="gramStart"/>
-      <w:r>
-        <w:t>next</w:t>
-      </w:r>
-      <w:proofErr w:type="spellEnd"/>
-      <w:r>
-        <w:t>(</w:t>
-      </w:r>
-      <w:proofErr w:type="gramEnd"/>
-      <w:r>
-        <w:t>);</w:t>
+        <w:t>();</w:t>
       </w:r>
     </w:p>
     <w:p>
@@ -14158,11 +13685,7 @@
         <w:t>futnak,</w:t>
       </w:r>
       <w:r>
-        <w:t xml:space="preserve"> amelyet </w:t>
-      </w:r>
-      <w:proofErr w:type="gramStart"/>
-      <w:r>
-        <w:t xml:space="preserve">a </w:t>
+        <w:t xml:space="preserve"> amelyet a </w:t>
       </w:r>
       <w:r>
         <w:rPr>
@@ -14175,14 +13698,7 @@
         <w:rPr>
           <w:rFonts w:ascii="Consolas" w:eastAsia="Consolas" w:hAnsi="Consolas" w:cs="Consolas"/>
         </w:rPr>
-        <w:t>env</w:t>
-      </w:r>
-      <w:proofErr w:type="gramEnd"/>
-      <w:r>
-        <w:rPr>
-          <w:rFonts w:ascii="Consolas" w:eastAsia="Consolas" w:hAnsi="Consolas" w:cs="Consolas"/>
-        </w:rPr>
-        <w:t>.test</w:t>
+        <w:t>env.test</w:t>
       </w:r>
       <w:proofErr w:type="spellEnd"/>
       <w:r>
@@ -16269,17 +15785,12 @@
               <w:t xml:space="preserve">, </w:t>
             </w:r>
             <w:proofErr w:type="spellStart"/>
-            <w:proofErr w:type="gramStart"/>
             <w:r>
               <w:t>datum</w:t>
             </w:r>
             <w:proofErr w:type="spellEnd"/>
             <w:r>
-              <w:t>,</w:t>
-            </w:r>
-            <w:proofErr w:type="gramEnd"/>
-            <w:r>
-              <w:t xml:space="preserve"> stb.)</w:t>
+              <w:t>, stb.)</w:t>
             </w:r>
           </w:p>
         </w:tc>
@@ -16773,7 +16284,6 @@
               <w:t>user</w:t>
             </w:r>
             <w:proofErr w:type="spellEnd"/>
-            <w:proofErr w:type="gramStart"/>
             <w:r>
               <w:rPr>
                 <w:rFonts w:ascii="Consolas" w:eastAsia="Consolas" w:hAnsi="Consolas" w:cs="Consolas"/>
@@ -16790,7 +16300,6 @@
               <w:t>userId</w:t>
             </w:r>
             <w:proofErr w:type="spellEnd"/>
-            <w:proofErr w:type="gramEnd"/>
           </w:p>
         </w:tc>
         <w:tc>
@@ -18771,7 +18280,6 @@
         <w:t xml:space="preserve"> </w:t>
       </w:r>
       <w:proofErr w:type="spellStart"/>
-      <w:proofErr w:type="gramStart"/>
       <w:r>
         <w:t>getSzabadAsztalok</w:t>
       </w:r>
@@ -18780,7 +18288,6 @@
         <w:t>(</w:t>
       </w:r>
       <w:proofErr w:type="spellStart"/>
-      <w:proofErr w:type="gramEnd"/>
       <w:r>
         <w:t>datum</w:t>
       </w:r>
@@ -18829,7 +18336,6 @@
         <w:t xml:space="preserve"> </w:t>
       </w:r>
       <w:proofErr w:type="spellStart"/>
-      <w:proofErr w:type="gramStart"/>
       <w:r>
         <w:t>Date</w:t>
       </w:r>
@@ -18838,7 +18344,6 @@
         <w:t>(</w:t>
       </w:r>
       <w:proofErr w:type="spellStart"/>
-      <w:proofErr w:type="gramEnd"/>
       <w:r>
         <w:t>datum</w:t>
       </w:r>
@@ -18908,12 +18413,10 @@
         <w:t xml:space="preserve"> </w:t>
       </w:r>
       <w:proofErr w:type="spellStart"/>
-      <w:proofErr w:type="gramStart"/>
       <w:r>
         <w:t>this.Asztal.findAll</w:t>
       </w:r>
       <w:proofErr w:type="spellEnd"/>
-      <w:proofErr w:type="gramEnd"/>
       <w:r>
         <w:t>({</w:t>
       </w:r>
@@ -19038,12 +18541,10 @@
         <w:t xml:space="preserve">                        [</w:t>
       </w:r>
       <w:proofErr w:type="spellStart"/>
-      <w:proofErr w:type="gramStart"/>
       <w:r>
         <w:t>Op.eq</w:t>
       </w:r>
       <w:proofErr w:type="spellEnd"/>
-      <w:proofErr w:type="gramEnd"/>
       <w:r>
         <w:t xml:space="preserve">]: </w:t>
       </w:r>
@@ -19112,12 +18613,10 @@
         <w:t xml:space="preserve">            [</w:t>
       </w:r>
       <w:proofErr w:type="spellStart"/>
-      <w:proofErr w:type="gramStart"/>
       <w:r>
         <w:t>Op.or</w:t>
       </w:r>
       <w:proofErr w:type="spellEnd"/>
-      <w:proofErr w:type="gramEnd"/>
       <w:r>
         <w:t>]: [</w:t>
       </w:r>
@@ -19138,13 +18637,8 @@
         <w:t xml:space="preserve">                    "$</w:t>
       </w:r>
       <w:proofErr w:type="spellStart"/>
-      <w:proofErr w:type="gramStart"/>
-      <w:r>
-        <w:t>foglalasok.foglalasiAdatok.foglalas</w:t>
-      </w:r>
-      <w:proofErr w:type="gramEnd"/>
-      <w:r>
-        <w:t>_datum</w:t>
+      <w:r>
+        <w:t>foglalasok.foglalasiAdatok.foglalas_datum</w:t>
       </w:r>
       <w:proofErr w:type="spellEnd"/>
       <w:r>
@@ -19199,13 +18693,8 @@
         <w:t xml:space="preserve">                    "$</w:t>
       </w:r>
       <w:proofErr w:type="spellStart"/>
-      <w:proofErr w:type="gramStart"/>
-      <w:r>
-        <w:t>foglalasok.foglalasiAdatok.foglalas</w:t>
-      </w:r>
-      <w:proofErr w:type="gramEnd"/>
-      <w:r>
-        <w:t>_datum</w:t>
+      <w:r>
+        <w:t>foglalasok.foglalasiAdatok.foglalas_datum</w:t>
       </w:r>
       <w:proofErr w:type="spellEnd"/>
       <w:r>
@@ -19577,146 +19066,134 @@
       </w:r>
       <w:proofErr w:type="spellEnd"/>
       <w:r>
+        <w:t xml:space="preserve"> { </w:t>
+      </w:r>
+      <w:proofErr w:type="spellStart"/>
+      <w:r>
+        <w:t>get</w:t>
+      </w:r>
+      <w:proofErr w:type="spellEnd"/>
+      <w:r>
+        <w:t xml:space="preserve">; </w:t>
+      </w:r>
+      <w:proofErr w:type="spellStart"/>
+      <w:r>
+        <w:t>set</w:t>
+      </w:r>
+      <w:proofErr w:type="spellEnd"/>
+      <w:r>
+        <w:t>; }</w:t>
+      </w:r>
+    </w:p>
+    <w:p>
+      <w:pPr>
+        <w:pStyle w:val="kd"/>
+      </w:pPr>
+    </w:p>
+    <w:p>
+      <w:pPr>
+        <w:pStyle w:val="kd"/>
+      </w:pPr>
+      <w:r>
+        <w:t>[</w:t>
+      </w:r>
+      <w:proofErr w:type="spellStart"/>
+      <w:r>
+        <w:t>JsonIgnore</w:t>
+      </w:r>
+      <w:proofErr w:type="spellEnd"/>
+      <w:r>
+        <w:t>]</w:t>
+      </w:r>
+    </w:p>
+    <w:p>
+      <w:pPr>
+        <w:pStyle w:val="kd"/>
+      </w:pPr>
+      <w:proofErr w:type="spellStart"/>
+      <w:r>
+        <w:t>public</w:t>
+      </w:r>
+      <w:proofErr w:type="spellEnd"/>
+      <w:r>
         <w:t xml:space="preserve"> </w:t>
       </w:r>
-      <w:proofErr w:type="gramStart"/>
-      <w:r>
-        <w:t xml:space="preserve">{ </w:t>
-      </w:r>
-      <w:proofErr w:type="spellStart"/>
-      <w:r>
-        <w:t>get</w:t>
-      </w:r>
-      <w:proofErr w:type="spellEnd"/>
-      <w:proofErr w:type="gramEnd"/>
-      <w:r>
-        <w:t xml:space="preserve">; </w:t>
-      </w:r>
-      <w:proofErr w:type="spellStart"/>
-      <w:r>
-        <w:t>set</w:t>
-      </w:r>
-      <w:proofErr w:type="spellEnd"/>
-      <w:proofErr w:type="gramStart"/>
-      <w:r>
-        <w:t>; }</w:t>
-      </w:r>
-      <w:proofErr w:type="gramEnd"/>
+      <w:proofErr w:type="spellStart"/>
+      <w:r>
+        <w:t>bool</w:t>
+      </w:r>
+      <w:proofErr w:type="spellEnd"/>
+      <w:r>
+        <w:t xml:space="preserve"> </w:t>
+      </w:r>
+      <w:proofErr w:type="spellStart"/>
+      <w:r>
+        <w:t>IsAdmin</w:t>
+      </w:r>
+      <w:proofErr w:type="spellEnd"/>
+      <w:r>
+        <w:t xml:space="preserve"> =&gt; </w:t>
+      </w:r>
+      <w:proofErr w:type="spellStart"/>
+      <w:r>
+        <w:t>IsAdminRaw.ValueKind</w:t>
+      </w:r>
+      <w:proofErr w:type="spellEnd"/>
+      <w:r>
+        <w:t xml:space="preserve"> </w:t>
+      </w:r>
+      <w:proofErr w:type="spellStart"/>
+      <w:r>
+        <w:t>switch</w:t>
+      </w:r>
+      <w:proofErr w:type="spellEnd"/>
     </w:p>
     <w:p>
       <w:pPr>
         <w:pStyle w:val="kd"/>
       </w:pPr>
+      <w:r>
+        <w:t>{</w:t>
+      </w:r>
     </w:p>
     <w:p>
       <w:pPr>
         <w:pStyle w:val="kd"/>
       </w:pPr>
       <w:r>
-        <w:t>[</w:t>
-      </w:r>
-      <w:proofErr w:type="spellStart"/>
-      <w:r>
-        <w:t>JsonIgnore</w:t>
-      </w:r>
-      <w:proofErr w:type="spellEnd"/>
-      <w:r>
-        <w:t>]</w:t>
+        <w:t xml:space="preserve">    </w:t>
+      </w:r>
+      <w:proofErr w:type="spellStart"/>
+      <w:r>
+        <w:t>JsonValueKind.True</w:t>
+      </w:r>
+      <w:proofErr w:type="spellEnd"/>
+      <w:r>
+        <w:t xml:space="preserve">   =&gt; </w:t>
+      </w:r>
+      <w:proofErr w:type="spellStart"/>
+      <w:r>
+        <w:t>true</w:t>
+      </w:r>
+      <w:proofErr w:type="spellEnd"/>
+      <w:r>
+        <w:t>,</w:t>
       </w:r>
     </w:p>
     <w:p>
       <w:pPr>
         <w:pStyle w:val="kd"/>
       </w:pPr>
-      <w:proofErr w:type="spellStart"/>
-      <w:r>
-        <w:t>public</w:t>
-      </w:r>
-      <w:proofErr w:type="spellEnd"/>
-      <w:r>
-        <w:t xml:space="preserve"> </w:t>
-      </w:r>
-      <w:proofErr w:type="spellStart"/>
-      <w:r>
-        <w:t>bool</w:t>
-      </w:r>
-      <w:proofErr w:type="spellEnd"/>
-      <w:r>
-        <w:t xml:space="preserve"> </w:t>
-      </w:r>
-      <w:proofErr w:type="spellStart"/>
-      <w:r>
-        <w:t>IsAdmin</w:t>
-      </w:r>
-      <w:proofErr w:type="spellEnd"/>
-      <w:r>
-        <w:t xml:space="preserve"> =&gt; </w:t>
-      </w:r>
-      <w:proofErr w:type="spellStart"/>
-      <w:r>
-        <w:t>IsAdminRaw.ValueKind</w:t>
-      </w:r>
-      <w:proofErr w:type="spellEnd"/>
-      <w:r>
-        <w:t xml:space="preserve"> </w:t>
-      </w:r>
-      <w:proofErr w:type="spellStart"/>
-      <w:r>
-        <w:t>switch</w:t>
-      </w:r>
-      <w:proofErr w:type="spellEnd"/>
-    </w:p>
-    <w:p>
-      <w:pPr>
-        <w:pStyle w:val="kd"/>
-      </w:pPr>
-      <w:r>
-        <w:t>{</w:t>
-      </w:r>
-    </w:p>
-    <w:p>
-      <w:pPr>
-        <w:pStyle w:val="kd"/>
-      </w:pPr>
       <w:r>
         <w:t xml:space="preserve">    </w:t>
       </w:r>
       <w:proofErr w:type="spellStart"/>
       <w:r>
-        <w:t>JsonValueKind.True</w:t>
-      </w:r>
-      <w:proofErr w:type="spellEnd"/>
-      <w:r>
-        <w:t xml:space="preserve">   =&gt; </w:t>
-      </w:r>
-      <w:proofErr w:type="spellStart"/>
-      <w:r>
-        <w:t>true</w:t>
-      </w:r>
-      <w:proofErr w:type="spellEnd"/>
-      <w:r>
-        <w:t>,</w:t>
-      </w:r>
-    </w:p>
-    <w:p>
-      <w:pPr>
-        <w:pStyle w:val="kd"/>
-      </w:pPr>
-      <w:r>
-        <w:t xml:space="preserve">    </w:t>
-      </w:r>
-      <w:proofErr w:type="spellStart"/>
-      <w:proofErr w:type="gramStart"/>
-      <w:r>
         <w:t>JsonValueKind.False</w:t>
       </w:r>
       <w:proofErr w:type="spellEnd"/>
       <w:r>
-        <w:t xml:space="preserve">  =</w:t>
-      </w:r>
-      <w:proofErr w:type="gramEnd"/>
-      <w:r>
-        <w:t xml:space="preserve">&gt; </w:t>
+        <w:t xml:space="preserve">  =&gt; </w:t>
       </w:r>
       <w:proofErr w:type="spellStart"/>
       <w:r>
@@ -19888,7 +19365,6 @@
       <w:r>
         <w:t xml:space="preserve"> </w:t>
       </w:r>
-      <w:proofErr w:type="gramStart"/>
       <w:r>
         <w:rPr>
           <w:rStyle w:val="token"/>
@@ -19912,7 +19388,6 @@
         <w:t>True</w:t>
       </w:r>
       <w:proofErr w:type="spellEnd"/>
-      <w:proofErr w:type="gramEnd"/>
       <w:r>
         <w:t xml:space="preserve"> </w:t>
       </w:r>
@@ -20146,7 +19621,6 @@
         <w:t xml:space="preserve"> </w:t>
       </w:r>
       <w:proofErr w:type="spellStart"/>
-      <w:proofErr w:type="gramStart"/>
       <w:r>
         <w:rPr>
           <w:rStyle w:val="token"/>
@@ -20161,14 +19635,7 @@
         <w:rPr>
           <w:rStyle w:val="token"/>
         </w:rPr>
-        <w:t>}</w:t>
-      </w:r>
-      <w:proofErr w:type="gramEnd"/>
-      <w:r>
-        <w:rPr>
-          <w:rStyle w:val="token"/>
-        </w:rPr>
-        <w:t>;</w:t>
+        <w:t>};</w:t>
       </w:r>
     </w:p>
     <w:p>
@@ -20251,7 +19718,6 @@
         <w:t xml:space="preserve">?&gt; </w:t>
       </w:r>
       <w:proofErr w:type="spellStart"/>
-      <w:proofErr w:type="gramStart"/>
       <w:r>
         <w:t>CreateFoglalasAsync</w:t>
       </w:r>
@@ -20259,7 +19725,6 @@
       <w:r>
         <w:t>(</w:t>
       </w:r>
-      <w:proofErr w:type="gramEnd"/>
     </w:p>
     <w:p>
       <w:pPr>
@@ -20383,18 +19848,300 @@
       </w:r>
       <w:proofErr w:type="spellEnd"/>
       <w:r>
+        <w:t xml:space="preserve"> (!</w:t>
+      </w:r>
+      <w:proofErr w:type="spellStart"/>
+      <w:r>
+        <w:t>foglalasResponse.IsSuccessStatusCode</w:t>
+      </w:r>
+      <w:proofErr w:type="spellEnd"/>
+      <w:r>
+        <w:t>)</w:t>
+      </w:r>
+    </w:p>
+    <w:p>
+      <w:pPr>
+        <w:pStyle w:val="kd"/>
+      </w:pPr>
+      <w:r>
+        <w:t xml:space="preserve">    {</w:t>
+      </w:r>
+    </w:p>
+    <w:p>
+      <w:pPr>
+        <w:pStyle w:val="kd"/>
+      </w:pPr>
+      <w:r>
+        <w:t xml:space="preserve">        </w:t>
+      </w:r>
+      <w:proofErr w:type="spellStart"/>
+      <w:r>
+        <w:t>string</w:t>
+      </w:r>
+      <w:proofErr w:type="spellEnd"/>
+      <w:r>
+        <w:t xml:space="preserve"> hiba = </w:t>
+      </w:r>
+      <w:proofErr w:type="spellStart"/>
+      <w:r>
+        <w:t>await</w:t>
+      </w:r>
+      <w:proofErr w:type="spellEnd"/>
+      <w:r>
         <w:t xml:space="preserve"> </w:t>
       </w:r>
-      <w:proofErr w:type="gramStart"/>
-      <w:r>
-        <w:t>(!</w:t>
-      </w:r>
-      <w:proofErr w:type="spellStart"/>
-      <w:r>
-        <w:t>foglalasResponse.IsSuccessStatusCode</w:t>
-      </w:r>
-      <w:proofErr w:type="spellEnd"/>
-      <w:proofErr w:type="gramEnd"/>
+      <w:proofErr w:type="spellStart"/>
+      <w:r>
+        <w:t>foglalasResponse.Content.ReadAsStringAsync</w:t>
+      </w:r>
+      <w:proofErr w:type="spellEnd"/>
+      <w:r>
+        <w:t>();</w:t>
+      </w:r>
+    </w:p>
+    <w:p>
+      <w:pPr>
+        <w:pStyle w:val="kd"/>
+      </w:pPr>
+      <w:r>
+        <w:t xml:space="preserve">        var </w:t>
+      </w:r>
+      <w:proofErr w:type="spellStart"/>
+      <w:r>
+        <w:t>errObj</w:t>
+      </w:r>
+      <w:proofErr w:type="spellEnd"/>
+      <w:r>
+        <w:t xml:space="preserve"> = </w:t>
+      </w:r>
+      <w:proofErr w:type="spellStart"/>
+      <w:r>
+        <w:t>JsonSerializer.Deserialize</w:t>
+      </w:r>
+      <w:proofErr w:type="spellEnd"/>
+      <w:r>
+        <w:t>&lt;</w:t>
+      </w:r>
+      <w:proofErr w:type="spellStart"/>
+      <w:r>
+        <w:t>ApiHibaValasz</w:t>
+      </w:r>
+      <w:proofErr w:type="spellEnd"/>
+      <w:r>
+        <w:t>&gt;(hiba);</w:t>
+      </w:r>
+    </w:p>
+    <w:p>
+      <w:pPr>
+        <w:pStyle w:val="kd"/>
+      </w:pPr>
+      <w:r>
+        <w:t xml:space="preserve">        </w:t>
+      </w:r>
+      <w:proofErr w:type="spellStart"/>
+      <w:r>
+        <w:t>return</w:t>
+      </w:r>
+      <w:proofErr w:type="spellEnd"/>
+      <w:r>
+        <w:t xml:space="preserve"> </w:t>
+      </w:r>
+      <w:proofErr w:type="spellStart"/>
+      <w:r>
+        <w:t>errObj</w:t>
+      </w:r>
+      <w:proofErr w:type="spellEnd"/>
+      <w:r>
+        <w:t>?.</w:t>
+      </w:r>
+      <w:proofErr w:type="spellStart"/>
+      <w:r>
+        <w:t>HibaSzoveg</w:t>
+      </w:r>
+      <w:proofErr w:type="spellEnd"/>
+      <w:r>
+        <w:t xml:space="preserve"> ?? $"Foglalás sikertelen ({</w:t>
+      </w:r>
+      <w:proofErr w:type="spellStart"/>
+      <w:r>
+        <w:t>foglalasResponse.StatusCode</w:t>
+      </w:r>
+      <w:proofErr w:type="spellEnd"/>
+      <w:r>
+        <w:t>})";</w:t>
+      </w:r>
+    </w:p>
+    <w:p>
+      <w:pPr>
+        <w:pStyle w:val="kd"/>
+      </w:pPr>
+      <w:r>
+        <w:t xml:space="preserve">    }</w:t>
+      </w:r>
+    </w:p>
+    <w:p>
+      <w:pPr>
+        <w:pStyle w:val="kd"/>
+      </w:pPr>
+    </w:p>
+    <w:p>
+      <w:pPr>
+        <w:pStyle w:val="kd"/>
+      </w:pPr>
+      <w:r>
+        <w:t xml:space="preserve">    // 2. Visszakapott </w:t>
+      </w:r>
+      <w:proofErr w:type="spellStart"/>
+      <w:r>
+        <w:t>id</w:t>
+      </w:r>
+      <w:proofErr w:type="spellEnd"/>
+      <w:r>
+        <w:t xml:space="preserve"> kiolvasása</w:t>
+      </w:r>
+    </w:p>
+    <w:p>
+      <w:pPr>
+        <w:pStyle w:val="kd"/>
+      </w:pPr>
+      <w:r>
+        <w:t xml:space="preserve">    var </w:t>
+      </w:r>
+      <w:proofErr w:type="spellStart"/>
+      <w:r>
+        <w:t>ujFoglalas</w:t>
+      </w:r>
+      <w:proofErr w:type="spellEnd"/>
+      <w:r>
+        <w:t xml:space="preserve"> = </w:t>
+      </w:r>
+      <w:proofErr w:type="spellStart"/>
+      <w:r>
+        <w:t>await</w:t>
+      </w:r>
+      <w:proofErr w:type="spellEnd"/>
+      <w:r>
+        <w:t xml:space="preserve"> </w:t>
+      </w:r>
+      <w:proofErr w:type="spellStart"/>
+      <w:r>
+        <w:t>foglalasResponse.Content.ReadFromJsonAsync</w:t>
+      </w:r>
+      <w:proofErr w:type="spellEnd"/>
+      <w:r>
+        <w:t>&lt;</w:t>
+      </w:r>
+      <w:proofErr w:type="spellStart"/>
+      <w:r>
+        <w:t>Foglalas</w:t>
+      </w:r>
+      <w:proofErr w:type="spellEnd"/>
+      <w:r>
+        <w:t>&gt;();</w:t>
+      </w:r>
+    </w:p>
+    <w:p>
+      <w:pPr>
+        <w:pStyle w:val="kd"/>
+      </w:pPr>
+      <w:r>
+        <w:t xml:space="preserve">    </w:t>
+      </w:r>
+      <w:proofErr w:type="spellStart"/>
+      <w:r>
+        <w:t>adatok.FoglalaId</w:t>
+      </w:r>
+      <w:proofErr w:type="spellEnd"/>
+      <w:r>
+        <w:t xml:space="preserve"> = </w:t>
+      </w:r>
+      <w:proofErr w:type="spellStart"/>
+      <w:r>
+        <w:t>ujFoglalas.Id</w:t>
+      </w:r>
+      <w:proofErr w:type="spellEnd"/>
+      <w:r>
+        <w:t>;</w:t>
+      </w:r>
+    </w:p>
+    <w:p>
+      <w:pPr>
+        <w:pStyle w:val="kd"/>
+      </w:pPr>
+    </w:p>
+    <w:p>
+      <w:pPr>
+        <w:pStyle w:val="kd"/>
+      </w:pPr>
+      <w:r>
+        <w:t xml:space="preserve">    var </w:t>
+      </w:r>
+      <w:proofErr w:type="spellStart"/>
+      <w:r>
+        <w:t>adatokResponse</w:t>
+      </w:r>
+      <w:proofErr w:type="spellEnd"/>
+      <w:r>
+        <w:t xml:space="preserve"> = </w:t>
+      </w:r>
+      <w:proofErr w:type="spellStart"/>
+      <w:r>
+        <w:t>await</w:t>
+      </w:r>
+      <w:proofErr w:type="spellEnd"/>
+      <w:r>
+        <w:t xml:space="preserve"> _</w:t>
+      </w:r>
+      <w:proofErr w:type="spellStart"/>
+      <w:r>
+        <w:t>httpClient.PostAsJsonAsync</w:t>
+      </w:r>
+      <w:proofErr w:type="spellEnd"/>
+      <w:r>
+        <w:t>("/</w:t>
+      </w:r>
+      <w:proofErr w:type="spellStart"/>
+      <w:r>
+        <w:t>api</w:t>
+      </w:r>
+      <w:proofErr w:type="spellEnd"/>
+      <w:r>
+        <w:t>/</w:t>
+      </w:r>
+      <w:proofErr w:type="spellStart"/>
+      <w:r>
+        <w:t>foglalasi</w:t>
+      </w:r>
+      <w:proofErr w:type="spellEnd"/>
+      <w:r>
+        <w:t>-adatok", adatok);</w:t>
+      </w:r>
+    </w:p>
+    <w:p>
+      <w:pPr>
+        <w:pStyle w:val="kd"/>
+      </w:pPr>
+    </w:p>
+    <w:p>
+      <w:pPr>
+        <w:pStyle w:val="kd"/>
+      </w:pPr>
+      <w:r>
+        <w:t xml:space="preserve">    </w:t>
+      </w:r>
+      <w:proofErr w:type="spellStart"/>
+      <w:r>
+        <w:t>if</w:t>
+      </w:r>
+      <w:proofErr w:type="spellEnd"/>
+      <w:r>
+        <w:t xml:space="preserve"> (!</w:t>
+      </w:r>
+      <w:proofErr w:type="spellStart"/>
+      <w:r>
+        <w:t>adatokResponse.IsSuccessStatusCode</w:t>
+      </w:r>
+      <w:proofErr w:type="spellEnd"/>
       <w:r>
         <w:t>)</w:t>
       </w:r>
@@ -20412,10 +20159,66 @@
         <w:pStyle w:val="kd"/>
       </w:pPr>
       <w:r>
+        <w:t xml:space="preserve">        // Rollback: foglalást töröljük</w:t>
+      </w:r>
+    </w:p>
+    <w:p>
+      <w:pPr>
+        <w:pStyle w:val="kd"/>
+      </w:pPr>
+      <w:r>
         <w:t xml:space="preserve">        </w:t>
       </w:r>
       <w:proofErr w:type="spellStart"/>
       <w:r>
+        <w:t>await</w:t>
+      </w:r>
+      <w:proofErr w:type="spellEnd"/>
+      <w:r>
+        <w:t xml:space="preserve"> _</w:t>
+      </w:r>
+      <w:proofErr w:type="spellStart"/>
+      <w:r>
+        <w:t>httpClient.DeleteAsync</w:t>
+      </w:r>
+      <w:proofErr w:type="spellEnd"/>
+      <w:r>
+        <w:t>($"/</w:t>
+      </w:r>
+      <w:proofErr w:type="spellStart"/>
+      <w:r>
+        <w:t>api</w:t>
+      </w:r>
+      <w:proofErr w:type="spellEnd"/>
+      <w:r>
+        <w:t>/</w:t>
+      </w:r>
+      <w:proofErr w:type="spellStart"/>
+      <w:r>
+        <w:t>foglalasok</w:t>
+      </w:r>
+      <w:proofErr w:type="spellEnd"/>
+      <w:r>
+        <w:t>/{</w:t>
+      </w:r>
+      <w:proofErr w:type="spellStart"/>
+      <w:r>
+        <w:t>ujFoglalas.Id</w:t>
+      </w:r>
+      <w:proofErr w:type="spellEnd"/>
+      <w:r>
+        <w:t>}");</w:t>
+      </w:r>
+    </w:p>
+    <w:p>
+      <w:pPr>
+        <w:pStyle w:val="kd"/>
+      </w:pPr>
+      <w:r>
+        <w:t xml:space="preserve">        </w:t>
+      </w:r>
+      <w:proofErr w:type="spellStart"/>
+      <w:r>
         <w:t>string</w:t>
       </w:r>
       <w:proofErr w:type="spellEnd"/>
@@ -20431,12 +20234,10 @@
         <w:t xml:space="preserve"> </w:t>
       </w:r>
       <w:proofErr w:type="spellStart"/>
-      <w:proofErr w:type="gramStart"/>
-      <w:r>
-        <w:t>foglalasResponse.Content.ReadAsStringAsync</w:t>
-      </w:r>
-      <w:proofErr w:type="spellEnd"/>
-      <w:proofErr w:type="gramEnd"/>
+      <w:r>
+        <w:t>adatokResponse.Content.ReadAsStringAsync</w:t>
+      </w:r>
+      <w:proofErr w:type="spellEnd"/>
       <w:r>
         <w:t>();</w:t>
       </w:r>
@@ -20489,7 +20290,6 @@
         <w:t xml:space="preserve"> </w:t>
       </w:r>
       <w:proofErr w:type="spellStart"/>
-      <w:proofErr w:type="gramStart"/>
       <w:r>
         <w:t>errObj</w:t>
       </w:r>
@@ -20503,377 +20303,7 @@
       </w:r>
       <w:proofErr w:type="spellEnd"/>
       <w:r>
-        <w:t xml:space="preserve"> ??</w:t>
-      </w:r>
-      <w:proofErr w:type="gramEnd"/>
-      <w:r>
-        <w:t xml:space="preserve"> $"Foglalás sikertelen ({</w:t>
-      </w:r>
-      <w:proofErr w:type="spellStart"/>
-      <w:r>
-        <w:t>foglalasResponse.StatusCode</w:t>
-      </w:r>
-      <w:proofErr w:type="spellEnd"/>
-      <w:r>
-        <w:t>})";</w:t>
-      </w:r>
-    </w:p>
-    <w:p>
-      <w:pPr>
-        <w:pStyle w:val="kd"/>
-      </w:pPr>
-      <w:r>
-        <w:t xml:space="preserve">    }</w:t>
-      </w:r>
-    </w:p>
-    <w:p>
-      <w:pPr>
-        <w:pStyle w:val="kd"/>
-      </w:pPr>
-    </w:p>
-    <w:p>
-      <w:pPr>
-        <w:pStyle w:val="kd"/>
-      </w:pPr>
-      <w:r>
-        <w:t xml:space="preserve">    // 2. Visszakapott </w:t>
-      </w:r>
-      <w:proofErr w:type="spellStart"/>
-      <w:r>
-        <w:t>id</w:t>
-      </w:r>
-      <w:proofErr w:type="spellEnd"/>
-      <w:r>
-        <w:t xml:space="preserve"> kiolvasása</w:t>
-      </w:r>
-    </w:p>
-    <w:p>
-      <w:pPr>
-        <w:pStyle w:val="kd"/>
-      </w:pPr>
-      <w:r>
-        <w:t xml:space="preserve">    var </w:t>
-      </w:r>
-      <w:proofErr w:type="spellStart"/>
-      <w:r>
-        <w:t>ujFoglalas</w:t>
-      </w:r>
-      <w:proofErr w:type="spellEnd"/>
-      <w:r>
-        <w:t xml:space="preserve"> = </w:t>
-      </w:r>
-      <w:proofErr w:type="spellStart"/>
-      <w:r>
-        <w:t>await</w:t>
-      </w:r>
-      <w:proofErr w:type="spellEnd"/>
-      <w:r>
-        <w:t xml:space="preserve"> </w:t>
-      </w:r>
-      <w:proofErr w:type="spellStart"/>
-      <w:proofErr w:type="gramStart"/>
-      <w:r>
-        <w:t>foglalasResponse.Content.ReadFromJsonAsync</w:t>
-      </w:r>
-      <w:proofErr w:type="spellEnd"/>
-      <w:proofErr w:type="gramEnd"/>
-      <w:r>
-        <w:t>&lt;</w:t>
-      </w:r>
-      <w:proofErr w:type="spellStart"/>
-      <w:r>
-        <w:t>Foglalas</w:t>
-      </w:r>
-      <w:proofErr w:type="spellEnd"/>
-      <w:proofErr w:type="gramStart"/>
-      <w:r>
-        <w:t>&gt;(</w:t>
-      </w:r>
-      <w:proofErr w:type="gramEnd"/>
-      <w:r>
-        <w:t>);</w:t>
-      </w:r>
-    </w:p>
-    <w:p>
-      <w:pPr>
-        <w:pStyle w:val="kd"/>
-      </w:pPr>
-      <w:r>
-        <w:t xml:space="preserve">    </w:t>
-      </w:r>
-      <w:proofErr w:type="spellStart"/>
-      <w:proofErr w:type="gramStart"/>
-      <w:r>
-        <w:t>adatok.FoglalaId</w:t>
-      </w:r>
-      <w:proofErr w:type="spellEnd"/>
-      <w:proofErr w:type="gramEnd"/>
-      <w:r>
-        <w:t xml:space="preserve"> = </w:t>
-      </w:r>
-      <w:proofErr w:type="spellStart"/>
-      <w:r>
-        <w:t>ujFoglalas.Id</w:t>
-      </w:r>
-      <w:proofErr w:type="spellEnd"/>
-      <w:r>
-        <w:t>;</w:t>
-      </w:r>
-    </w:p>
-    <w:p>
-      <w:pPr>
-        <w:pStyle w:val="kd"/>
-      </w:pPr>
-    </w:p>
-    <w:p>
-      <w:pPr>
-        <w:pStyle w:val="kd"/>
-      </w:pPr>
-      <w:r>
-        <w:t xml:space="preserve">    var </w:t>
-      </w:r>
-      <w:proofErr w:type="spellStart"/>
-      <w:r>
-        <w:t>adatokResponse</w:t>
-      </w:r>
-      <w:proofErr w:type="spellEnd"/>
-      <w:r>
-        <w:t xml:space="preserve"> = </w:t>
-      </w:r>
-      <w:proofErr w:type="spellStart"/>
-      <w:r>
-        <w:t>await</w:t>
-      </w:r>
-      <w:proofErr w:type="spellEnd"/>
-      <w:r>
-        <w:t xml:space="preserve"> _</w:t>
-      </w:r>
-      <w:proofErr w:type="spellStart"/>
-      <w:r>
-        <w:t>httpClient.PostAsJsonAsync</w:t>
-      </w:r>
-      <w:proofErr w:type="spellEnd"/>
-      <w:r>
-        <w:t>("/</w:t>
-      </w:r>
-      <w:proofErr w:type="spellStart"/>
-      <w:r>
-        <w:t>api</w:t>
-      </w:r>
-      <w:proofErr w:type="spellEnd"/>
-      <w:r>
-        <w:t>/</w:t>
-      </w:r>
-      <w:proofErr w:type="spellStart"/>
-      <w:r>
-        <w:t>foglalasi</w:t>
-      </w:r>
-      <w:proofErr w:type="spellEnd"/>
-      <w:r>
-        <w:t>-adatok", adatok);</w:t>
-      </w:r>
-    </w:p>
-    <w:p>
-      <w:pPr>
-        <w:pStyle w:val="kd"/>
-      </w:pPr>
-    </w:p>
-    <w:p>
-      <w:pPr>
-        <w:pStyle w:val="kd"/>
-      </w:pPr>
-      <w:r>
-        <w:t xml:space="preserve">    </w:t>
-      </w:r>
-      <w:proofErr w:type="spellStart"/>
-      <w:r>
-        <w:t>if</w:t>
-      </w:r>
-      <w:proofErr w:type="spellEnd"/>
-      <w:r>
-        <w:t xml:space="preserve"> </w:t>
-      </w:r>
-      <w:proofErr w:type="gramStart"/>
-      <w:r>
-        <w:t>(!</w:t>
-      </w:r>
-      <w:proofErr w:type="spellStart"/>
-      <w:r>
-        <w:t>adatokResponse.IsSuccessStatusCode</w:t>
-      </w:r>
-      <w:proofErr w:type="spellEnd"/>
-      <w:proofErr w:type="gramEnd"/>
-      <w:r>
-        <w:t>)</w:t>
-      </w:r>
-    </w:p>
-    <w:p>
-      <w:pPr>
-        <w:pStyle w:val="kd"/>
-      </w:pPr>
-      <w:r>
-        <w:t xml:space="preserve">    {</w:t>
-      </w:r>
-    </w:p>
-    <w:p>
-      <w:pPr>
-        <w:pStyle w:val="kd"/>
-      </w:pPr>
-      <w:r>
-        <w:t xml:space="preserve">        // Rollback: foglalást töröljük</w:t>
-      </w:r>
-    </w:p>
-    <w:p>
-      <w:pPr>
-        <w:pStyle w:val="kd"/>
-      </w:pPr>
-      <w:r>
-        <w:t xml:space="preserve">        </w:t>
-      </w:r>
-      <w:proofErr w:type="spellStart"/>
-      <w:r>
-        <w:t>await</w:t>
-      </w:r>
-      <w:proofErr w:type="spellEnd"/>
-      <w:r>
-        <w:t xml:space="preserve"> _</w:t>
-      </w:r>
-      <w:proofErr w:type="spellStart"/>
-      <w:r>
-        <w:t>httpClient.DeleteAsync</w:t>
-      </w:r>
-      <w:proofErr w:type="spellEnd"/>
-      <w:r>
-        <w:t>($"/</w:t>
-      </w:r>
-      <w:proofErr w:type="spellStart"/>
-      <w:r>
-        <w:t>api</w:t>
-      </w:r>
-      <w:proofErr w:type="spellEnd"/>
-      <w:r>
-        <w:t>/</w:t>
-      </w:r>
-      <w:proofErr w:type="spellStart"/>
-      <w:r>
-        <w:t>foglalasok</w:t>
-      </w:r>
-      <w:proofErr w:type="spellEnd"/>
-      <w:proofErr w:type="gramStart"/>
-      <w:r>
-        <w:t>/{</w:t>
-      </w:r>
-      <w:proofErr w:type="spellStart"/>
-      <w:proofErr w:type="gramEnd"/>
-      <w:r>
-        <w:t>ujFoglalas.Id</w:t>
-      </w:r>
-      <w:proofErr w:type="spellEnd"/>
-      <w:r>
-        <w:t>}");</w:t>
-      </w:r>
-    </w:p>
-    <w:p>
-      <w:pPr>
-        <w:pStyle w:val="kd"/>
-      </w:pPr>
-      <w:r>
-        <w:t xml:space="preserve">        </w:t>
-      </w:r>
-      <w:proofErr w:type="spellStart"/>
-      <w:r>
-        <w:t>string</w:t>
-      </w:r>
-      <w:proofErr w:type="spellEnd"/>
-      <w:r>
-        <w:t xml:space="preserve"> hiba = </w:t>
-      </w:r>
-      <w:proofErr w:type="spellStart"/>
-      <w:r>
-        <w:t>await</w:t>
-      </w:r>
-      <w:proofErr w:type="spellEnd"/>
-      <w:r>
-        <w:t xml:space="preserve"> </w:t>
-      </w:r>
-      <w:proofErr w:type="spellStart"/>
-      <w:proofErr w:type="gramStart"/>
-      <w:r>
-        <w:t>adatokResponse.Content.ReadAsStringAsync</w:t>
-      </w:r>
-      <w:proofErr w:type="spellEnd"/>
-      <w:proofErr w:type="gramEnd"/>
-      <w:r>
-        <w:t>();</w:t>
-      </w:r>
-    </w:p>
-    <w:p>
-      <w:pPr>
-        <w:pStyle w:val="kd"/>
-      </w:pPr>
-      <w:r>
-        <w:t xml:space="preserve">        var </w:t>
-      </w:r>
-      <w:proofErr w:type="spellStart"/>
-      <w:r>
-        <w:t>errObj</w:t>
-      </w:r>
-      <w:proofErr w:type="spellEnd"/>
-      <w:r>
-        <w:t xml:space="preserve"> = </w:t>
-      </w:r>
-      <w:proofErr w:type="spellStart"/>
-      <w:r>
-        <w:t>JsonSerializer.Deserialize</w:t>
-      </w:r>
-      <w:proofErr w:type="spellEnd"/>
-      <w:r>
-        <w:t>&lt;</w:t>
-      </w:r>
-      <w:proofErr w:type="spellStart"/>
-      <w:r>
-        <w:t>ApiHibaValasz</w:t>
-      </w:r>
-      <w:proofErr w:type="spellEnd"/>
-      <w:r>
-        <w:t>&gt;(hiba);</w:t>
-      </w:r>
-    </w:p>
-    <w:p>
-      <w:pPr>
-        <w:pStyle w:val="kd"/>
-      </w:pPr>
-      <w:r>
-        <w:t xml:space="preserve">        </w:t>
-      </w:r>
-      <w:proofErr w:type="spellStart"/>
-      <w:r>
-        <w:t>return</w:t>
-      </w:r>
-      <w:proofErr w:type="spellEnd"/>
-      <w:r>
-        <w:t xml:space="preserve"> </w:t>
-      </w:r>
-      <w:proofErr w:type="spellStart"/>
-      <w:proofErr w:type="gramStart"/>
-      <w:r>
-        <w:t>errObj</w:t>
-      </w:r>
-      <w:proofErr w:type="spellEnd"/>
-      <w:r>
-        <w:t>?.</w:t>
-      </w:r>
-      <w:proofErr w:type="spellStart"/>
-      <w:r>
-        <w:t>HibaSzoveg</w:t>
-      </w:r>
-      <w:proofErr w:type="spellEnd"/>
-      <w:r>
-        <w:t xml:space="preserve"> ??</w:t>
-      </w:r>
-      <w:proofErr w:type="gramEnd"/>
-      <w:r>
-        <w:t xml:space="preserve"> $"Foglalási adatok mentése sikertelen ({</w:t>
+        <w:t xml:space="preserve"> ?? $"Foglalási adatok mentése sikertelen ({</w:t>
       </w:r>
       <w:proofErr w:type="spellStart"/>
       <w:r>
@@ -20924,7 +20354,6 @@
       <w:r>
         <w:t xml:space="preserve">A visszatérési érték </w:t>
       </w:r>
-      <w:proofErr w:type="gramStart"/>
       <w:r>
         <w:rPr>
           <w:rStyle w:val="HTML-kd"/>
@@ -20932,7 +20361,6 @@
         </w:rPr>
         <w:t>null</w:t>
       </w:r>
-      <w:proofErr w:type="gramEnd"/>
       <w:r>
         <w:t xml:space="preserve"> ha minden rendben volt, egyébként a hibaüzenet szövege – így a hívó UI-kód egyszerűen ellenőrizheti: </w:t>
       </w:r>
@@ -20950,58 +20378,24 @@
           <w:rStyle w:val="HTML-kd"/>
           <w:rFonts w:eastAsiaTheme="minorHAnsi"/>
         </w:rPr>
-        <w:t xml:space="preserve"> (</w:t>
-      </w:r>
-      <w:proofErr w:type="gramStart"/>
+        <w:t xml:space="preserve"> (hiba != null) { </w:t>
+      </w:r>
+      <w:proofErr w:type="spellStart"/>
       <w:r>
         <w:rPr>
           <w:rStyle w:val="HTML-kd"/>
           <w:rFonts w:eastAsiaTheme="minorHAnsi"/>
         </w:rPr>
-        <w:t>hiba !</w:t>
-      </w:r>
-      <w:proofErr w:type="gramEnd"/>
+        <w:t>MutasdHiba</w:t>
+      </w:r>
+      <w:proofErr w:type="spellEnd"/>
       <w:r>
         <w:rPr>
           <w:rStyle w:val="HTML-kd"/>
           <w:rFonts w:eastAsiaTheme="minorHAnsi"/>
         </w:rPr>
-        <w:t xml:space="preserve">= null) </w:t>
-      </w:r>
-      <w:proofErr w:type="gramStart"/>
-      <w:r>
-        <w:rPr>
-          <w:rStyle w:val="HTML-kd"/>
-          <w:rFonts w:eastAsiaTheme="minorHAnsi"/>
-        </w:rPr>
-        <w:t xml:space="preserve">{ </w:t>
-      </w:r>
-      <w:proofErr w:type="spellStart"/>
-      <w:r>
-        <w:rPr>
-          <w:rStyle w:val="HTML-kd"/>
-          <w:rFonts w:eastAsiaTheme="minorHAnsi"/>
-        </w:rPr>
-        <w:t>MutasdHiba</w:t>
-      </w:r>
-      <w:proofErr w:type="spellEnd"/>
-      <w:proofErr w:type="gramEnd"/>
-      <w:r>
-        <w:rPr>
-          <w:rStyle w:val="HTML-kd"/>
-          <w:rFonts w:eastAsiaTheme="minorHAnsi"/>
-        </w:rPr>
-        <w:t>(hiba)</w:t>
-      </w:r>
-      <w:proofErr w:type="gramStart"/>
-      <w:r>
-        <w:rPr>
-          <w:rStyle w:val="HTML-kd"/>
-          <w:rFonts w:eastAsiaTheme="minorHAnsi"/>
-        </w:rPr>
-        <w:t>; }</w:t>
-      </w:r>
-      <w:proofErr w:type="gramEnd"/>
+        <w:t>(hiba); }</w:t>
+      </w:r>
       <w:r>
         <w:t>.</w:t>
       </w:r>
@@ -21127,15 +20521,7 @@
       </w:r>
       <w:proofErr w:type="spellEnd"/>
       <w:r>
-        <w:t xml:space="preserve"> CreateFoglalasAsync_AdatokMenteseSikertelen_</w:t>
-      </w:r>
-      <w:proofErr w:type="gramStart"/>
-      <w:r>
-        <w:t>RollbackEsHibaSzoveg(</w:t>
-      </w:r>
-      <w:proofErr w:type="gramEnd"/>
-      <w:r>
-        <w:t>)</w:t>
+        <w:t xml:space="preserve"> CreateFoglalasAsync_AdatokMenteseSikertelen_RollbackEsHibaSzoveg()</w:t>
       </w:r>
     </w:p>
     <w:p>
@@ -21175,36 +20561,315 @@
       </w:r>
       <w:proofErr w:type="spellEnd"/>
       <w:r>
+        <w:t xml:space="preserve"> { </w:t>
+      </w:r>
+      <w:proofErr w:type="spellStart"/>
+      <w:r>
+        <w:t>Id</w:t>
+      </w:r>
+      <w:proofErr w:type="spellEnd"/>
+      <w:r>
+        <w:t xml:space="preserve"> = 99 };</w:t>
+      </w:r>
+    </w:p>
+    <w:p>
+      <w:pPr>
+        <w:pStyle w:val="kd"/>
+      </w:pPr>
+      <w:r>
+        <w:t xml:space="preserve">    var </w:t>
+      </w:r>
+      <w:proofErr w:type="spellStart"/>
+      <w:r>
+        <w:t>mockHttp</w:t>
+      </w:r>
+      <w:proofErr w:type="spellEnd"/>
+      <w:r>
+        <w:t xml:space="preserve"> = </w:t>
+      </w:r>
+      <w:proofErr w:type="spellStart"/>
+      <w:r>
+        <w:t>new</w:t>
+      </w:r>
+      <w:proofErr w:type="spellEnd"/>
+      <w:r>
         <w:t xml:space="preserve"> </w:t>
       </w:r>
-      <w:proofErr w:type="gramStart"/>
-      <w:r>
-        <w:t xml:space="preserve">{ </w:t>
-      </w:r>
-      <w:proofErr w:type="spellStart"/>
-      <w:r>
-        <w:t>Id</w:t>
-      </w:r>
-      <w:proofErr w:type="spellEnd"/>
-      <w:proofErr w:type="gramEnd"/>
-      <w:r>
-        <w:t xml:space="preserve"> = </w:t>
-      </w:r>
-      <w:proofErr w:type="gramStart"/>
-      <w:r>
-        <w:t>99 }</w:t>
-      </w:r>
-      <w:proofErr w:type="gramEnd"/>
-      <w:r>
-        <w:t>;</w:t>
+      <w:proofErr w:type="spellStart"/>
+      <w:r>
+        <w:t>MockHttpMessageHandler</w:t>
+      </w:r>
+      <w:proofErr w:type="spellEnd"/>
+      <w:r>
+        <w:t>();</w:t>
       </w:r>
     </w:p>
     <w:p>
       <w:pPr>
         <w:pStyle w:val="kd"/>
       </w:pPr>
-      <w:r>
-        <w:t xml:space="preserve">    var </w:t>
+    </w:p>
+    <w:p>
+      <w:pPr>
+        <w:pStyle w:val="kd"/>
+      </w:pPr>
+      <w:r>
+        <w:t xml:space="preserve">    // Foglalás létrejön</w:t>
+      </w:r>
+    </w:p>
+    <w:p>
+      <w:pPr>
+        <w:pStyle w:val="kd"/>
+      </w:pPr>
+      <w:r>
+        <w:t xml:space="preserve">    </w:t>
+      </w:r>
+      <w:proofErr w:type="spellStart"/>
+      <w:r>
+        <w:t>mockHttp.When</w:t>
+      </w:r>
+      <w:proofErr w:type="spellEnd"/>
+      <w:r>
+        <w:t>(</w:t>
+      </w:r>
+      <w:proofErr w:type="spellStart"/>
+      <w:r>
+        <w:t>HttpMethod.Post</w:t>
+      </w:r>
+      <w:proofErr w:type="spellEnd"/>
+      <w:r>
+        <w:t>, "http://localhost/api/foglalasok")</w:t>
+      </w:r>
+    </w:p>
+    <w:p>
+      <w:pPr>
+        <w:pStyle w:val="kd"/>
+      </w:pPr>
+      <w:r>
+        <w:t xml:space="preserve">            .</w:t>
+      </w:r>
+      <w:proofErr w:type="spellStart"/>
+      <w:r>
+        <w:t>Respond</w:t>
+      </w:r>
+      <w:proofErr w:type="spellEnd"/>
+      <w:r>
+        <w:t>(</w:t>
+      </w:r>
+      <w:proofErr w:type="spellStart"/>
+      <w:r>
+        <w:t>HttpStatusCode.Created</w:t>
+      </w:r>
+      <w:proofErr w:type="spellEnd"/>
+      <w:r>
+        <w:t xml:space="preserve">, </w:t>
+      </w:r>
+      <w:proofErr w:type="spellStart"/>
+      <w:r>
+        <w:t>JsonContent.Create</w:t>
+      </w:r>
+      <w:proofErr w:type="spellEnd"/>
+      <w:r>
+        <w:t>(</w:t>
+      </w:r>
+      <w:proofErr w:type="spellStart"/>
+      <w:r>
+        <w:t>ujFoglalas</w:t>
+      </w:r>
+      <w:proofErr w:type="spellEnd"/>
+      <w:r>
+        <w:t>));</w:t>
+      </w:r>
+    </w:p>
+    <w:p>
+      <w:pPr>
+        <w:pStyle w:val="kd"/>
+      </w:pPr>
+    </w:p>
+    <w:p>
+      <w:pPr>
+        <w:pStyle w:val="kd"/>
+      </w:pPr>
+      <w:r>
+        <w:t xml:space="preserve">    // Adatok mentése hibás</w:t>
+      </w:r>
+    </w:p>
+    <w:p>
+      <w:pPr>
+        <w:pStyle w:val="kd"/>
+      </w:pPr>
+      <w:r>
+        <w:t xml:space="preserve">    </w:t>
+      </w:r>
+      <w:proofErr w:type="spellStart"/>
+      <w:r>
+        <w:t>mockHttp.When</w:t>
+      </w:r>
+      <w:proofErr w:type="spellEnd"/>
+      <w:r>
+        <w:t>(</w:t>
+      </w:r>
+      <w:proofErr w:type="spellStart"/>
+      <w:r>
+        <w:t>HttpMethod.Post</w:t>
+      </w:r>
+      <w:proofErr w:type="spellEnd"/>
+      <w:r>
+        <w:t>, "http://localhost/api/foglalasi-adatok")</w:t>
+      </w:r>
+    </w:p>
+    <w:p>
+      <w:pPr>
+        <w:pStyle w:val="kd"/>
+      </w:pPr>
+      <w:r>
+        <w:t xml:space="preserve">            .</w:t>
+      </w:r>
+      <w:proofErr w:type="spellStart"/>
+      <w:r>
+        <w:t>Respond</w:t>
+      </w:r>
+      <w:proofErr w:type="spellEnd"/>
+      <w:r>
+        <w:t>(</w:t>
+      </w:r>
+      <w:proofErr w:type="spellStart"/>
+      <w:r>
+        <w:t>HttpStatusCode.BadRequest</w:t>
+      </w:r>
+      <w:proofErr w:type="spellEnd"/>
+      <w:r>
+        <w:t>, "</w:t>
+      </w:r>
+      <w:proofErr w:type="spellStart"/>
+      <w:r>
+        <w:t>application</w:t>
+      </w:r>
+      <w:proofErr w:type="spellEnd"/>
+      <w:r>
+        <w:t>/</w:t>
+      </w:r>
+      <w:proofErr w:type="spellStart"/>
+      <w:r>
+        <w:t>json</w:t>
+      </w:r>
+      <w:proofErr w:type="spellEnd"/>
+      <w:r>
+        <w:t>",</w:t>
+      </w:r>
+    </w:p>
+    <w:p>
+      <w:pPr>
+        <w:pStyle w:val="kd"/>
+      </w:pPr>
+      <w:r>
+        <w:t xml:space="preserve">                     "{\"</w:t>
+      </w:r>
+      <w:proofErr w:type="spellStart"/>
+      <w:r>
+        <w:t>error</w:t>
+      </w:r>
+      <w:proofErr w:type="spellEnd"/>
+      <w:r>
+        <w:t>\":\"Hiányzó mező\"}");</w:t>
+      </w:r>
+    </w:p>
+    <w:p>
+      <w:pPr>
+        <w:pStyle w:val="kd"/>
+      </w:pPr>
+    </w:p>
+    <w:p>
+      <w:pPr>
+        <w:pStyle w:val="kd"/>
+      </w:pPr>
+      <w:r>
+        <w:t xml:space="preserve">    // Rollback hívás</w:t>
+      </w:r>
+    </w:p>
+    <w:p>
+      <w:pPr>
+        <w:pStyle w:val="kd"/>
+      </w:pPr>
+      <w:r>
+        <w:t xml:space="preserve">    </w:t>
+      </w:r>
+      <w:proofErr w:type="spellStart"/>
+      <w:r>
+        <w:t>mockHttp.When</w:t>
+      </w:r>
+      <w:proofErr w:type="spellEnd"/>
+      <w:r>
+        <w:t>(</w:t>
+      </w:r>
+      <w:proofErr w:type="spellStart"/>
+      <w:r>
+        <w:t>HttpMethod.Delete</w:t>
+      </w:r>
+      <w:proofErr w:type="spellEnd"/>
+      <w:r>
+        <w:t>, "http://localhost/api/foglalasok/99")</w:t>
+      </w:r>
+    </w:p>
+    <w:p>
+      <w:pPr>
+        <w:pStyle w:val="kd"/>
+      </w:pPr>
+      <w:r>
+        <w:t xml:space="preserve">            .</w:t>
+      </w:r>
+      <w:proofErr w:type="spellStart"/>
+      <w:r>
+        <w:t>Respond</w:t>
+      </w:r>
+      <w:proofErr w:type="spellEnd"/>
+      <w:r>
+        <w:t>(</w:t>
+      </w:r>
+      <w:proofErr w:type="spellStart"/>
+      <w:r>
+        <w:t>HttpStatusCode.OK</w:t>
+      </w:r>
+      <w:proofErr w:type="spellEnd"/>
+      <w:r>
+        <w:t>);</w:t>
+      </w:r>
+    </w:p>
+    <w:p>
+      <w:pPr>
+        <w:pStyle w:val="kd"/>
+      </w:pPr>
+    </w:p>
+    <w:p>
+      <w:pPr>
+        <w:pStyle w:val="kd"/>
+      </w:pPr>
+      <w:r>
+        <w:t xml:space="preserve">    var service = </w:t>
+      </w:r>
+      <w:proofErr w:type="spellStart"/>
+      <w:r>
+        <w:t>new</w:t>
+      </w:r>
+      <w:proofErr w:type="spellEnd"/>
+      <w:r>
+        <w:t xml:space="preserve"> </w:t>
+      </w:r>
+      <w:proofErr w:type="spellStart"/>
+      <w:r>
+        <w:t>FoglalasService</w:t>
+      </w:r>
+      <w:proofErr w:type="spellEnd"/>
+      <w:r>
+        <w:t>(</w:t>
+      </w:r>
+      <w:proofErr w:type="spellStart"/>
+      <w:r>
+        <w:t>CreateClient</w:t>
+      </w:r>
+      <w:proofErr w:type="spellEnd"/>
+      <w:r>
+        <w:t>(</w:t>
       </w:r>
       <w:proofErr w:type="spellStart"/>
       <w:r>
@@ -21212,7 +20877,44 @@
       </w:r>
       <w:proofErr w:type="spellEnd"/>
       <w:r>
-        <w:t xml:space="preserve"> = </w:t>
+        <w:t>));</w:t>
+      </w:r>
+    </w:p>
+    <w:p>
+      <w:pPr>
+        <w:pStyle w:val="kd"/>
+      </w:pPr>
+    </w:p>
+    <w:p>
+      <w:pPr>
+        <w:pStyle w:val="kd"/>
+      </w:pPr>
+      <w:r>
+        <w:t xml:space="preserve">    var hiba = </w:t>
+      </w:r>
+      <w:proofErr w:type="spellStart"/>
+      <w:r>
+        <w:t>await</w:t>
+      </w:r>
+      <w:proofErr w:type="spellEnd"/>
+      <w:r>
+        <w:t xml:space="preserve"> </w:t>
+      </w:r>
+      <w:proofErr w:type="spellStart"/>
+      <w:r>
+        <w:t>service.CreateFoglalasAsync</w:t>
+      </w:r>
+      <w:proofErr w:type="spellEnd"/>
+      <w:r>
+        <w:t>(</w:t>
+      </w:r>
+    </w:p>
+    <w:p>
+      <w:pPr>
+        <w:pStyle w:val="kd"/>
+      </w:pPr>
+      <w:r>
+        <w:t xml:space="preserve">        </w:t>
       </w:r>
       <w:proofErr w:type="spellStart"/>
       <w:r>
@@ -21223,17 +20925,28 @@
         <w:t xml:space="preserve"> </w:t>
       </w:r>
       <w:proofErr w:type="spellStart"/>
-      <w:proofErr w:type="gramStart"/>
-      <w:r>
-        <w:t>MockHttpMessageHandler</w:t>
-      </w:r>
-      <w:proofErr w:type="spellEnd"/>
-      <w:r>
-        <w:t>(</w:t>
-      </w:r>
-      <w:proofErr w:type="gramEnd"/>
-      <w:r>
-        <w:t>);</w:t>
+      <w:r>
+        <w:t>FoglalasLetrehozas</w:t>
+      </w:r>
+      <w:proofErr w:type="spellEnd"/>
+      <w:r>
+        <w:t xml:space="preserve">(), </w:t>
+      </w:r>
+      <w:proofErr w:type="spellStart"/>
+      <w:r>
+        <w:t>new</w:t>
+      </w:r>
+      <w:proofErr w:type="spellEnd"/>
+      <w:r>
+        <w:t xml:space="preserve"> </w:t>
+      </w:r>
+      <w:proofErr w:type="spellStart"/>
+      <w:r>
+        <w:t>FoglalasiadatokLetrehozas</w:t>
+      </w:r>
+      <w:proofErr w:type="spellEnd"/>
+      <w:r>
+        <w:t>());</w:t>
       </w:r>
     </w:p>
     <w:p>
@@ -21246,392 +20959,10 @@
         <w:pStyle w:val="kd"/>
       </w:pPr>
       <w:r>
-        <w:t xml:space="preserve">    // Foglalás létrejön</w:t>
-      </w:r>
-    </w:p>
-    <w:p>
-      <w:pPr>
-        <w:pStyle w:val="kd"/>
-      </w:pPr>
-      <w:r>
         <w:t xml:space="preserve">    </w:t>
       </w:r>
       <w:proofErr w:type="spellStart"/>
       <w:r>
-        <w:t>mockHttp.When</w:t>
-      </w:r>
-      <w:proofErr w:type="spellEnd"/>
-      <w:r>
-        <w:t>(</w:t>
-      </w:r>
-      <w:proofErr w:type="spellStart"/>
-      <w:r>
-        <w:t>HttpMethod.Post</w:t>
-      </w:r>
-      <w:proofErr w:type="spellEnd"/>
-      <w:r>
-        <w:t>, "http://localhost/api/foglalasok")</w:t>
-      </w:r>
-    </w:p>
-    <w:p>
-      <w:pPr>
-        <w:pStyle w:val="kd"/>
-      </w:pPr>
-      <w:r>
-        <w:t xml:space="preserve">            </w:t>
-      </w:r>
-      <w:proofErr w:type="gramStart"/>
-      <w:r>
-        <w:t>.</w:t>
-      </w:r>
-      <w:proofErr w:type="spellStart"/>
-      <w:r>
-        <w:t>Respond</w:t>
-      </w:r>
-      <w:proofErr w:type="spellEnd"/>
-      <w:proofErr w:type="gramEnd"/>
-      <w:r>
-        <w:t>(</w:t>
-      </w:r>
-      <w:proofErr w:type="spellStart"/>
-      <w:r>
-        <w:t>HttpStatusCode.Created</w:t>
-      </w:r>
-      <w:proofErr w:type="spellEnd"/>
-      <w:r>
-        <w:t xml:space="preserve">, </w:t>
-      </w:r>
-      <w:proofErr w:type="spellStart"/>
-      <w:r>
-        <w:t>JsonContent.Create</w:t>
-      </w:r>
-      <w:proofErr w:type="spellEnd"/>
-      <w:r>
-        <w:t>(</w:t>
-      </w:r>
-      <w:proofErr w:type="spellStart"/>
-      <w:r>
-        <w:t>ujFoglalas</w:t>
-      </w:r>
-      <w:proofErr w:type="spellEnd"/>
-      <w:r>
-        <w:t>));</w:t>
-      </w:r>
-    </w:p>
-    <w:p>
-      <w:pPr>
-        <w:pStyle w:val="kd"/>
-      </w:pPr>
-    </w:p>
-    <w:p>
-      <w:pPr>
-        <w:pStyle w:val="kd"/>
-      </w:pPr>
-      <w:r>
-        <w:t xml:space="preserve">    // Adatok mentése hibás</w:t>
-      </w:r>
-    </w:p>
-    <w:p>
-      <w:pPr>
-        <w:pStyle w:val="kd"/>
-      </w:pPr>
-      <w:r>
-        <w:t xml:space="preserve">    </w:t>
-      </w:r>
-      <w:proofErr w:type="spellStart"/>
-      <w:r>
-        <w:t>mockHttp.When</w:t>
-      </w:r>
-      <w:proofErr w:type="spellEnd"/>
-      <w:r>
-        <w:t>(</w:t>
-      </w:r>
-      <w:proofErr w:type="spellStart"/>
-      <w:r>
-        <w:t>HttpMethod.Post</w:t>
-      </w:r>
-      <w:proofErr w:type="spellEnd"/>
-      <w:r>
-        <w:t>, "http://localhost/api/foglalasi-adatok")</w:t>
-      </w:r>
-    </w:p>
-    <w:p>
-      <w:pPr>
-        <w:pStyle w:val="kd"/>
-      </w:pPr>
-      <w:r>
-        <w:t xml:space="preserve">            </w:t>
-      </w:r>
-      <w:proofErr w:type="gramStart"/>
-      <w:r>
-        <w:t>.</w:t>
-      </w:r>
-      <w:proofErr w:type="spellStart"/>
-      <w:r>
-        <w:t>Respond</w:t>
-      </w:r>
-      <w:proofErr w:type="spellEnd"/>
-      <w:proofErr w:type="gramEnd"/>
-      <w:r>
-        <w:t>(</w:t>
-      </w:r>
-      <w:proofErr w:type="spellStart"/>
-      <w:r>
-        <w:t>HttpStatusCode.BadRequest</w:t>
-      </w:r>
-      <w:proofErr w:type="spellEnd"/>
-      <w:r>
-        <w:t>, "</w:t>
-      </w:r>
-      <w:proofErr w:type="spellStart"/>
-      <w:r>
-        <w:t>application</w:t>
-      </w:r>
-      <w:proofErr w:type="spellEnd"/>
-      <w:r>
-        <w:t>/</w:t>
-      </w:r>
-      <w:proofErr w:type="spellStart"/>
-      <w:r>
-        <w:t>json</w:t>
-      </w:r>
-      <w:proofErr w:type="spellEnd"/>
-      <w:r>
-        <w:t>",</w:t>
-      </w:r>
-    </w:p>
-    <w:p>
-      <w:pPr>
-        <w:pStyle w:val="kd"/>
-      </w:pPr>
-      <w:r>
-        <w:t xml:space="preserve">                     "{\"</w:t>
-      </w:r>
-      <w:proofErr w:type="spellStart"/>
-      <w:r>
-        <w:t>error</w:t>
-      </w:r>
-      <w:proofErr w:type="spellEnd"/>
-      <w:r>
-        <w:t>\</w:t>
-      </w:r>
-      <w:proofErr w:type="gramStart"/>
-      <w:r>
-        <w:t>":\</w:t>
-      </w:r>
-      <w:proofErr w:type="gramEnd"/>
-      <w:r>
-        <w:t>"Hiányzó mező\"}");</w:t>
-      </w:r>
-    </w:p>
-    <w:p>
-      <w:pPr>
-        <w:pStyle w:val="kd"/>
-      </w:pPr>
-    </w:p>
-    <w:p>
-      <w:pPr>
-        <w:pStyle w:val="kd"/>
-      </w:pPr>
-      <w:r>
-        <w:t xml:space="preserve">    // Rollback hívás</w:t>
-      </w:r>
-    </w:p>
-    <w:p>
-      <w:pPr>
-        <w:pStyle w:val="kd"/>
-      </w:pPr>
-      <w:r>
-        <w:t xml:space="preserve">    </w:t>
-      </w:r>
-      <w:proofErr w:type="spellStart"/>
-      <w:r>
-        <w:t>mockHttp.When</w:t>
-      </w:r>
-      <w:proofErr w:type="spellEnd"/>
-      <w:r>
-        <w:t>(</w:t>
-      </w:r>
-      <w:proofErr w:type="spellStart"/>
-      <w:r>
-        <w:t>HttpMethod.Delete</w:t>
-      </w:r>
-      <w:proofErr w:type="spellEnd"/>
-      <w:r>
-        <w:t>, "http://localhost/api/foglalasok/99")</w:t>
-      </w:r>
-    </w:p>
-    <w:p>
-      <w:pPr>
-        <w:pStyle w:val="kd"/>
-      </w:pPr>
-      <w:r>
-        <w:t xml:space="preserve">            </w:t>
-      </w:r>
-      <w:proofErr w:type="gramStart"/>
-      <w:r>
-        <w:t>.</w:t>
-      </w:r>
-      <w:proofErr w:type="spellStart"/>
-      <w:r>
-        <w:t>Respond</w:t>
-      </w:r>
-      <w:proofErr w:type="spellEnd"/>
-      <w:proofErr w:type="gramEnd"/>
-      <w:r>
-        <w:t>(</w:t>
-      </w:r>
-      <w:proofErr w:type="spellStart"/>
-      <w:r>
-        <w:t>HttpStatusCode.OK</w:t>
-      </w:r>
-      <w:proofErr w:type="spellEnd"/>
-      <w:r>
-        <w:t>);</w:t>
-      </w:r>
-    </w:p>
-    <w:p>
-      <w:pPr>
-        <w:pStyle w:val="kd"/>
-      </w:pPr>
-    </w:p>
-    <w:p>
-      <w:pPr>
-        <w:pStyle w:val="kd"/>
-      </w:pPr>
-      <w:r>
-        <w:t xml:space="preserve">    var service = </w:t>
-      </w:r>
-      <w:proofErr w:type="spellStart"/>
-      <w:r>
-        <w:t>new</w:t>
-      </w:r>
-      <w:proofErr w:type="spellEnd"/>
-      <w:r>
-        <w:t xml:space="preserve"> </w:t>
-      </w:r>
-      <w:proofErr w:type="spellStart"/>
-      <w:proofErr w:type="gramStart"/>
-      <w:r>
-        <w:t>FoglalasService</w:t>
-      </w:r>
-      <w:proofErr w:type="spellEnd"/>
-      <w:r>
-        <w:t>(</w:t>
-      </w:r>
-      <w:proofErr w:type="spellStart"/>
-      <w:proofErr w:type="gramEnd"/>
-      <w:r>
-        <w:t>CreateClient</w:t>
-      </w:r>
-      <w:proofErr w:type="spellEnd"/>
-      <w:r>
-        <w:t>(</w:t>
-      </w:r>
-      <w:proofErr w:type="spellStart"/>
-      <w:r>
-        <w:t>mockHttp</w:t>
-      </w:r>
-      <w:proofErr w:type="spellEnd"/>
-      <w:r>
-        <w:t>));</w:t>
-      </w:r>
-    </w:p>
-    <w:p>
-      <w:pPr>
-        <w:pStyle w:val="kd"/>
-      </w:pPr>
-    </w:p>
-    <w:p>
-      <w:pPr>
-        <w:pStyle w:val="kd"/>
-      </w:pPr>
-      <w:r>
-        <w:t xml:space="preserve">    var hiba = </w:t>
-      </w:r>
-      <w:proofErr w:type="spellStart"/>
-      <w:r>
-        <w:t>await</w:t>
-      </w:r>
-      <w:proofErr w:type="spellEnd"/>
-      <w:r>
-        <w:t xml:space="preserve"> </w:t>
-      </w:r>
-      <w:proofErr w:type="spellStart"/>
-      <w:proofErr w:type="gramStart"/>
-      <w:r>
-        <w:t>service.CreateFoglalasAsync</w:t>
-      </w:r>
-      <w:proofErr w:type="spellEnd"/>
-      <w:proofErr w:type="gramEnd"/>
-      <w:r>
-        <w:t>(</w:t>
-      </w:r>
-    </w:p>
-    <w:p>
-      <w:pPr>
-        <w:pStyle w:val="kd"/>
-      </w:pPr>
-      <w:r>
-        <w:t xml:space="preserve">        </w:t>
-      </w:r>
-      <w:proofErr w:type="spellStart"/>
-      <w:r>
-        <w:t>new</w:t>
-      </w:r>
-      <w:proofErr w:type="spellEnd"/>
-      <w:r>
-        <w:t xml:space="preserve"> </w:t>
-      </w:r>
-      <w:proofErr w:type="spellStart"/>
-      <w:proofErr w:type="gramStart"/>
-      <w:r>
-        <w:t>FoglalasLetrehozas</w:t>
-      </w:r>
-      <w:proofErr w:type="spellEnd"/>
-      <w:r>
-        <w:t>(</w:t>
-      </w:r>
-      <w:proofErr w:type="gramEnd"/>
-      <w:r>
-        <w:t xml:space="preserve">), </w:t>
-      </w:r>
-      <w:proofErr w:type="spellStart"/>
-      <w:r>
-        <w:t>new</w:t>
-      </w:r>
-      <w:proofErr w:type="spellEnd"/>
-      <w:r>
-        <w:t xml:space="preserve"> </w:t>
-      </w:r>
-      <w:proofErr w:type="spellStart"/>
-      <w:proofErr w:type="gramStart"/>
-      <w:r>
-        <w:t>FoglalasiadatokLetrehozas</w:t>
-      </w:r>
-      <w:proofErr w:type="spellEnd"/>
-      <w:r>
-        <w:t>(</w:t>
-      </w:r>
-      <w:proofErr w:type="gramEnd"/>
-      <w:r>
-        <w:t>));</w:t>
-      </w:r>
-    </w:p>
-    <w:p>
-      <w:pPr>
-        <w:pStyle w:val="kd"/>
-      </w:pPr>
-    </w:p>
-    <w:p>
-      <w:pPr>
-        <w:pStyle w:val="kd"/>
-      </w:pPr>
-      <w:r>
-        <w:t xml:space="preserve">    </w:t>
-      </w:r>
-      <w:proofErr w:type="spellStart"/>
-      <w:r>
         <w:t>Assert.That</w:t>
       </w:r>
       <w:proofErr w:type="spellEnd"/>
@@ -21639,12 +20970,10 @@
         <w:t xml:space="preserve">(hiba, </w:t>
       </w:r>
       <w:proofErr w:type="spellStart"/>
-      <w:proofErr w:type="gramStart"/>
       <w:r>
         <w:t>Is.Not.Null</w:t>
       </w:r>
       <w:proofErr w:type="spellEnd"/>
-      <w:proofErr w:type="gramEnd"/>
       <w:r>
         <w:t>);</w:t>
       </w:r>
@@ -21817,15 +21146,7 @@
       </w:r>
       <w:proofErr w:type="spellEnd"/>
       <w:r>
-        <w:t xml:space="preserve"> GetFelhasznalokAsync_IsAdminSzamKent1_</w:t>
-      </w:r>
-      <w:proofErr w:type="gramStart"/>
-      <w:r>
-        <w:t>IsAdminIgaz(</w:t>
-      </w:r>
-      <w:proofErr w:type="gramEnd"/>
-      <w:r>
-        <w:t>)</w:t>
+        <w:t xml:space="preserve"> GetFelhasznalokAsync_IsAdminSzamKent1_IsAdminIgaz()</w:t>
       </w:r>
     </w:p>
     <w:p>
@@ -21900,15 +21221,74 @@
         <w:t xml:space="preserve"> </w:t>
       </w:r>
       <w:proofErr w:type="spellStart"/>
-      <w:proofErr w:type="gramStart"/>
       <w:r>
         <w:t>MockHttpMessageHandler</w:t>
       </w:r>
       <w:proofErr w:type="spellEnd"/>
       <w:r>
+        <w:t>();</w:t>
+      </w:r>
+    </w:p>
+    <w:p>
+      <w:pPr>
+        <w:pStyle w:val="kd"/>
+      </w:pPr>
+      <w:r>
+        <w:t xml:space="preserve">    </w:t>
+      </w:r>
+      <w:proofErr w:type="spellStart"/>
+      <w:r>
+        <w:t>mockHttp.When</w:t>
+      </w:r>
+      <w:proofErr w:type="spellEnd"/>
+      <w:r>
+        <w:t>("http://localhost/api/users")</w:t>
+      </w:r>
+    </w:p>
+    <w:p>
+      <w:pPr>
+        <w:pStyle w:val="kd"/>
+      </w:pPr>
+      <w:r>
+        <w:t xml:space="preserve">            .</w:t>
+      </w:r>
+      <w:proofErr w:type="spellStart"/>
+      <w:r>
+        <w:t>Respond</w:t>
+      </w:r>
+      <w:proofErr w:type="spellEnd"/>
+      <w:r>
         <w:t>(</w:t>
       </w:r>
-      <w:proofErr w:type="gramEnd"/>
+      <w:proofErr w:type="spellStart"/>
+      <w:r>
+        <w:t>HttpStatusCode.OK</w:t>
+      </w:r>
+      <w:proofErr w:type="spellEnd"/>
+      <w:r>
+        <w:t>, "</w:t>
+      </w:r>
+      <w:proofErr w:type="spellStart"/>
+      <w:r>
+        <w:t>application</w:t>
+      </w:r>
+      <w:proofErr w:type="spellEnd"/>
+      <w:r>
+        <w:t>/</w:t>
+      </w:r>
+      <w:proofErr w:type="spellStart"/>
+      <w:r>
+        <w:t>json</w:t>
+      </w:r>
+      <w:proofErr w:type="spellEnd"/>
+      <w:r>
+        <w:t xml:space="preserve">", </w:t>
+      </w:r>
+      <w:proofErr w:type="spellStart"/>
+      <w:r>
+        <w:t>json</w:t>
+      </w:r>
+      <w:proofErr w:type="spellEnd"/>
       <w:r>
         <w:t>);</w:t>
       </w:r>
@@ -21917,195 +21297,112 @@
       <w:pPr>
         <w:pStyle w:val="kd"/>
       </w:pPr>
+    </w:p>
+    <w:p>
+      <w:pPr>
+        <w:pStyle w:val="kd"/>
+      </w:pPr>
+      <w:r>
+        <w:t xml:space="preserve">    var service = </w:t>
+      </w:r>
+      <w:proofErr w:type="spellStart"/>
+      <w:r>
+        <w:t>new</w:t>
+      </w:r>
+      <w:proofErr w:type="spellEnd"/>
+      <w:r>
+        <w:t xml:space="preserve"> </w:t>
+      </w:r>
+      <w:proofErr w:type="spellStart"/>
+      <w:r>
+        <w:t>FelhasznaloService</w:t>
+      </w:r>
+      <w:proofErr w:type="spellEnd"/>
+      <w:r>
+        <w:t>(</w:t>
+      </w:r>
+      <w:proofErr w:type="spellStart"/>
+      <w:r>
+        <w:t>CreateClient</w:t>
+      </w:r>
+      <w:proofErr w:type="spellEnd"/>
+      <w:r>
+        <w:t>(</w:t>
+      </w:r>
+      <w:proofErr w:type="spellStart"/>
+      <w:r>
+        <w:t>mockHttp</w:t>
+      </w:r>
+      <w:proofErr w:type="spellEnd"/>
+      <w:r>
+        <w:t>));</w:t>
+      </w:r>
+    </w:p>
+    <w:p>
+      <w:pPr>
+        <w:pStyle w:val="kd"/>
+      </w:pPr>
+      <w:r>
+        <w:t xml:space="preserve">    var </w:t>
+      </w:r>
+      <w:proofErr w:type="spellStart"/>
+      <w:r>
+        <w:t>eredmeny</w:t>
+      </w:r>
+      <w:proofErr w:type="spellEnd"/>
+      <w:r>
+        <w:t xml:space="preserve"> = </w:t>
+      </w:r>
+      <w:proofErr w:type="spellStart"/>
+      <w:r>
+        <w:t>await</w:t>
+      </w:r>
+      <w:proofErr w:type="spellEnd"/>
+      <w:r>
+        <w:t xml:space="preserve"> </w:t>
+      </w:r>
+      <w:proofErr w:type="spellStart"/>
+      <w:r>
+        <w:t>service.GetFelhasznalokAsync</w:t>
+      </w:r>
+      <w:proofErr w:type="spellEnd"/>
+      <w:r>
+        <w:t>();</w:t>
+      </w:r>
+    </w:p>
+    <w:p>
+      <w:pPr>
+        <w:pStyle w:val="kd"/>
+      </w:pPr>
+    </w:p>
+    <w:p>
+      <w:pPr>
+        <w:pStyle w:val="kd"/>
+      </w:pPr>
       <w:r>
         <w:t xml:space="preserve">    </w:t>
       </w:r>
       <w:proofErr w:type="spellStart"/>
       <w:r>
-        <w:t>mockHttp.When</w:t>
-      </w:r>
-      <w:proofErr w:type="spellEnd"/>
-      <w:r>
-        <w:t>("http://localhost/api/users")</w:t>
-      </w:r>
-    </w:p>
-    <w:p>
-      <w:pPr>
-        <w:pStyle w:val="kd"/>
-      </w:pPr>
-      <w:r>
-        <w:t xml:space="preserve">            </w:t>
-      </w:r>
-      <w:proofErr w:type="gramStart"/>
-      <w:r>
-        <w:t>.</w:t>
-      </w:r>
-      <w:proofErr w:type="spellStart"/>
-      <w:r>
-        <w:t>Respond</w:t>
-      </w:r>
-      <w:proofErr w:type="spellEnd"/>
-      <w:proofErr w:type="gramEnd"/>
+        <w:t>Assert.That</w:t>
+      </w:r>
+      <w:proofErr w:type="spellEnd"/>
       <w:r>
         <w:t>(</w:t>
       </w:r>
       <w:proofErr w:type="spellStart"/>
       <w:r>
-        <w:t>HttpStatusCode.OK</w:t>
-      </w:r>
-      <w:proofErr w:type="spellEnd"/>
-      <w:r>
-        <w:t>, "</w:t>
-      </w:r>
-      <w:proofErr w:type="spellStart"/>
-      <w:r>
-        <w:t>application</w:t>
-      </w:r>
-      <w:proofErr w:type="spellEnd"/>
-      <w:r>
-        <w:t>/</w:t>
-      </w:r>
-      <w:proofErr w:type="spellStart"/>
-      <w:r>
-        <w:t>json</w:t>
-      </w:r>
-      <w:proofErr w:type="spellEnd"/>
-      <w:r>
-        <w:t xml:space="preserve">", </w:t>
-      </w:r>
-      <w:proofErr w:type="spellStart"/>
-      <w:r>
-        <w:t>json</w:t>
-      </w:r>
-      <w:proofErr w:type="spellEnd"/>
-      <w:r>
-        <w:t>);</w:t>
-      </w:r>
-    </w:p>
-    <w:p>
-      <w:pPr>
-        <w:pStyle w:val="kd"/>
-      </w:pPr>
-    </w:p>
-    <w:p>
-      <w:pPr>
-        <w:pStyle w:val="kd"/>
-      </w:pPr>
-      <w:r>
-        <w:t xml:space="preserve">    var service = </w:t>
-      </w:r>
-      <w:proofErr w:type="spellStart"/>
-      <w:r>
-        <w:t>new</w:t>
-      </w:r>
-      <w:proofErr w:type="spellEnd"/>
-      <w:r>
-        <w:t xml:space="preserve"> </w:t>
-      </w:r>
-      <w:proofErr w:type="spellStart"/>
-      <w:proofErr w:type="gramStart"/>
-      <w:r>
-        <w:t>FelhasznaloService</w:t>
-      </w:r>
-      <w:proofErr w:type="spellEnd"/>
-      <w:r>
-        <w:t>(</w:t>
-      </w:r>
-      <w:proofErr w:type="spellStart"/>
-      <w:proofErr w:type="gramEnd"/>
-      <w:r>
-        <w:t>CreateClient</w:t>
-      </w:r>
-      <w:proofErr w:type="spellEnd"/>
-      <w:r>
-        <w:t>(</w:t>
-      </w:r>
-      <w:proofErr w:type="spellStart"/>
-      <w:r>
-        <w:t>mockHttp</w:t>
-      </w:r>
-      <w:proofErr w:type="spellEnd"/>
-      <w:r>
-        <w:t>));</w:t>
-      </w:r>
-    </w:p>
-    <w:p>
-      <w:pPr>
-        <w:pStyle w:val="kd"/>
-      </w:pPr>
-      <w:r>
-        <w:t xml:space="preserve">    var </w:t>
-      </w:r>
-      <w:proofErr w:type="spellStart"/>
-      <w:r>
         <w:t>eredmeny</w:t>
       </w:r>
       <w:proofErr w:type="spellEnd"/>
       <w:r>
-        <w:t xml:space="preserve"> = </w:t>
-      </w:r>
-      <w:proofErr w:type="spellStart"/>
-      <w:r>
-        <w:t>await</w:t>
-      </w:r>
-      <w:proofErr w:type="spellEnd"/>
-      <w:r>
-        <w:t xml:space="preserve"> </w:t>
-      </w:r>
-      <w:proofErr w:type="spellStart"/>
-      <w:proofErr w:type="gramStart"/>
-      <w:r>
-        <w:t>service.GetFelhasznalokAsync</w:t>
-      </w:r>
-      <w:proofErr w:type="spellEnd"/>
-      <w:proofErr w:type="gramEnd"/>
-      <w:r>
-        <w:t>();</w:t>
-      </w:r>
-    </w:p>
-    <w:p>
-      <w:pPr>
-        <w:pStyle w:val="kd"/>
-      </w:pPr>
-    </w:p>
-    <w:p>
-      <w:pPr>
-        <w:pStyle w:val="kd"/>
-      </w:pPr>
-      <w:r>
-        <w:t xml:space="preserve">    </w:t>
-      </w:r>
-      <w:proofErr w:type="spellStart"/>
-      <w:r>
-        <w:t>Assert.That</w:t>
-      </w:r>
-      <w:proofErr w:type="spellEnd"/>
-      <w:r>
-        <w:t>(</w:t>
-      </w:r>
-      <w:proofErr w:type="spellStart"/>
-      <w:proofErr w:type="gramStart"/>
-      <w:r>
-        <w:t>eredmeny</w:t>
-      </w:r>
-      <w:proofErr w:type="spellEnd"/>
-      <w:r>
-        <w:t>[</w:t>
-      </w:r>
-      <w:proofErr w:type="gramEnd"/>
-      <w:r>
-        <w:t>0</w:t>
-      </w:r>
-      <w:proofErr w:type="gramStart"/>
-      <w:r>
-        <w:t>].</w:t>
+        <w:t>[0].</w:t>
       </w:r>
       <w:proofErr w:type="spellStart"/>
       <w:r>
         <w:t>IsAdmin</w:t>
       </w:r>
       <w:proofErr w:type="spellEnd"/>
-      <w:proofErr w:type="gramEnd"/>
       <w:r>
         <w:t xml:space="preserve">, </w:t>
       </w:r>
@@ -23986,7 +23283,13 @@
         <w:rPr>
           <w:bdr w:val="none" w:sz="0" w:space="0" w:color="auto" w:frame="1"/>
         </w:rPr>
-        <w:t>Node.js dokumentáció →</w:t>
+        <w:t>Node.js dokumentáció</w:t>
+      </w:r>
+      <w:r>
+        <w:rPr>
+          <w:bdr w:val="none" w:sz="0" w:space="0" w:color="auto" w:frame="1"/>
+        </w:rPr>
+        <w:t>:</w:t>
       </w:r>
       <w:r>
         <w:rPr>
@@ -24009,7 +23312,19 @@
         <w:rPr>
           <w:bdr w:val="none" w:sz="0" w:space="0" w:color="auto" w:frame="1"/>
         </w:rPr>
-        <w:t xml:space="preserve">Express.js dokumentáció→ </w:t>
+        <w:t>Express.js dokumentáció</w:t>
+      </w:r>
+      <w:r>
+        <w:rPr>
+          <w:bdr w:val="none" w:sz="0" w:space="0" w:color="auto" w:frame="1"/>
+        </w:rPr>
+        <w:t>:</w:t>
+      </w:r>
+      <w:r>
+        <w:rPr>
+          <w:bdr w:val="none" w:sz="0" w:space="0" w:color="auto" w:frame="1"/>
+        </w:rPr>
+        <w:t xml:space="preserve"> </w:t>
       </w:r>
       <w:hyperlink r:id="rId44" w:history="1">
         <w:r>
@@ -24034,7 +23349,19 @@
         <w:rPr>
           <w:bdr w:val="none" w:sz="0" w:space="0" w:color="auto" w:frame="1"/>
         </w:rPr>
-        <w:t xml:space="preserve"> dokumentáció→ </w:t>
+        <w:t xml:space="preserve"> dokumentáció</w:t>
+      </w:r>
+      <w:r>
+        <w:rPr>
+          <w:bdr w:val="none" w:sz="0" w:space="0" w:color="auto" w:frame="1"/>
+        </w:rPr>
+        <w:t>:</w:t>
+      </w:r>
+      <w:r>
+        <w:rPr>
+          <w:bdr w:val="none" w:sz="0" w:space="0" w:color="auto" w:frame="1"/>
+        </w:rPr>
+        <w:t xml:space="preserve"> </w:t>
       </w:r>
       <w:hyperlink r:id="rId45" w:history="1">
         <w:r>
@@ -24065,7 +23392,19 @@
         <w:rPr>
           <w:bdr w:val="none" w:sz="0" w:space="0" w:color="auto" w:frame="1"/>
         </w:rPr>
-        <w:t xml:space="preserve"> dokumentáció → </w:t>
+        <w:t xml:space="preserve"> dokumentáció</w:t>
+      </w:r>
+      <w:r>
+        <w:rPr>
+          <w:bdr w:val="none" w:sz="0" w:space="0" w:color="auto" w:frame="1"/>
+        </w:rPr>
+        <w:t>:</w:t>
+      </w:r>
+      <w:r>
+        <w:rPr>
+          <w:bdr w:val="none" w:sz="0" w:space="0" w:color="auto" w:frame="1"/>
+        </w:rPr>
+        <w:t xml:space="preserve"> → </w:t>
       </w:r>
       <w:hyperlink r:id="rId46" w:history="1">
         <w:r>
@@ -24095,7 +23434,19 @@
         <w:rPr>
           <w:bdr w:val="none" w:sz="0" w:space="0" w:color="auto" w:frame="1"/>
         </w:rPr>
-        <w:t xml:space="preserve"> dokumentáció→ </w:t>
+        <w:t xml:space="preserve"> dokumentáció</w:t>
+      </w:r>
+      <w:r>
+        <w:rPr>
+          <w:bdr w:val="none" w:sz="0" w:space="0" w:color="auto" w:frame="1"/>
+        </w:rPr>
+        <w:t>:</w:t>
+      </w:r>
+      <w:r>
+        <w:rPr>
+          <w:bdr w:val="none" w:sz="0" w:space="0" w:color="auto" w:frame="1"/>
+        </w:rPr>
+        <w:t xml:space="preserve"> </w:t>
       </w:r>
       <w:hyperlink r:id="rId47" w:tgtFrame="_blank" w:tooltip="https://www.npmjs.com/package/bcrypt" w:history="1">
         <w:r>
@@ -24121,7 +23472,13 @@
         <w:rPr>
           <w:bdr w:val="none" w:sz="0" w:space="0" w:color="auto" w:frame="1"/>
         </w:rPr>
-        <w:t xml:space="preserve"> dokumentáció →</w:t>
+        <w:t xml:space="preserve"> dokumentáció</w:t>
+      </w:r>
+      <w:r>
+        <w:rPr>
+          <w:bdr w:val="none" w:sz="0" w:space="0" w:color="auto" w:frame="1"/>
+        </w:rPr>
+        <w:t>:</w:t>
       </w:r>
       <w:r>
         <w:rPr>
@@ -24144,7 +23501,19 @@
         <w:rPr>
           <w:bdr w:val="none" w:sz="0" w:space="0" w:color="auto" w:frame="1"/>
         </w:rPr>
-        <w:t xml:space="preserve">SMTP dokumentáció→ </w:t>
+        <w:t>SMTP dokumentáció</w:t>
+      </w:r>
+      <w:r>
+        <w:rPr>
+          <w:bdr w:val="none" w:sz="0" w:space="0" w:color="auto" w:frame="1"/>
+        </w:rPr>
+        <w:t>:</w:t>
+      </w:r>
+      <w:r>
+        <w:rPr>
+          <w:bdr w:val="none" w:sz="0" w:space="0" w:color="auto" w:frame="1"/>
+        </w:rPr>
+        <w:t xml:space="preserve"> </w:t>
       </w:r>
       <w:hyperlink r:id="rId49" w:tgtFrame="_blank" w:tooltip="https://www.ietf.org/standards/rfcs/" w:history="1">
         <w:r>
@@ -24170,7 +23539,13 @@
         <w:rPr>
           <w:bdr w:val="none" w:sz="0" w:space="0" w:color="auto" w:frame="1"/>
         </w:rPr>
-        <w:t xml:space="preserve"> dokumentáció→</w:t>
+        <w:t xml:space="preserve"> dokumentáció</w:t>
+      </w:r>
+      <w:r>
+        <w:rPr>
+          <w:bdr w:val="none" w:sz="0" w:space="0" w:color="auto" w:frame="1"/>
+        </w:rPr>
+        <w:t>:</w:t>
       </w:r>
       <w:r>
         <w:rPr>
@@ -24207,7 +23582,19 @@
         <w:rPr>
           <w:bdr w:val="none" w:sz="0" w:space="0" w:color="auto" w:frame="1"/>
         </w:rPr>
-        <w:t xml:space="preserve"> dokumentáció→ </w:t>
+        <w:t xml:space="preserve"> dokumentáció</w:t>
+      </w:r>
+      <w:r>
+        <w:rPr>
+          <w:bdr w:val="none" w:sz="0" w:space="0" w:color="auto" w:frame="1"/>
+        </w:rPr>
+        <w:t>:</w:t>
+      </w:r>
+      <w:r>
+        <w:rPr>
+          <w:bdr w:val="none" w:sz="0" w:space="0" w:color="auto" w:frame="1"/>
+        </w:rPr>
+        <w:t xml:space="preserve"> </w:t>
       </w:r>
       <w:hyperlink r:id="rId51" w:tgtFrame="_blank" w:tooltip="https://support.google.com/?hl=hu" w:history="1">
         <w:r>
@@ -24239,7 +23626,19 @@
         <w:rPr>
           <w:bdr w:val="none" w:sz="0" w:space="0" w:color="auto" w:frame="1"/>
         </w:rPr>
-        <w:t xml:space="preserve"> dokumentáció→ </w:t>
+        <w:t xml:space="preserve"> dokumentáció</w:t>
+      </w:r>
+      <w:r>
+        <w:rPr>
+          <w:bdr w:val="none" w:sz="0" w:space="0" w:color="auto" w:frame="1"/>
+        </w:rPr>
+        <w:t>:</w:t>
+      </w:r>
+      <w:r>
+        <w:rPr>
+          <w:bdr w:val="none" w:sz="0" w:space="0" w:color="auto" w:frame="1"/>
+        </w:rPr>
+        <w:t xml:space="preserve"> </w:t>
       </w:r>
       <w:hyperlink r:id="rId52" w:tgtFrame="_blank" w:tooltip="https://dev.mysql.com/doc/" w:history="1">
         <w:r>
@@ -24273,21 +23672,21 @@
         <w:rPr>
           <w:lang w:eastAsia="hu-HU"/>
         </w:rPr>
-        <w:t xml:space="preserve"> </w:t>
-      </w:r>
-      <w:r>
-        <w:rPr>
-          <w:lang w:eastAsia="hu-HU"/>
-        </w:rPr>
-        <w:t>dokumentáció</w:t>
-      </w:r>
-      <w:r>
-        <w:rPr>
-          <w:lang w:eastAsia="hu-HU"/>
-        </w:rPr>
-        <w:t xml:space="preserve">: </w:t>
-      </w:r>
-      <w:hyperlink r:id="rId53" w:tgtFrame="_blank" w:tooltip="https://react.dev/" w:history="1">
+        <w:t xml:space="preserve"> dokumentáció</w:t>
+      </w:r>
+      <w:r>
+        <w:rPr>
+          <w:lang w:eastAsia="hu-HU"/>
+        </w:rPr>
+        <w:t>:</w:t>
+      </w:r>
+      <w:r>
+        <w:rPr>
+          <w:lang w:eastAsia="hu-HU"/>
+        </w:rPr>
+        <w:tab/>
+      </w:r>
+      <w:hyperlink r:id="rId53" w:history="1">
         <w:r>
           <w:rPr>
             <w:rStyle w:val="Hiperhivatkozs"/>
@@ -24315,19 +23714,7 @@
         <w:rPr>
           <w:lang w:eastAsia="hu-HU"/>
         </w:rPr>
-        <w:t xml:space="preserve"> </w:t>
-      </w:r>
-      <w:r>
-        <w:rPr>
-          <w:lang w:eastAsia="hu-HU"/>
-        </w:rPr>
-        <w:t>dokumentáció</w:t>
-      </w:r>
-      <w:r>
-        <w:rPr>
-          <w:lang w:eastAsia="hu-HU"/>
-        </w:rPr>
-        <w:t xml:space="preserve">: </w:t>
+        <w:t xml:space="preserve"> dokumentáció: </w:t>
       </w:r>
       <w:hyperlink r:id="rId54" w:tgtFrame="_blank" w:tooltip="https://www.typescriptlang.org/" w:history="1">
         <w:r>
@@ -24385,13 +23772,7 @@
         <w:rPr>
           <w:lang w:eastAsia="hu-HU"/>
         </w:rPr>
-        <w:t xml:space="preserve"> </w:t>
-      </w:r>
-      <w:r>
-        <w:rPr>
-          <w:lang w:eastAsia="hu-HU"/>
-        </w:rPr>
-        <w:t>dokumentáció</w:t>
+        <w:t xml:space="preserve"> dokumentáció</w:t>
       </w:r>
       <w:r>
         <w:rPr>
@@ -24431,13 +23812,7 @@
         <w:rPr>
           <w:lang w:eastAsia="hu-HU"/>
         </w:rPr>
-        <w:t xml:space="preserve"> </w:t>
-      </w:r>
-      <w:r>
-        <w:rPr>
-          <w:lang w:eastAsia="hu-HU"/>
-        </w:rPr>
-        <w:t>dokumentáció</w:t>
+        <w:t xml:space="preserve"> dokumentáció</w:t>
       </w:r>
       <w:r>
         <w:rPr>
@@ -24471,13 +23846,7 @@
         <w:rPr>
           <w:lang w:eastAsia="hu-HU"/>
         </w:rPr>
-        <w:t xml:space="preserve"> </w:t>
-      </w:r>
-      <w:r>
-        <w:rPr>
-          <w:lang w:eastAsia="hu-HU"/>
-        </w:rPr>
-        <w:t>dokumentáció</w:t>
+        <w:t xml:space="preserve"> dokumentáció</w:t>
       </w:r>
       <w:r>
         <w:rPr>
@@ -24526,13 +23895,7 @@
         <w:rPr>
           <w:lang w:eastAsia="hu-HU"/>
         </w:rPr>
-        <w:t xml:space="preserve"> </w:t>
-      </w:r>
-      <w:r>
-        <w:rPr>
-          <w:lang w:eastAsia="hu-HU"/>
-        </w:rPr>
-        <w:t>dokumentáció</w:t>
+        <w:t xml:space="preserve"> dokumentáció</w:t>
       </w:r>
       <w:r>
         <w:rPr>
@@ -24583,11 +23946,146 @@
     <w:p>
       <w:pPr>
         <w:spacing w:after="160" w:line="259" w:lineRule="auto"/>
-        <w:jc w:val="left"/>
-        <w:rPr>
-          <w:lang w:eastAsia="hu-HU"/>
-        </w:rPr>
-      </w:pPr>
+        <w:jc w:val="center"/>
+        <w:rPr>
+          <w:lang w:eastAsia="hu-HU"/>
+        </w:rPr>
+      </w:pPr>
+      <w:r>
+        <w:rPr>
+          <w:lang w:eastAsia="hu-HU"/>
+        </w:rPr>
+        <w:drawing>
+          <wp:inline distT="0" distB="0" distL="0" distR="0" wp14:anchorId="709D70AD" wp14:editId="53B9E4C2">
+            <wp:extent cx="5030774" cy="2543175"/>
+            <wp:effectExtent l="19050" t="19050" r="17780" b="9525"/>
+            <wp:docPr id="8" name="Kép 8"/>
+            <wp:cNvGraphicFramePr>
+              <a:graphicFrameLocks xmlns:a="http://schemas.openxmlformats.org/drawingml/2006/main" noChangeAspect="1"/>
+            </wp:cNvGraphicFramePr>
+            <a:graphic xmlns:a="http://schemas.openxmlformats.org/drawingml/2006/main">
+              <a:graphicData uri="http://schemas.openxmlformats.org/drawingml/2006/picture">
+                <pic:pic xmlns:pic="http://schemas.openxmlformats.org/drawingml/2006/picture">
+                  <pic:nvPicPr>
+                    <pic:cNvPr id="1" name=""/>
+                    <pic:cNvPicPr/>
+                  </pic:nvPicPr>
+                  <pic:blipFill>
+                    <a:blip r:embed="rId60"/>
+                    <a:stretch>
+                      <a:fillRect/>
+                    </a:stretch>
+                  </pic:blipFill>
+                  <pic:spPr>
+                    <a:xfrm>
+                      <a:off x="0" y="0"/>
+                      <a:ext cx="5036533" cy="2546086"/>
+                    </a:xfrm>
+                    <a:prstGeom prst="rect">
+                      <a:avLst/>
+                    </a:prstGeom>
+                    <a:ln>
+                      <a:solidFill>
+                        <a:schemeClr val="tx1"/>
+                      </a:solidFill>
+                    </a:ln>
+                  </pic:spPr>
+                </pic:pic>
+              </a:graphicData>
+            </a:graphic>
+          </wp:inline>
+        </w:drawing>
+      </w:r>
+      <w:r>
+        <w:rPr>
+          <w:lang w:eastAsia="hu-HU"/>
+        </w:rPr>
+        <w:drawing>
+          <wp:inline distT="0" distB="0" distL="0" distR="0" wp14:anchorId="7F4554F0" wp14:editId="642839FA">
+            <wp:extent cx="5019675" cy="2345690"/>
+            <wp:effectExtent l="19050" t="19050" r="28575" b="16510"/>
+            <wp:docPr id="11" name="Kép 11"/>
+            <wp:cNvGraphicFramePr>
+              <a:graphicFrameLocks xmlns:a="http://schemas.openxmlformats.org/drawingml/2006/main" noChangeAspect="1"/>
+            </wp:cNvGraphicFramePr>
+            <a:graphic xmlns:a="http://schemas.openxmlformats.org/drawingml/2006/main">
+              <a:graphicData uri="http://schemas.openxmlformats.org/drawingml/2006/picture">
+                <pic:pic xmlns:pic="http://schemas.openxmlformats.org/drawingml/2006/picture">
+                  <pic:nvPicPr>
+                    <pic:cNvPr id="1" name=""/>
+                    <pic:cNvPicPr/>
+                  </pic:nvPicPr>
+                  <pic:blipFill>
+                    <a:blip r:embed="rId61"/>
+                    <a:stretch>
+                      <a:fillRect/>
+                    </a:stretch>
+                  </pic:blipFill>
+                  <pic:spPr>
+                    <a:xfrm>
+                      <a:off x="0" y="0"/>
+                      <a:ext cx="5042770" cy="2356482"/>
+                    </a:xfrm>
+                    <a:prstGeom prst="rect">
+                      <a:avLst/>
+                    </a:prstGeom>
+                    <a:ln>
+                      <a:solidFill>
+                        <a:schemeClr val="tx1"/>
+                      </a:solidFill>
+                    </a:ln>
+                  </pic:spPr>
+                </pic:pic>
+              </a:graphicData>
+            </a:graphic>
+          </wp:inline>
+        </w:drawing>
+      </w:r>
+      <w:r>
+        <w:rPr>
+          <w:lang w:eastAsia="hu-HU"/>
+        </w:rPr>
+        <w:drawing>
+          <wp:inline distT="0" distB="0" distL="0" distR="0" wp14:anchorId="311EC094" wp14:editId="7B98CF90">
+            <wp:extent cx="5029200" cy="2699385"/>
+            <wp:effectExtent l="19050" t="19050" r="19050" b="24765"/>
+            <wp:docPr id="13" name="Kép 13"/>
+            <wp:cNvGraphicFramePr>
+              <a:graphicFrameLocks xmlns:a="http://schemas.openxmlformats.org/drawingml/2006/main" noChangeAspect="1"/>
+            </wp:cNvGraphicFramePr>
+            <a:graphic xmlns:a="http://schemas.openxmlformats.org/drawingml/2006/main">
+              <a:graphicData uri="http://schemas.openxmlformats.org/drawingml/2006/picture">
+                <pic:pic xmlns:pic="http://schemas.openxmlformats.org/drawingml/2006/picture">
+                  <pic:nvPicPr>
+                    <pic:cNvPr id="1" name=""/>
+                    <pic:cNvPicPr/>
+                  </pic:nvPicPr>
+                  <pic:blipFill>
+                    <a:blip r:embed="rId62"/>
+                    <a:stretch>
+                      <a:fillRect/>
+                    </a:stretch>
+                  </pic:blipFill>
+                  <pic:spPr>
+                    <a:xfrm>
+                      <a:off x="0" y="0"/>
+                      <a:ext cx="5029200" cy="2699385"/>
+                    </a:xfrm>
+                    <a:prstGeom prst="rect">
+                      <a:avLst/>
+                    </a:prstGeom>
+                    <a:ln>
+                      <a:solidFill>
+                        <a:schemeClr val="tx1"/>
+                      </a:solidFill>
+                    </a:ln>
+                  </pic:spPr>
+                </pic:pic>
+              </a:graphicData>
+            </a:graphic>
+          </wp:inline>
+        </w:drawing>
+      </w:r>
       <w:r>
         <w:rPr>
           <w:lang w:eastAsia="hu-HU"/>
@@ -24748,10 +24246,10 @@
       </w:r>
     </w:p>
     <w:sectPr>
-      <w:headerReference w:type="default" r:id="rId60"/>
-      <w:footerReference w:type="default" r:id="rId61"/>
-      <w:headerReference w:type="first" r:id="rId62"/>
-      <w:footerReference w:type="first" r:id="rId63"/>
+      <w:headerReference w:type="default" r:id="rId63"/>
+      <w:footerReference w:type="default" r:id="rId64"/>
+      <w:headerReference w:type="first" r:id="rId65"/>
+      <w:footerReference w:type="first" r:id="rId66"/>
       <w:pgSz w:w="11906" w:h="16838"/>
       <w:pgMar w:top="1418" w:right="1418" w:bottom="1418" w:left="1418" w:header="709" w:footer="709" w:gutter="567"/>
       <w:pgNumType w:start="0"/>
@@ -24764,7 +24262,7 @@
 </file>
 
 <file path=word/endnotes.xml><?xml version="1.0" encoding="utf-8"?>
-<w:endnotes xmlns:wpc="http://schemas.microsoft.com/office/word/2010/wordprocessingCanvas" xmlns:cx="http://schemas.microsoft.com/office/drawing/2014/chartex" xmlns:cx1="http://schemas.microsoft.com/office/drawing/2015/9/8/chartex" xmlns:cx2="http://schemas.microsoft.com/office/drawing/2015/10/21/chartex" xmlns:cx3="http://schemas.microsoft.com/office/drawing/2016/5/9/chartex" xmlns:cx4="http://schemas.microsoft.com/office/drawing/2016/5/10/chartex" xmlns:cx5="http://schemas.microsoft.com/office/drawing/2016/5/11/chartex" xmlns:cx6="http://schemas.microsoft.com/office/drawing/2016/5/12/chartex" xmlns:cx7="http://schemas.microsoft.com/office/drawing/2016/5/13/chartex" xmlns:cx8="http://schemas.microsoft.com/office/drawing/2016/5/14/chartex" xmlns:mc="http://schemas.openxmlformats.org/markup-compatibility/2006" xmlns:aink="http://schemas.microsoft.com/office/drawing/2016/ink" xmlns:am3d="http://schemas.microsoft.com/office/drawing/2017/model3d" xmlns:o="urn:schemas-microsoft-com:office:office" xmlns:oel="http://schemas.microsoft.com/office/2019/extlst" xmlns:r="http://schemas.openxmlformats.org/officeDocument/2006/relationships" xmlns:m="http://schemas.openxmlformats.org/officeDocument/2006/math" xmlns:v="urn:schemas-microsoft-com:vml" xmlns:wp14="http://schemas.microsoft.com/office/word/2010/wordprocessingDrawing" xmlns:wp="http://schemas.openxmlformats.org/drawingml/2006/wordprocessingDrawing" xmlns:w10="urn:schemas-microsoft-com:office:word" xmlns:w="http://schemas.openxmlformats.org/wordprocessingml/2006/main" xmlns:w14="http://schemas.microsoft.com/office/word/2010/wordml" xmlns:w15="http://schemas.microsoft.com/office/word/2012/wordml" xmlns:w16cex="http://schemas.microsoft.com/office/word/2018/wordml/cex" xmlns:w16cid="http://schemas.microsoft.com/office/word/2016/wordml/cid" xmlns:w16="http://schemas.microsoft.com/office/word/2018/wordml" xmlns:w16du="http://schemas.microsoft.com/office/word/2023/wordml/word16du" xmlns:w16sdtdh="http://schemas.microsoft.com/office/word/2020/wordml/sdtdatahash" xmlns:w16sdtfl="http://schemas.microsoft.com/office/word/2024/wordml/sdtformatlock" xmlns:w16se="http://schemas.microsoft.com/office/word/2015/wordml/symex" xmlns:wpg="http://schemas.microsoft.com/office/word/2010/wordprocessingGroup" xmlns:wpi="http://schemas.microsoft.com/office/word/2010/wordprocessingInk" xmlns:wne="http://schemas.microsoft.com/office/word/2006/wordml" xmlns:wps="http://schemas.microsoft.com/office/word/2010/wordprocessingShape" mc:Ignorable="w14 w15 w16se w16cid w16 w16cex w16sdtdh w16sdtfl w16du wp14">
+<w:endnotes xmlns:wpc="http://schemas.microsoft.com/office/word/2010/wordprocessingCanvas" xmlns:cx="http://schemas.microsoft.com/office/drawing/2014/chartex" xmlns:cx1="http://schemas.microsoft.com/office/drawing/2015/9/8/chartex" xmlns:cx2="http://schemas.microsoft.com/office/drawing/2015/10/21/chartex" xmlns:cx3="http://schemas.microsoft.com/office/drawing/2016/5/9/chartex" xmlns:cx4="http://schemas.microsoft.com/office/drawing/2016/5/10/chartex" xmlns:cx5="http://schemas.microsoft.com/office/drawing/2016/5/11/chartex" xmlns:cx6="http://schemas.microsoft.com/office/drawing/2016/5/12/chartex" xmlns:cx7="http://schemas.microsoft.com/office/drawing/2016/5/13/chartex" xmlns:cx8="http://schemas.microsoft.com/office/drawing/2016/5/14/chartex" xmlns:mc="http://schemas.openxmlformats.org/markup-compatibility/2006" xmlns:aink="http://schemas.microsoft.com/office/drawing/2016/ink" xmlns:am3d="http://schemas.microsoft.com/office/drawing/2017/model3d" xmlns:o="urn:schemas-microsoft-com:office:office" xmlns:r="http://schemas.openxmlformats.org/officeDocument/2006/relationships" xmlns:m="http://schemas.openxmlformats.org/officeDocument/2006/math" xmlns:v="urn:schemas-microsoft-com:vml" xmlns:wp14="http://schemas.microsoft.com/office/word/2010/wordprocessingDrawing" xmlns:wp="http://schemas.openxmlformats.org/drawingml/2006/wordprocessingDrawing" xmlns:w10="urn:schemas-microsoft-com:office:word" xmlns:w="http://schemas.openxmlformats.org/wordprocessingml/2006/main" xmlns:w14="http://schemas.microsoft.com/office/word/2010/wordml" xmlns:w15="http://schemas.microsoft.com/office/word/2012/wordml" xmlns:w16cex="http://schemas.microsoft.com/office/word/2018/wordml/cex" xmlns:w16cid="http://schemas.microsoft.com/office/word/2016/wordml/cid" xmlns:w16="http://schemas.microsoft.com/office/word/2018/wordml" xmlns:w16sdtdh="http://schemas.microsoft.com/office/word/2020/wordml/sdtdatahash" xmlns:w16se="http://schemas.microsoft.com/office/word/2015/wordml/symex" xmlns:wpg="http://schemas.microsoft.com/office/word/2010/wordprocessingGroup" xmlns:wpi="http://schemas.microsoft.com/office/word/2010/wordprocessingInk" xmlns:wne="http://schemas.microsoft.com/office/word/2006/wordml" xmlns:wps="http://schemas.microsoft.com/office/word/2010/wordprocessingShape" mc:Ignorable="w14 w15 w16se w16cid w16 w16cex w16sdtdh wp14">
   <w:endnote w:type="separator" w:id="-1">
     <w:p>
       <w:pPr>
@@ -24789,7 +24287,7 @@
 </file>
 
 <file path=word/footer1.xml><?xml version="1.0" encoding="utf-8"?>
-<w:ftr xmlns:wpc="http://schemas.microsoft.com/office/word/2010/wordprocessingCanvas" xmlns:cx="http://schemas.microsoft.com/office/drawing/2014/chartex" xmlns:cx1="http://schemas.microsoft.com/office/drawing/2015/9/8/chartex" xmlns:cx2="http://schemas.microsoft.com/office/drawing/2015/10/21/chartex" xmlns:cx3="http://schemas.microsoft.com/office/drawing/2016/5/9/chartex" xmlns:cx4="http://schemas.microsoft.com/office/drawing/2016/5/10/chartex" xmlns:cx5="http://schemas.microsoft.com/office/drawing/2016/5/11/chartex" xmlns:cx6="http://schemas.microsoft.com/office/drawing/2016/5/12/chartex" xmlns:cx7="http://schemas.microsoft.com/office/drawing/2016/5/13/chartex" xmlns:cx8="http://schemas.microsoft.com/office/drawing/2016/5/14/chartex" xmlns:mc="http://schemas.openxmlformats.org/markup-compatibility/2006" xmlns:aink="http://schemas.microsoft.com/office/drawing/2016/ink" xmlns:am3d="http://schemas.microsoft.com/office/drawing/2017/model3d" xmlns:o="urn:schemas-microsoft-com:office:office" xmlns:oel="http://schemas.microsoft.com/office/2019/extlst" xmlns:r="http://schemas.openxmlformats.org/officeDocument/2006/relationships" xmlns:m="http://schemas.openxmlformats.org/officeDocument/2006/math" xmlns:v="urn:schemas-microsoft-com:vml" xmlns:wp14="http://schemas.microsoft.com/office/word/2010/wordprocessingDrawing" xmlns:wp="http://schemas.openxmlformats.org/drawingml/2006/wordprocessingDrawing" xmlns:w10="urn:schemas-microsoft-com:office:word" xmlns:w="http://schemas.openxmlformats.org/wordprocessingml/2006/main" xmlns:w14="http://schemas.microsoft.com/office/word/2010/wordml" xmlns:w15="http://schemas.microsoft.com/office/word/2012/wordml" xmlns:w16cex="http://schemas.microsoft.com/office/word/2018/wordml/cex" xmlns:w16cid="http://schemas.microsoft.com/office/word/2016/wordml/cid" xmlns:w16="http://schemas.microsoft.com/office/word/2018/wordml" xmlns:w16du="http://schemas.microsoft.com/office/word/2023/wordml/word16du" xmlns:w16sdtdh="http://schemas.microsoft.com/office/word/2020/wordml/sdtdatahash" xmlns:w16sdtfl="http://schemas.microsoft.com/office/word/2024/wordml/sdtformatlock" xmlns:w16se="http://schemas.microsoft.com/office/word/2015/wordml/symex" xmlns:wpg="http://schemas.microsoft.com/office/word/2010/wordprocessingGroup" xmlns:wpi="http://schemas.microsoft.com/office/word/2010/wordprocessingInk" xmlns:wne="http://schemas.microsoft.com/office/word/2006/wordml" xmlns:wps="http://schemas.microsoft.com/office/word/2010/wordprocessingShape" mc:Ignorable="w14 w15 w16se w16cid w16 w16cex w16sdtdh w16sdtfl w16du wp14">
+<w:ftr xmlns:wpc="http://schemas.microsoft.com/office/word/2010/wordprocessingCanvas" xmlns:cx="http://schemas.microsoft.com/office/drawing/2014/chartex" xmlns:cx1="http://schemas.microsoft.com/office/drawing/2015/9/8/chartex" xmlns:cx2="http://schemas.microsoft.com/office/drawing/2015/10/21/chartex" xmlns:cx3="http://schemas.microsoft.com/office/drawing/2016/5/9/chartex" xmlns:cx4="http://schemas.microsoft.com/office/drawing/2016/5/10/chartex" xmlns:cx5="http://schemas.microsoft.com/office/drawing/2016/5/11/chartex" xmlns:cx6="http://schemas.microsoft.com/office/drawing/2016/5/12/chartex" xmlns:cx7="http://schemas.microsoft.com/office/drawing/2016/5/13/chartex" xmlns:cx8="http://schemas.microsoft.com/office/drawing/2016/5/14/chartex" xmlns:mc="http://schemas.openxmlformats.org/markup-compatibility/2006" xmlns:aink="http://schemas.microsoft.com/office/drawing/2016/ink" xmlns:am3d="http://schemas.microsoft.com/office/drawing/2017/model3d" xmlns:o="urn:schemas-microsoft-com:office:office" xmlns:r="http://schemas.openxmlformats.org/officeDocument/2006/relationships" xmlns:m="http://schemas.openxmlformats.org/officeDocument/2006/math" xmlns:v="urn:schemas-microsoft-com:vml" xmlns:wp14="http://schemas.microsoft.com/office/word/2010/wordprocessingDrawing" xmlns:wp="http://schemas.openxmlformats.org/drawingml/2006/wordprocessingDrawing" xmlns:w10="urn:schemas-microsoft-com:office:word" xmlns:w="http://schemas.openxmlformats.org/wordprocessingml/2006/main" xmlns:w14="http://schemas.microsoft.com/office/word/2010/wordml" xmlns:w15="http://schemas.microsoft.com/office/word/2012/wordml" xmlns:w16cex="http://schemas.microsoft.com/office/word/2018/wordml/cex" xmlns:w16cid="http://schemas.microsoft.com/office/word/2016/wordml/cid" xmlns:w16="http://schemas.microsoft.com/office/word/2018/wordml" xmlns:w16sdtdh="http://schemas.microsoft.com/office/word/2020/wordml/sdtdatahash" xmlns:w16se="http://schemas.microsoft.com/office/word/2015/wordml/symex" xmlns:wpg="http://schemas.microsoft.com/office/word/2010/wordprocessingGroup" xmlns:wpi="http://schemas.microsoft.com/office/word/2010/wordprocessingInk" xmlns:wne="http://schemas.microsoft.com/office/word/2006/wordml" xmlns:wps="http://schemas.microsoft.com/office/word/2010/wordprocessingShape" mc:Ignorable="w14 w15 w16se w16cid w16 w16cex w16sdtdh wp14">
   <w:sdt>
     <w:sdtPr>
       <w:id w:val="1684632511"/>
@@ -24798,6 +24296,7 @@
         <w:docPartUnique/>
       </w:docPartObj>
     </w:sdtPr>
+    <w:sdtEndPr/>
     <w:sdtContent>
       <w:p>
         <w:pPr>
@@ -24826,7 +24325,7 @@
 </file>
 
 <file path=word/footer2.xml><?xml version="1.0" encoding="utf-8"?>
-<w:ftr xmlns:wpc="http://schemas.microsoft.com/office/word/2010/wordprocessingCanvas" xmlns:cx="http://schemas.microsoft.com/office/drawing/2014/chartex" xmlns:cx1="http://schemas.microsoft.com/office/drawing/2015/9/8/chartex" xmlns:cx2="http://schemas.microsoft.com/office/drawing/2015/10/21/chartex" xmlns:cx3="http://schemas.microsoft.com/office/drawing/2016/5/9/chartex" xmlns:cx4="http://schemas.microsoft.com/office/drawing/2016/5/10/chartex" xmlns:cx5="http://schemas.microsoft.com/office/drawing/2016/5/11/chartex" xmlns:cx6="http://schemas.microsoft.com/office/drawing/2016/5/12/chartex" xmlns:cx7="http://schemas.microsoft.com/office/drawing/2016/5/13/chartex" xmlns:cx8="http://schemas.microsoft.com/office/drawing/2016/5/14/chartex" xmlns:mc="http://schemas.openxmlformats.org/markup-compatibility/2006" xmlns:aink="http://schemas.microsoft.com/office/drawing/2016/ink" xmlns:am3d="http://schemas.microsoft.com/office/drawing/2017/model3d" xmlns:o="urn:schemas-microsoft-com:office:office" xmlns:oel="http://schemas.microsoft.com/office/2019/extlst" xmlns:r="http://schemas.openxmlformats.org/officeDocument/2006/relationships" xmlns:m="http://schemas.openxmlformats.org/officeDocument/2006/math" xmlns:v="urn:schemas-microsoft-com:vml" xmlns:wp14="http://schemas.microsoft.com/office/word/2010/wordprocessingDrawing" xmlns:wp="http://schemas.openxmlformats.org/drawingml/2006/wordprocessingDrawing" xmlns:w10="urn:schemas-microsoft-com:office:word" xmlns:w="http://schemas.openxmlformats.org/wordprocessingml/2006/main" xmlns:w14="http://schemas.microsoft.com/office/word/2010/wordml" xmlns:w15="http://schemas.microsoft.com/office/word/2012/wordml" xmlns:w16cex="http://schemas.microsoft.com/office/word/2018/wordml/cex" xmlns:w16cid="http://schemas.microsoft.com/office/word/2016/wordml/cid" xmlns:w16="http://schemas.microsoft.com/office/word/2018/wordml" xmlns:w16du="http://schemas.microsoft.com/office/word/2023/wordml/word16du" xmlns:w16sdtdh="http://schemas.microsoft.com/office/word/2020/wordml/sdtdatahash" xmlns:w16sdtfl="http://schemas.microsoft.com/office/word/2024/wordml/sdtformatlock" xmlns:w16se="http://schemas.microsoft.com/office/word/2015/wordml/symex" xmlns:wpg="http://schemas.microsoft.com/office/word/2010/wordprocessingGroup" xmlns:wpi="http://schemas.microsoft.com/office/word/2010/wordprocessingInk" xmlns:wne="http://schemas.microsoft.com/office/word/2006/wordml" xmlns:wps="http://schemas.microsoft.com/office/word/2010/wordprocessingShape" mc:Ignorable="w14 w15 w16se w16cid w16 w16cex w16sdtdh w16sdtfl w16du wp14">
+<w:ftr xmlns:wpc="http://schemas.microsoft.com/office/word/2010/wordprocessingCanvas" xmlns:cx="http://schemas.microsoft.com/office/drawing/2014/chartex" xmlns:cx1="http://schemas.microsoft.com/office/drawing/2015/9/8/chartex" xmlns:cx2="http://schemas.microsoft.com/office/drawing/2015/10/21/chartex" xmlns:cx3="http://schemas.microsoft.com/office/drawing/2016/5/9/chartex" xmlns:cx4="http://schemas.microsoft.com/office/drawing/2016/5/10/chartex" xmlns:cx5="http://schemas.microsoft.com/office/drawing/2016/5/11/chartex" xmlns:cx6="http://schemas.microsoft.com/office/drawing/2016/5/12/chartex" xmlns:cx7="http://schemas.microsoft.com/office/drawing/2016/5/13/chartex" xmlns:cx8="http://schemas.microsoft.com/office/drawing/2016/5/14/chartex" xmlns:mc="http://schemas.openxmlformats.org/markup-compatibility/2006" xmlns:aink="http://schemas.microsoft.com/office/drawing/2016/ink" xmlns:am3d="http://schemas.microsoft.com/office/drawing/2017/model3d" xmlns:o="urn:schemas-microsoft-com:office:office" xmlns:r="http://schemas.openxmlformats.org/officeDocument/2006/relationships" xmlns:m="http://schemas.openxmlformats.org/officeDocument/2006/math" xmlns:v="urn:schemas-microsoft-com:vml" xmlns:wp14="http://schemas.microsoft.com/office/word/2010/wordprocessingDrawing" xmlns:wp="http://schemas.openxmlformats.org/drawingml/2006/wordprocessingDrawing" xmlns:w10="urn:schemas-microsoft-com:office:word" xmlns:w="http://schemas.openxmlformats.org/wordprocessingml/2006/main" xmlns:w14="http://schemas.microsoft.com/office/word/2010/wordml" xmlns:w15="http://schemas.microsoft.com/office/word/2012/wordml" xmlns:w16cex="http://schemas.microsoft.com/office/word/2018/wordml/cex" xmlns:w16cid="http://schemas.microsoft.com/office/word/2016/wordml/cid" xmlns:w16="http://schemas.microsoft.com/office/word/2018/wordml" xmlns:w16sdtdh="http://schemas.microsoft.com/office/word/2020/wordml/sdtdatahash" xmlns:w16se="http://schemas.microsoft.com/office/word/2015/wordml/symex" xmlns:wpg="http://schemas.microsoft.com/office/word/2010/wordprocessingGroup" xmlns:wpi="http://schemas.microsoft.com/office/word/2010/wordprocessingInk" xmlns:wne="http://schemas.microsoft.com/office/word/2006/wordml" xmlns:wps="http://schemas.microsoft.com/office/word/2010/wordprocessingShape" mc:Ignorable="w14 w15 w16se w16cid w16 w16cex w16sdtdh wp14">
   <w:tbl>
     <w:tblPr>
       <w:tblW w:w="0" w:type="auto"/>
@@ -24887,7 +24386,7 @@
 </file>
 
 <file path=word/footnotes.xml><?xml version="1.0" encoding="utf-8"?>
-<w:footnotes xmlns:wpc="http://schemas.microsoft.com/office/word/2010/wordprocessingCanvas" xmlns:cx="http://schemas.microsoft.com/office/drawing/2014/chartex" xmlns:cx1="http://schemas.microsoft.com/office/drawing/2015/9/8/chartex" xmlns:cx2="http://schemas.microsoft.com/office/drawing/2015/10/21/chartex" xmlns:cx3="http://schemas.microsoft.com/office/drawing/2016/5/9/chartex" xmlns:cx4="http://schemas.microsoft.com/office/drawing/2016/5/10/chartex" xmlns:cx5="http://schemas.microsoft.com/office/drawing/2016/5/11/chartex" xmlns:cx6="http://schemas.microsoft.com/office/drawing/2016/5/12/chartex" xmlns:cx7="http://schemas.microsoft.com/office/drawing/2016/5/13/chartex" xmlns:cx8="http://schemas.microsoft.com/office/drawing/2016/5/14/chartex" xmlns:mc="http://schemas.openxmlformats.org/markup-compatibility/2006" xmlns:aink="http://schemas.microsoft.com/office/drawing/2016/ink" xmlns:am3d="http://schemas.microsoft.com/office/drawing/2017/model3d" xmlns:o="urn:schemas-microsoft-com:office:office" xmlns:oel="http://schemas.microsoft.com/office/2019/extlst" xmlns:r="http://schemas.openxmlformats.org/officeDocument/2006/relationships" xmlns:m="http://schemas.openxmlformats.org/officeDocument/2006/math" xmlns:v="urn:schemas-microsoft-com:vml" xmlns:wp14="http://schemas.microsoft.com/office/word/2010/wordprocessingDrawing" xmlns:wp="http://schemas.openxmlformats.org/drawingml/2006/wordprocessingDrawing" xmlns:w10="urn:schemas-microsoft-com:office:word" xmlns:w="http://schemas.openxmlformats.org/wordprocessingml/2006/main" xmlns:w14="http://schemas.microsoft.com/office/word/2010/wordml" xmlns:w15="http://schemas.microsoft.com/office/word/2012/wordml" xmlns:w16cex="http://schemas.microsoft.com/office/word/2018/wordml/cex" xmlns:w16cid="http://schemas.microsoft.com/office/word/2016/wordml/cid" xmlns:w16="http://schemas.microsoft.com/office/word/2018/wordml" xmlns:w16du="http://schemas.microsoft.com/office/word/2023/wordml/word16du" xmlns:w16sdtdh="http://schemas.microsoft.com/office/word/2020/wordml/sdtdatahash" xmlns:w16sdtfl="http://schemas.microsoft.com/office/word/2024/wordml/sdtformatlock" xmlns:w16se="http://schemas.microsoft.com/office/word/2015/wordml/symex" xmlns:wpg="http://schemas.microsoft.com/office/word/2010/wordprocessingGroup" xmlns:wpi="http://schemas.microsoft.com/office/word/2010/wordprocessingInk" xmlns:wne="http://schemas.microsoft.com/office/word/2006/wordml" xmlns:wps="http://schemas.microsoft.com/office/word/2010/wordprocessingShape" mc:Ignorable="w14 w15 w16se w16cid w16 w16cex w16sdtdh w16sdtfl w16du wp14">
+<w:footnotes xmlns:wpc="http://schemas.microsoft.com/office/word/2010/wordprocessingCanvas" xmlns:cx="http://schemas.microsoft.com/office/drawing/2014/chartex" xmlns:cx1="http://schemas.microsoft.com/office/drawing/2015/9/8/chartex" xmlns:cx2="http://schemas.microsoft.com/office/drawing/2015/10/21/chartex" xmlns:cx3="http://schemas.microsoft.com/office/drawing/2016/5/9/chartex" xmlns:cx4="http://schemas.microsoft.com/office/drawing/2016/5/10/chartex" xmlns:cx5="http://schemas.microsoft.com/office/drawing/2016/5/11/chartex" xmlns:cx6="http://schemas.microsoft.com/office/drawing/2016/5/12/chartex" xmlns:cx7="http://schemas.microsoft.com/office/drawing/2016/5/13/chartex" xmlns:cx8="http://schemas.microsoft.com/office/drawing/2016/5/14/chartex" xmlns:mc="http://schemas.openxmlformats.org/markup-compatibility/2006" xmlns:aink="http://schemas.microsoft.com/office/drawing/2016/ink" xmlns:am3d="http://schemas.microsoft.com/office/drawing/2017/model3d" xmlns:o="urn:schemas-microsoft-com:office:office" xmlns:r="http://schemas.openxmlformats.org/officeDocument/2006/relationships" xmlns:m="http://schemas.openxmlformats.org/officeDocument/2006/math" xmlns:v="urn:schemas-microsoft-com:vml" xmlns:wp14="http://schemas.microsoft.com/office/word/2010/wordprocessingDrawing" xmlns:wp="http://schemas.openxmlformats.org/drawingml/2006/wordprocessingDrawing" xmlns:w10="urn:schemas-microsoft-com:office:word" xmlns:w="http://schemas.openxmlformats.org/wordprocessingml/2006/main" xmlns:w14="http://schemas.microsoft.com/office/word/2010/wordml" xmlns:w15="http://schemas.microsoft.com/office/word/2012/wordml" xmlns:w16cex="http://schemas.microsoft.com/office/word/2018/wordml/cex" xmlns:w16cid="http://schemas.microsoft.com/office/word/2016/wordml/cid" xmlns:w16="http://schemas.microsoft.com/office/word/2018/wordml" xmlns:w16sdtdh="http://schemas.microsoft.com/office/word/2020/wordml/sdtdatahash" xmlns:w16se="http://schemas.microsoft.com/office/word/2015/wordml/symex" xmlns:wpg="http://schemas.microsoft.com/office/word/2010/wordprocessingGroup" xmlns:wpi="http://schemas.microsoft.com/office/word/2010/wordprocessingInk" xmlns:wne="http://schemas.microsoft.com/office/word/2006/wordml" xmlns:wps="http://schemas.microsoft.com/office/word/2010/wordprocessingShape" mc:Ignorable="w14 w15 w16se w16cid w16 w16cex w16sdtdh wp14">
   <w:footnote w:type="separator" w:id="-1">
     <w:p>
       <w:pPr>
@@ -24912,7 +24411,7 @@
 </file>
 
 <file path=word/header1.xml><?xml version="1.0" encoding="utf-8"?>
-<w:hdr xmlns:wpc="http://schemas.microsoft.com/office/word/2010/wordprocessingCanvas" xmlns:cx="http://schemas.microsoft.com/office/drawing/2014/chartex" xmlns:cx1="http://schemas.microsoft.com/office/drawing/2015/9/8/chartex" xmlns:cx2="http://schemas.microsoft.com/office/drawing/2015/10/21/chartex" xmlns:cx3="http://schemas.microsoft.com/office/drawing/2016/5/9/chartex" xmlns:cx4="http://schemas.microsoft.com/office/drawing/2016/5/10/chartex" xmlns:cx5="http://schemas.microsoft.com/office/drawing/2016/5/11/chartex" xmlns:cx6="http://schemas.microsoft.com/office/drawing/2016/5/12/chartex" xmlns:cx7="http://schemas.microsoft.com/office/drawing/2016/5/13/chartex" xmlns:cx8="http://schemas.microsoft.com/office/drawing/2016/5/14/chartex" xmlns:mc="http://schemas.openxmlformats.org/markup-compatibility/2006" xmlns:aink="http://schemas.microsoft.com/office/drawing/2016/ink" xmlns:am3d="http://schemas.microsoft.com/office/drawing/2017/model3d" xmlns:o="urn:schemas-microsoft-com:office:office" xmlns:oel="http://schemas.microsoft.com/office/2019/extlst" xmlns:r="http://schemas.openxmlformats.org/officeDocument/2006/relationships" xmlns:m="http://schemas.openxmlformats.org/officeDocument/2006/math" xmlns:v="urn:schemas-microsoft-com:vml" xmlns:wp14="http://schemas.microsoft.com/office/word/2010/wordprocessingDrawing" xmlns:wp="http://schemas.openxmlformats.org/drawingml/2006/wordprocessingDrawing" xmlns:w10="urn:schemas-microsoft-com:office:word" xmlns:w="http://schemas.openxmlformats.org/wordprocessingml/2006/main" xmlns:w14="http://schemas.microsoft.com/office/word/2010/wordml" xmlns:w15="http://schemas.microsoft.com/office/word/2012/wordml" xmlns:w16cex="http://schemas.microsoft.com/office/word/2018/wordml/cex" xmlns:w16cid="http://schemas.microsoft.com/office/word/2016/wordml/cid" xmlns:w16="http://schemas.microsoft.com/office/word/2018/wordml" xmlns:w16du="http://schemas.microsoft.com/office/word/2023/wordml/word16du" xmlns:w16sdtdh="http://schemas.microsoft.com/office/word/2020/wordml/sdtdatahash" xmlns:w16sdtfl="http://schemas.microsoft.com/office/word/2024/wordml/sdtformatlock" xmlns:w16se="http://schemas.microsoft.com/office/word/2015/wordml/symex" xmlns:wpg="http://schemas.microsoft.com/office/word/2010/wordprocessingGroup" xmlns:wpi="http://schemas.microsoft.com/office/word/2010/wordprocessingInk" xmlns:wne="http://schemas.microsoft.com/office/word/2006/wordml" xmlns:wps="http://schemas.microsoft.com/office/word/2010/wordprocessingShape" mc:Ignorable="w14 w15 w16se w16cid w16 w16cex w16sdtdh w16sdtfl w16du wp14">
+<w:hdr xmlns:wpc="http://schemas.microsoft.com/office/word/2010/wordprocessingCanvas" xmlns:cx="http://schemas.microsoft.com/office/drawing/2014/chartex" xmlns:cx1="http://schemas.microsoft.com/office/drawing/2015/9/8/chartex" xmlns:cx2="http://schemas.microsoft.com/office/drawing/2015/10/21/chartex" xmlns:cx3="http://schemas.microsoft.com/office/drawing/2016/5/9/chartex" xmlns:cx4="http://schemas.microsoft.com/office/drawing/2016/5/10/chartex" xmlns:cx5="http://schemas.microsoft.com/office/drawing/2016/5/11/chartex" xmlns:cx6="http://schemas.microsoft.com/office/drawing/2016/5/12/chartex" xmlns:cx7="http://schemas.microsoft.com/office/drawing/2016/5/13/chartex" xmlns:cx8="http://schemas.microsoft.com/office/drawing/2016/5/14/chartex" xmlns:mc="http://schemas.openxmlformats.org/markup-compatibility/2006" xmlns:aink="http://schemas.microsoft.com/office/drawing/2016/ink" xmlns:am3d="http://schemas.microsoft.com/office/drawing/2017/model3d" xmlns:o="urn:schemas-microsoft-com:office:office" xmlns:r="http://schemas.openxmlformats.org/officeDocument/2006/relationships" xmlns:m="http://schemas.openxmlformats.org/officeDocument/2006/math" xmlns:v="urn:schemas-microsoft-com:vml" xmlns:wp14="http://schemas.microsoft.com/office/word/2010/wordprocessingDrawing" xmlns:wp="http://schemas.openxmlformats.org/drawingml/2006/wordprocessingDrawing" xmlns:w10="urn:schemas-microsoft-com:office:word" xmlns:w="http://schemas.openxmlformats.org/wordprocessingml/2006/main" xmlns:w14="http://schemas.microsoft.com/office/word/2010/wordml" xmlns:w15="http://schemas.microsoft.com/office/word/2012/wordml" xmlns:w16cex="http://schemas.microsoft.com/office/word/2018/wordml/cex" xmlns:w16cid="http://schemas.microsoft.com/office/word/2016/wordml/cid" xmlns:w16="http://schemas.microsoft.com/office/word/2018/wordml" xmlns:w16sdtdh="http://schemas.microsoft.com/office/word/2020/wordml/sdtdatahash" xmlns:w16se="http://schemas.microsoft.com/office/word/2015/wordml/symex" xmlns:wpg="http://schemas.microsoft.com/office/word/2010/wordprocessingGroup" xmlns:wpi="http://schemas.microsoft.com/office/word/2010/wordprocessingInk" xmlns:wne="http://schemas.microsoft.com/office/word/2006/wordml" xmlns:wps="http://schemas.microsoft.com/office/word/2010/wordprocessingShape" mc:Ignorable="w14 w15 w16se w16cid w16 w16cex w16sdtdh wp14">
   <w:tbl>
     <w:tblPr>
       <w:tblW w:w="0" w:type="auto"/>
@@ -24982,7 +24481,7 @@
 </file>
 
 <file path=word/header2.xml><?xml version="1.0" encoding="utf-8"?>
-<w:hdr xmlns:wpc="http://schemas.microsoft.com/office/word/2010/wordprocessingCanvas" xmlns:cx="http://schemas.microsoft.com/office/drawing/2014/chartex" xmlns:cx1="http://schemas.microsoft.com/office/drawing/2015/9/8/chartex" xmlns:cx2="http://schemas.microsoft.com/office/drawing/2015/10/21/chartex" xmlns:cx3="http://schemas.microsoft.com/office/drawing/2016/5/9/chartex" xmlns:cx4="http://schemas.microsoft.com/office/drawing/2016/5/10/chartex" xmlns:cx5="http://schemas.microsoft.com/office/drawing/2016/5/11/chartex" xmlns:cx6="http://schemas.microsoft.com/office/drawing/2016/5/12/chartex" xmlns:cx7="http://schemas.microsoft.com/office/drawing/2016/5/13/chartex" xmlns:cx8="http://schemas.microsoft.com/office/drawing/2016/5/14/chartex" xmlns:mc="http://schemas.openxmlformats.org/markup-compatibility/2006" xmlns:aink="http://schemas.microsoft.com/office/drawing/2016/ink" xmlns:am3d="http://schemas.microsoft.com/office/drawing/2017/model3d" xmlns:o="urn:schemas-microsoft-com:office:office" xmlns:oel="http://schemas.microsoft.com/office/2019/extlst" xmlns:r="http://schemas.openxmlformats.org/officeDocument/2006/relationships" xmlns:m="http://schemas.openxmlformats.org/officeDocument/2006/math" xmlns:v="urn:schemas-microsoft-com:vml" xmlns:wp14="http://schemas.microsoft.com/office/word/2010/wordprocessingDrawing" xmlns:wp="http://schemas.openxmlformats.org/drawingml/2006/wordprocessingDrawing" xmlns:w10="urn:schemas-microsoft-com:office:word" xmlns:w="http://schemas.openxmlformats.org/wordprocessingml/2006/main" xmlns:w14="http://schemas.microsoft.com/office/word/2010/wordml" xmlns:w15="http://schemas.microsoft.com/office/word/2012/wordml" xmlns:w16cex="http://schemas.microsoft.com/office/word/2018/wordml/cex" xmlns:w16cid="http://schemas.microsoft.com/office/word/2016/wordml/cid" xmlns:w16="http://schemas.microsoft.com/office/word/2018/wordml" xmlns:w16du="http://schemas.microsoft.com/office/word/2023/wordml/word16du" xmlns:w16sdtdh="http://schemas.microsoft.com/office/word/2020/wordml/sdtdatahash" xmlns:w16sdtfl="http://schemas.microsoft.com/office/word/2024/wordml/sdtformatlock" xmlns:w16se="http://schemas.microsoft.com/office/word/2015/wordml/symex" xmlns:wpg="http://schemas.microsoft.com/office/word/2010/wordprocessingGroup" xmlns:wpi="http://schemas.microsoft.com/office/word/2010/wordprocessingInk" xmlns:wne="http://schemas.microsoft.com/office/word/2006/wordml" xmlns:wps="http://schemas.microsoft.com/office/word/2010/wordprocessingShape" mc:Ignorable="w14 w15 w16se w16cid w16 w16cex w16sdtdh w16sdtfl w16du wp14">
+<w:hdr xmlns:wpc="http://schemas.microsoft.com/office/word/2010/wordprocessingCanvas" xmlns:cx="http://schemas.microsoft.com/office/drawing/2014/chartex" xmlns:cx1="http://schemas.microsoft.com/office/drawing/2015/9/8/chartex" xmlns:cx2="http://schemas.microsoft.com/office/drawing/2015/10/21/chartex" xmlns:cx3="http://schemas.microsoft.com/office/drawing/2016/5/9/chartex" xmlns:cx4="http://schemas.microsoft.com/office/drawing/2016/5/10/chartex" xmlns:cx5="http://schemas.microsoft.com/office/drawing/2016/5/11/chartex" xmlns:cx6="http://schemas.microsoft.com/office/drawing/2016/5/12/chartex" xmlns:cx7="http://schemas.microsoft.com/office/drawing/2016/5/13/chartex" xmlns:cx8="http://schemas.microsoft.com/office/drawing/2016/5/14/chartex" xmlns:mc="http://schemas.openxmlformats.org/markup-compatibility/2006" xmlns:aink="http://schemas.microsoft.com/office/drawing/2016/ink" xmlns:am3d="http://schemas.microsoft.com/office/drawing/2017/model3d" xmlns:o="urn:schemas-microsoft-com:office:office" xmlns:r="http://schemas.openxmlformats.org/officeDocument/2006/relationships" xmlns:m="http://schemas.openxmlformats.org/officeDocument/2006/math" xmlns:v="urn:schemas-microsoft-com:vml" xmlns:wp14="http://schemas.microsoft.com/office/word/2010/wordprocessingDrawing" xmlns:wp="http://schemas.openxmlformats.org/drawingml/2006/wordprocessingDrawing" xmlns:w10="urn:schemas-microsoft-com:office:word" xmlns:w="http://schemas.openxmlformats.org/wordprocessingml/2006/main" xmlns:w14="http://schemas.microsoft.com/office/word/2010/wordml" xmlns:w15="http://schemas.microsoft.com/office/word/2012/wordml" xmlns:w16cex="http://schemas.microsoft.com/office/word/2018/wordml/cex" xmlns:w16cid="http://schemas.microsoft.com/office/word/2016/wordml/cid" xmlns:w16="http://schemas.microsoft.com/office/word/2018/wordml" xmlns:w16sdtdh="http://schemas.microsoft.com/office/word/2020/wordml/sdtdatahash" xmlns:w16se="http://schemas.microsoft.com/office/word/2015/wordml/symex" xmlns:wpg="http://schemas.microsoft.com/office/word/2010/wordprocessingGroup" xmlns:wpi="http://schemas.microsoft.com/office/word/2010/wordprocessingInk" xmlns:wne="http://schemas.microsoft.com/office/word/2006/wordml" xmlns:wps="http://schemas.microsoft.com/office/word/2010/wordprocessingShape" mc:Ignorable="w14 w15 w16se w16cid w16 w16cex w16sdtdh wp14">
   <w:tbl>
     <w:tblPr>
       <w:tblW w:w="0" w:type="auto"/>
@@ -25043,7 +24542,7 @@
 </file>
 
 <file path=word/numbering.xml><?xml version="1.0" encoding="utf-8"?>
-<w:numbering xmlns:wpc="http://schemas.microsoft.com/office/word/2010/wordprocessingCanvas" xmlns:cx="http://schemas.microsoft.com/office/drawing/2014/chartex" xmlns:cx1="http://schemas.microsoft.com/office/drawing/2015/9/8/chartex" xmlns:cx2="http://schemas.microsoft.com/office/drawing/2015/10/21/chartex" xmlns:cx3="http://schemas.microsoft.com/office/drawing/2016/5/9/chartex" xmlns:cx4="http://schemas.microsoft.com/office/drawing/2016/5/10/chartex" xmlns:cx5="http://schemas.microsoft.com/office/drawing/2016/5/11/chartex" xmlns:cx6="http://schemas.microsoft.com/office/drawing/2016/5/12/chartex" xmlns:cx7="http://schemas.microsoft.com/office/drawing/2016/5/13/chartex" xmlns:cx8="http://schemas.microsoft.com/office/drawing/2016/5/14/chartex" xmlns:mc="http://schemas.openxmlformats.org/markup-compatibility/2006" xmlns:aink="http://schemas.microsoft.com/office/drawing/2016/ink" xmlns:am3d="http://schemas.microsoft.com/office/drawing/2017/model3d" xmlns:o="urn:schemas-microsoft-com:office:office" xmlns:oel="http://schemas.microsoft.com/office/2019/extlst" xmlns:r="http://schemas.openxmlformats.org/officeDocument/2006/relationships" xmlns:m="http://schemas.openxmlformats.org/officeDocument/2006/math" xmlns:v="urn:schemas-microsoft-com:vml" xmlns:wp14="http://schemas.microsoft.com/office/word/2010/wordprocessingDrawing" xmlns:wp="http://schemas.openxmlformats.org/drawingml/2006/wordprocessingDrawing" xmlns:w10="urn:schemas-microsoft-com:office:word" xmlns:w="http://schemas.openxmlformats.org/wordprocessingml/2006/main" xmlns:w14="http://schemas.microsoft.com/office/word/2010/wordml" xmlns:w15="http://schemas.microsoft.com/office/word/2012/wordml" xmlns:w16cex="http://schemas.microsoft.com/office/word/2018/wordml/cex" xmlns:w16cid="http://schemas.microsoft.com/office/word/2016/wordml/cid" xmlns:w16="http://schemas.microsoft.com/office/word/2018/wordml" xmlns:w16du="http://schemas.microsoft.com/office/word/2023/wordml/word16du" xmlns:w16sdtdh="http://schemas.microsoft.com/office/word/2020/wordml/sdtdatahash" xmlns:w16sdtfl="http://schemas.microsoft.com/office/word/2024/wordml/sdtformatlock" xmlns:w16se="http://schemas.microsoft.com/office/word/2015/wordml/symex" xmlns:wpg="http://schemas.microsoft.com/office/word/2010/wordprocessingGroup" xmlns:wpi="http://schemas.microsoft.com/office/word/2010/wordprocessingInk" xmlns:wne="http://schemas.microsoft.com/office/word/2006/wordml" xmlns:wps="http://schemas.microsoft.com/office/word/2010/wordprocessingShape" mc:Ignorable="w14 w15 w16se w16cid w16 w16cex w16sdtdh w16sdtfl w16du wp14">
+<w:numbering xmlns:wpc="http://schemas.microsoft.com/office/word/2010/wordprocessingCanvas" xmlns:cx="http://schemas.microsoft.com/office/drawing/2014/chartex" xmlns:cx1="http://schemas.microsoft.com/office/drawing/2015/9/8/chartex" xmlns:cx2="http://schemas.microsoft.com/office/drawing/2015/10/21/chartex" xmlns:cx3="http://schemas.microsoft.com/office/drawing/2016/5/9/chartex" xmlns:cx4="http://schemas.microsoft.com/office/drawing/2016/5/10/chartex" xmlns:cx5="http://schemas.microsoft.com/office/drawing/2016/5/11/chartex" xmlns:cx6="http://schemas.microsoft.com/office/drawing/2016/5/12/chartex" xmlns:cx7="http://schemas.microsoft.com/office/drawing/2016/5/13/chartex" xmlns:cx8="http://schemas.microsoft.com/office/drawing/2016/5/14/chartex" xmlns:mc="http://schemas.openxmlformats.org/markup-compatibility/2006" xmlns:aink="http://schemas.microsoft.com/office/drawing/2016/ink" xmlns:am3d="http://schemas.microsoft.com/office/drawing/2017/model3d" xmlns:o="urn:schemas-microsoft-com:office:office" xmlns:r="http://schemas.openxmlformats.org/officeDocument/2006/relationships" xmlns:m="http://schemas.openxmlformats.org/officeDocument/2006/math" xmlns:v="urn:schemas-microsoft-com:vml" xmlns:wp14="http://schemas.microsoft.com/office/word/2010/wordprocessingDrawing" xmlns:wp="http://schemas.openxmlformats.org/drawingml/2006/wordprocessingDrawing" xmlns:w10="urn:schemas-microsoft-com:office:word" xmlns:w="http://schemas.openxmlformats.org/wordprocessingml/2006/main" xmlns:w14="http://schemas.microsoft.com/office/word/2010/wordml" xmlns:w15="http://schemas.microsoft.com/office/word/2012/wordml" xmlns:w16cex="http://schemas.microsoft.com/office/word/2018/wordml/cex" xmlns:w16cid="http://schemas.microsoft.com/office/word/2016/wordml/cid" xmlns:w16="http://schemas.microsoft.com/office/word/2018/wordml" xmlns:w16sdtdh="http://schemas.microsoft.com/office/word/2020/wordml/sdtdatahash" xmlns:w16se="http://schemas.microsoft.com/office/word/2015/wordml/symex" xmlns:wpg="http://schemas.microsoft.com/office/word/2010/wordprocessingGroup" xmlns:wpi="http://schemas.microsoft.com/office/word/2010/wordprocessingInk" xmlns:wne="http://schemas.microsoft.com/office/word/2006/wordml" xmlns:wps="http://schemas.microsoft.com/office/word/2010/wordprocessingShape" mc:Ignorable="w14 w15 w16se w16cid w16 w16cex w16sdtdh wp14">
   <w:abstractNum w:abstractNumId="0" w15:restartNumberingAfterBreak="0">
     <w:nsid w:val="20382983"/>
     <w:multiLevelType w:val="hybridMultilevel"/>
@@ -25722,29 +25221,29 @@
       </w:rPr>
     </w:lvl>
   </w:abstractNum>
-  <w:num w:numId="1" w16cid:durableId="1715042006">
+  <w:num w:numId="1">
     <w:abstractNumId w:val="2"/>
   </w:num>
-  <w:num w:numId="2" w16cid:durableId="2103640344">
+  <w:num w:numId="2">
     <w:abstractNumId w:val="1"/>
   </w:num>
-  <w:num w:numId="3" w16cid:durableId="308480323">
+  <w:num w:numId="3">
     <w:abstractNumId w:val="4"/>
   </w:num>
-  <w:num w:numId="4" w16cid:durableId="1871138652">
+  <w:num w:numId="4">
     <w:abstractNumId w:val="3"/>
   </w:num>
-  <w:num w:numId="5" w16cid:durableId="704209039">
+  <w:num w:numId="5">
     <w:abstractNumId w:val="0"/>
   </w:num>
-  <w:num w:numId="6" w16cid:durableId="315115577">
+  <w:num w:numId="6">
     <w:abstractNumId w:val="5"/>
   </w:num>
 </w:numbering>
 </file>
 
 <file path=word/styles.xml><?xml version="1.0" encoding="utf-8"?>
-<w:styles xmlns:mc="http://schemas.openxmlformats.org/markup-compatibility/2006" xmlns:r="http://schemas.openxmlformats.org/officeDocument/2006/relationships" xmlns:w="http://schemas.openxmlformats.org/wordprocessingml/2006/main" xmlns:w14="http://schemas.microsoft.com/office/word/2010/wordml" xmlns:w15="http://schemas.microsoft.com/office/word/2012/wordml" xmlns:w16cex="http://schemas.microsoft.com/office/word/2018/wordml/cex" xmlns:w16cid="http://schemas.microsoft.com/office/word/2016/wordml/cid" xmlns:w16="http://schemas.microsoft.com/office/word/2018/wordml" xmlns:w16du="http://schemas.microsoft.com/office/word/2023/wordml/word16du" xmlns:w16sdtdh="http://schemas.microsoft.com/office/word/2020/wordml/sdtdatahash" xmlns:w16sdtfl="http://schemas.microsoft.com/office/word/2024/wordml/sdtformatlock" xmlns:w16se="http://schemas.microsoft.com/office/word/2015/wordml/symex" mc:Ignorable="w14 w15 w16se w16cid w16 w16cex w16sdtdh w16sdtfl w16du">
+<w:styles xmlns:mc="http://schemas.openxmlformats.org/markup-compatibility/2006" xmlns:r="http://schemas.openxmlformats.org/officeDocument/2006/relationships" xmlns:w="http://schemas.openxmlformats.org/wordprocessingml/2006/main" xmlns:w14="http://schemas.microsoft.com/office/word/2010/wordml" xmlns:w15="http://schemas.microsoft.com/office/word/2012/wordml" xmlns:w16cex="http://schemas.microsoft.com/office/word/2018/wordml/cex" xmlns:w16cid="http://schemas.microsoft.com/office/word/2016/wordml/cid" xmlns:w16="http://schemas.microsoft.com/office/word/2018/wordml" xmlns:w16sdtdh="http://schemas.microsoft.com/office/word/2020/wordml/sdtdatahash" xmlns:w16se="http://schemas.microsoft.com/office/word/2015/wordml/symex" mc:Ignorable="w14 w15 w16se w16cid w16 w16cex w16sdtdh">
   <w:docDefaults>
     <w:rPrDefault>
       <w:rPr>
@@ -26246,6 +25745,7 @@
   <w:style w:type="character" w:default="1" w:styleId="Bekezdsalapbettpusa">
     <w:name w:val="Default Paragraph Font"/>
     <w:uiPriority w:val="1"/>
+    <w:semiHidden/>
     <w:unhideWhenUsed/>
   </w:style>
   <w:style w:type="table" w:default="1" w:styleId="Normltblzat">
